--- a/IO_BOARD/docs/csv_test_profile_and_result_format.docx
+++ b/IO_BOARD/docs/csv_test_profile_and_result_format.docx
@@ -1,10 +1,10 @@
 
 <file path=word/document.xml><?xml version="1.0" encoding="utf-8"?>
-<w:document xmlns:w="http://schemas.openxmlformats.org/wordprocessingml/2006/main" xmlns:r="http://schemas.openxmlformats.org/officeDocument/2006/relationships">
+<w:document xmlns:wpc="http://schemas.microsoft.com/office/word/2010/wordprocessingCanvas" xmlns:mc="http://schemas.openxmlformats.org/markup-compatibility/2006" xmlns:o="urn:schemas-microsoft-com:office:office" xmlns:r="http://schemas.openxmlformats.org/officeDocument/2006/relationships" xmlns:m="http://schemas.openxmlformats.org/officeDocument/2006/math" xmlns:v="urn:schemas-microsoft-com:vml" xmlns:wp14="http://schemas.microsoft.com/office/word/2010/wordprocessingDrawing" xmlns:wp="http://schemas.openxmlformats.org/drawingml/2006/wordprocessingDrawing" xmlns:w="http://schemas.openxmlformats.org/wordprocessingml/2006/main" xmlns:w14="http://schemas.microsoft.com/office/word/2010/wordml" xmlns:w10="urn:schemas-microsoft-com:office:word" xmlns:w15="http://schemas.microsoft.com/office/word/2012/wordml" xmlns:wpg="http://schemas.microsoft.com/office/word/2010/wordprocessingGroup" xmlns:wpi="http://schemas.microsoft.com/office/word/2010/wordprocessingInk" xmlns:wne="http://schemas.microsoft.com/office/word/2006/wordml" xmlns:wps="http://schemas.microsoft.com/office/word/2010/wordprocessingShape" xmlns:wpsCustomData="http://www.wps.cn/officeDocument/2013/wpsCustomData" mc:Ignorable="w14 w15 wp14">
   <w:body>
     <w:p>
       <w:pPr>
-        <w:pStyle w:val="Title"/>
+        <w:pStyle w:val="4"/>
       </w:pPr>
       <w:r>
         <w:t>CSV 测试规划与结果记录格式说明</w:t>
@@ -45,7 +45,7 @@
     <w:p/>
     <w:p>
       <w:pPr>
-        <w:pStyle w:val="Heading2"/>
+        <w:pStyle w:val="2"/>
       </w:pPr>
       <w:r>
         <w:t>设计目标</w:t>
@@ -54,9 +54,24 @@
     <w:p/>
     <w:tbl>
       <w:tblPr>
-        <w:tblStyle w:val="TableGrid"/>
+        <w:tblStyle w:val="6"/>
         <w:tblW w:w="0" w:type="auto"/>
-        <w:tblLook w:val="04A0" w:firstRow="1" w:lastRow="0" w:firstColumn="1" w:lastColumn="0" w:noHBand="0" w:noVBand="1"/>
+        <w:tblInd w:w="0" w:type="dxa"/>
+        <w:tblBorders>
+          <w:top w:val="single" w:color="BFBFBF" w:sz="4" w:space="0"/>
+          <w:left w:val="single" w:color="BFBFBF" w:sz="4" w:space="0"/>
+          <w:bottom w:val="single" w:color="BFBFBF" w:sz="4" w:space="0"/>
+          <w:right w:val="single" w:color="BFBFBF" w:sz="4" w:space="0"/>
+          <w:insideH w:val="single" w:color="BFBFBF" w:sz="4" w:space="0"/>
+          <w:insideV w:val="single" w:color="BFBFBF" w:sz="4" w:space="0"/>
+        </w:tblBorders>
+        <w:tblLayout w:type="autofit"/>
+        <w:tblCellMar>
+          <w:top w:w="0" w:type="dxa"/>
+          <w:left w:w="108" w:type="dxa"/>
+          <w:bottom w:w="0" w:type="dxa"/>
+          <w:right w:w="108" w:type="dxa"/>
+        </w:tblCellMar>
       </w:tblPr>
       <w:tblGrid>
         <w:gridCol w:w="4500"/>
@@ -66,7 +81,13 @@
         <w:tc>
           <w:tcPr>
             <w:tcW w:w="4500" w:type="dxa"/>
-            <w:shd w:fill="D9EAF7"/>
+            <w:shd w:val="clear" w:color="auto" w:fill="D9EAF7"/>
+            <w:tcMar>
+              <w:top w:w="80" w:type="dxa"/>
+              <w:left w:w="80" w:type="dxa"/>
+              <w:bottom w:w="80" w:type="dxa"/>
+              <w:right w:w="80" w:type="dxa"/>
+            </w:tcMar>
           </w:tcPr>
           <w:p>
             <w:r>
@@ -77,7 +98,13 @@
         <w:tc>
           <w:tcPr>
             <w:tcW w:w="4500" w:type="dxa"/>
-            <w:shd w:fill="D9EAF7"/>
+            <w:shd w:val="clear" w:color="auto" w:fill="D9EAF7"/>
+            <w:tcMar>
+              <w:top w:w="80" w:type="dxa"/>
+              <w:left w:w="80" w:type="dxa"/>
+              <w:bottom w:w="80" w:type="dxa"/>
+              <w:right w:w="80" w:type="dxa"/>
+            </w:tcMar>
           </w:tcPr>
           <w:p>
             <w:r>
@@ -90,6 +117,12 @@
         <w:tc>
           <w:tcPr>
             <w:tcW w:w="4500" w:type="dxa"/>
+            <w:tcMar>
+              <w:top w:w="80" w:type="dxa"/>
+              <w:left w:w="80" w:type="dxa"/>
+              <w:bottom w:w="80" w:type="dxa"/>
+              <w:right w:w="80" w:type="dxa"/>
+            </w:tcMar>
           </w:tcPr>
           <w:p>
             <w:r>
@@ -100,6 +133,12 @@
         <w:tc>
           <w:tcPr>
             <w:tcW w:w="4500" w:type="dxa"/>
+            <w:tcMar>
+              <w:top w:w="80" w:type="dxa"/>
+              <w:left w:w="80" w:type="dxa"/>
+              <w:bottom w:w="80" w:type="dxa"/>
+              <w:right w:w="80" w:type="dxa"/>
+            </w:tcMar>
           </w:tcPr>
           <w:p>
             <w:r>
@@ -112,6 +151,12 @@
         <w:tc>
           <w:tcPr>
             <w:tcW w:w="4500" w:type="dxa"/>
+            <w:tcMar>
+              <w:top w:w="80" w:type="dxa"/>
+              <w:left w:w="80" w:type="dxa"/>
+              <w:bottom w:w="80" w:type="dxa"/>
+              <w:right w:w="80" w:type="dxa"/>
+            </w:tcMar>
           </w:tcPr>
           <w:p>
             <w:r>
@@ -122,6 +167,12 @@
         <w:tc>
           <w:tcPr>
             <w:tcW w:w="4500" w:type="dxa"/>
+            <w:tcMar>
+              <w:top w:w="80" w:type="dxa"/>
+              <w:left w:w="80" w:type="dxa"/>
+              <w:bottom w:w="80" w:type="dxa"/>
+              <w:right w:w="80" w:type="dxa"/>
+            </w:tcMar>
           </w:tcPr>
           <w:p>
             <w:r>
@@ -134,6 +185,12 @@
         <w:tc>
           <w:tcPr>
             <w:tcW w:w="4500" w:type="dxa"/>
+            <w:tcMar>
+              <w:top w:w="80" w:type="dxa"/>
+              <w:left w:w="80" w:type="dxa"/>
+              <w:bottom w:w="80" w:type="dxa"/>
+              <w:right w:w="80" w:type="dxa"/>
+            </w:tcMar>
           </w:tcPr>
           <w:p>
             <w:r>
@@ -144,6 +201,12 @@
         <w:tc>
           <w:tcPr>
             <w:tcW w:w="4500" w:type="dxa"/>
+            <w:tcMar>
+              <w:top w:w="80" w:type="dxa"/>
+              <w:left w:w="80" w:type="dxa"/>
+              <w:bottom w:w="80" w:type="dxa"/>
+              <w:right w:w="80" w:type="dxa"/>
+            </w:tcMar>
           </w:tcPr>
           <w:p>
             <w:r>
@@ -156,6 +219,12 @@
         <w:tc>
           <w:tcPr>
             <w:tcW w:w="4500" w:type="dxa"/>
+            <w:tcMar>
+              <w:top w:w="80" w:type="dxa"/>
+              <w:left w:w="80" w:type="dxa"/>
+              <w:bottom w:w="80" w:type="dxa"/>
+              <w:right w:w="80" w:type="dxa"/>
+            </w:tcMar>
           </w:tcPr>
           <w:p>
             <w:r>
@@ -166,6 +235,12 @@
         <w:tc>
           <w:tcPr>
             <w:tcW w:w="4500" w:type="dxa"/>
+            <w:tcMar>
+              <w:top w:w="80" w:type="dxa"/>
+              <w:left w:w="80" w:type="dxa"/>
+              <w:bottom w:w="80" w:type="dxa"/>
+              <w:right w:w="80" w:type="dxa"/>
+            </w:tcMar>
           </w:tcPr>
           <w:p>
             <w:r>
@@ -178,6 +253,12 @@
         <w:tc>
           <w:tcPr>
             <w:tcW w:w="4500" w:type="dxa"/>
+            <w:tcMar>
+              <w:top w:w="80" w:type="dxa"/>
+              <w:left w:w="80" w:type="dxa"/>
+              <w:bottom w:w="80" w:type="dxa"/>
+              <w:right w:w="80" w:type="dxa"/>
+            </w:tcMar>
           </w:tcPr>
           <w:p>
             <w:r>
@@ -188,6 +269,12 @@
         <w:tc>
           <w:tcPr>
             <w:tcW w:w="4500" w:type="dxa"/>
+            <w:tcMar>
+              <w:top w:w="80" w:type="dxa"/>
+              <w:left w:w="80" w:type="dxa"/>
+              <w:bottom w:w="80" w:type="dxa"/>
+              <w:right w:w="80" w:type="dxa"/>
+            </w:tcMar>
           </w:tcPr>
           <w:p>
             <w:r>
@@ -200,7 +287,7 @@
     <w:p/>
     <w:p>
       <w:pPr>
-        <w:pStyle w:val="Heading2"/>
+        <w:pStyle w:val="2"/>
       </w:pPr>
       <w:r>
         <w:t>文件基本要求</w:t>
@@ -209,9 +296,24 @@
     <w:p/>
     <w:tbl>
       <w:tblPr>
-        <w:tblStyle w:val="TableGrid"/>
+        <w:tblStyle w:val="6"/>
         <w:tblW w:w="0" w:type="auto"/>
-        <w:tblLook w:val="04A0" w:firstRow="1" w:lastRow="0" w:firstColumn="1" w:lastColumn="0" w:noHBand="0" w:noVBand="1"/>
+        <w:tblInd w:w="0" w:type="dxa"/>
+        <w:tblBorders>
+          <w:top w:val="single" w:color="BFBFBF" w:sz="4" w:space="0"/>
+          <w:left w:val="single" w:color="BFBFBF" w:sz="4" w:space="0"/>
+          <w:bottom w:val="single" w:color="BFBFBF" w:sz="4" w:space="0"/>
+          <w:right w:val="single" w:color="BFBFBF" w:sz="4" w:space="0"/>
+          <w:insideH w:val="single" w:color="BFBFBF" w:sz="4" w:space="0"/>
+          <w:insideV w:val="single" w:color="BFBFBF" w:sz="4" w:space="0"/>
+        </w:tblBorders>
+        <w:tblLayout w:type="autofit"/>
+        <w:tblCellMar>
+          <w:top w:w="0" w:type="dxa"/>
+          <w:left w:w="108" w:type="dxa"/>
+          <w:bottom w:w="0" w:type="dxa"/>
+          <w:right w:w="108" w:type="dxa"/>
+        </w:tblCellMar>
       </w:tblPr>
       <w:tblGrid>
         <w:gridCol w:w="4500"/>
@@ -221,7 +323,13 @@
         <w:tc>
           <w:tcPr>
             <w:tcW w:w="4500" w:type="dxa"/>
-            <w:shd w:fill="D9EAF7"/>
+            <w:shd w:val="clear" w:color="auto" w:fill="D9EAF7"/>
+            <w:tcMar>
+              <w:top w:w="80" w:type="dxa"/>
+              <w:left w:w="80" w:type="dxa"/>
+              <w:bottom w:w="80" w:type="dxa"/>
+              <w:right w:w="80" w:type="dxa"/>
+            </w:tcMar>
           </w:tcPr>
           <w:p>
             <w:r>
@@ -232,7 +340,13 @@
         <w:tc>
           <w:tcPr>
             <w:tcW w:w="4500" w:type="dxa"/>
-            <w:shd w:fill="D9EAF7"/>
+            <w:shd w:val="clear" w:color="auto" w:fill="D9EAF7"/>
+            <w:tcMar>
+              <w:top w:w="80" w:type="dxa"/>
+              <w:left w:w="80" w:type="dxa"/>
+              <w:bottom w:w="80" w:type="dxa"/>
+              <w:right w:w="80" w:type="dxa"/>
+            </w:tcMar>
           </w:tcPr>
           <w:p>
             <w:r>
@@ -245,6 +359,12 @@
         <w:tc>
           <w:tcPr>
             <w:tcW w:w="4500" w:type="dxa"/>
+            <w:tcMar>
+              <w:top w:w="80" w:type="dxa"/>
+              <w:left w:w="80" w:type="dxa"/>
+              <w:bottom w:w="80" w:type="dxa"/>
+              <w:right w:w="80" w:type="dxa"/>
+            </w:tcMar>
           </w:tcPr>
           <w:p>
             <w:r>
@@ -255,6 +375,12 @@
         <w:tc>
           <w:tcPr>
             <w:tcW w:w="4500" w:type="dxa"/>
+            <w:tcMar>
+              <w:top w:w="80" w:type="dxa"/>
+              <w:left w:w="80" w:type="dxa"/>
+              <w:bottom w:w="80" w:type="dxa"/>
+              <w:right w:w="80" w:type="dxa"/>
+            </w:tcMar>
           </w:tcPr>
           <w:p>
             <w:r>
@@ -271,6 +397,12 @@
         <w:tc>
           <w:tcPr>
             <w:tcW w:w="4500" w:type="dxa"/>
+            <w:tcMar>
+              <w:top w:w="80" w:type="dxa"/>
+              <w:left w:w="80" w:type="dxa"/>
+              <w:bottom w:w="80" w:type="dxa"/>
+              <w:right w:w="80" w:type="dxa"/>
+            </w:tcMar>
           </w:tcPr>
           <w:p>
             <w:r>
@@ -281,6 +413,12 @@
         <w:tc>
           <w:tcPr>
             <w:tcW w:w="4500" w:type="dxa"/>
+            <w:tcMar>
+              <w:top w:w="80" w:type="dxa"/>
+              <w:left w:w="80" w:type="dxa"/>
+              <w:bottom w:w="80" w:type="dxa"/>
+              <w:right w:w="80" w:type="dxa"/>
+            </w:tcMar>
           </w:tcPr>
           <w:p>
             <w:r>
@@ -300,6 +438,12 @@
         <w:tc>
           <w:tcPr>
             <w:tcW w:w="4500" w:type="dxa"/>
+            <w:tcMar>
+              <w:top w:w="80" w:type="dxa"/>
+              <w:left w:w="80" w:type="dxa"/>
+              <w:bottom w:w="80" w:type="dxa"/>
+              <w:right w:w="80" w:type="dxa"/>
+            </w:tcMar>
           </w:tcPr>
           <w:p>
             <w:r>
@@ -310,6 +454,12 @@
         <w:tc>
           <w:tcPr>
             <w:tcW w:w="4500" w:type="dxa"/>
+            <w:tcMar>
+              <w:top w:w="80" w:type="dxa"/>
+              <w:left w:w="80" w:type="dxa"/>
+              <w:bottom w:w="80" w:type="dxa"/>
+              <w:right w:w="80" w:type="dxa"/>
+            </w:tcMar>
           </w:tcPr>
           <w:p>
             <w:r>
@@ -346,6 +496,12 @@
         <w:tc>
           <w:tcPr>
             <w:tcW w:w="4500" w:type="dxa"/>
+            <w:tcMar>
+              <w:top w:w="80" w:type="dxa"/>
+              <w:left w:w="80" w:type="dxa"/>
+              <w:bottom w:w="80" w:type="dxa"/>
+              <w:right w:w="80" w:type="dxa"/>
+            </w:tcMar>
           </w:tcPr>
           <w:p>
             <w:r>
@@ -356,6 +512,12 @@
         <w:tc>
           <w:tcPr>
             <w:tcW w:w="4500" w:type="dxa"/>
+            <w:tcMar>
+              <w:top w:w="80" w:type="dxa"/>
+              <w:left w:w="80" w:type="dxa"/>
+              <w:bottom w:w="80" w:type="dxa"/>
+              <w:right w:w="80" w:type="dxa"/>
+            </w:tcMar>
           </w:tcPr>
           <w:p>
             <w:r>
@@ -375,6 +537,12 @@
         <w:tc>
           <w:tcPr>
             <w:tcW w:w="4500" w:type="dxa"/>
+            <w:tcMar>
+              <w:top w:w="80" w:type="dxa"/>
+              <w:left w:w="80" w:type="dxa"/>
+              <w:bottom w:w="80" w:type="dxa"/>
+              <w:right w:w="80" w:type="dxa"/>
+            </w:tcMar>
           </w:tcPr>
           <w:p>
             <w:r>
@@ -385,6 +553,12 @@
         <w:tc>
           <w:tcPr>
             <w:tcW w:w="4500" w:type="dxa"/>
+            <w:tcMar>
+              <w:top w:w="80" w:type="dxa"/>
+              <w:left w:w="80" w:type="dxa"/>
+              <w:bottom w:w="80" w:type="dxa"/>
+              <w:right w:w="80" w:type="dxa"/>
+            </w:tcMar>
           </w:tcPr>
           <w:p>
             <w:r>
@@ -397,6 +571,12 @@
         <w:tc>
           <w:tcPr>
             <w:tcW w:w="4500" w:type="dxa"/>
+            <w:tcMar>
+              <w:top w:w="80" w:type="dxa"/>
+              <w:left w:w="80" w:type="dxa"/>
+              <w:bottom w:w="80" w:type="dxa"/>
+              <w:right w:w="80" w:type="dxa"/>
+            </w:tcMar>
           </w:tcPr>
           <w:p>
             <w:r>
@@ -407,6 +587,12 @@
         <w:tc>
           <w:tcPr>
             <w:tcW w:w="4500" w:type="dxa"/>
+            <w:tcMar>
+              <w:top w:w="80" w:type="dxa"/>
+              <w:left w:w="80" w:type="dxa"/>
+              <w:bottom w:w="80" w:type="dxa"/>
+              <w:right w:w="80" w:type="dxa"/>
+            </w:tcMar>
           </w:tcPr>
           <w:p>
             <w:r>
@@ -419,6 +605,12 @@
         <w:tc>
           <w:tcPr>
             <w:tcW w:w="4500" w:type="dxa"/>
+            <w:tcMar>
+              <w:top w:w="80" w:type="dxa"/>
+              <w:left w:w="80" w:type="dxa"/>
+              <w:bottom w:w="80" w:type="dxa"/>
+              <w:right w:w="80" w:type="dxa"/>
+            </w:tcMar>
           </w:tcPr>
           <w:p>
             <w:r>
@@ -429,6 +621,12 @@
         <w:tc>
           <w:tcPr>
             <w:tcW w:w="4500" w:type="dxa"/>
+            <w:tcMar>
+              <w:top w:w="80" w:type="dxa"/>
+              <w:left w:w="80" w:type="dxa"/>
+              <w:bottom w:w="80" w:type="dxa"/>
+              <w:right w:w="80" w:type="dxa"/>
+            </w:tcMar>
           </w:tcPr>
           <w:p>
             <w:r>
@@ -448,6 +646,12 @@
         <w:tc>
           <w:tcPr>
             <w:tcW w:w="4500" w:type="dxa"/>
+            <w:tcMar>
+              <w:top w:w="80" w:type="dxa"/>
+              <w:left w:w="80" w:type="dxa"/>
+              <w:bottom w:w="80" w:type="dxa"/>
+              <w:right w:w="80" w:type="dxa"/>
+            </w:tcMar>
           </w:tcPr>
           <w:p>
             <w:r>
@@ -458,6 +662,12 @@
         <w:tc>
           <w:tcPr>
             <w:tcW w:w="4500" w:type="dxa"/>
+            <w:tcMar>
+              <w:top w:w="80" w:type="dxa"/>
+              <w:left w:w="80" w:type="dxa"/>
+              <w:bottom w:w="80" w:type="dxa"/>
+              <w:right w:w="80" w:type="dxa"/>
+            </w:tcMar>
           </w:tcPr>
           <w:p>
             <w:r>
@@ -507,6 +717,12 @@
         <w:tc>
           <w:tcPr>
             <w:tcW w:w="4500" w:type="dxa"/>
+            <w:tcMar>
+              <w:top w:w="80" w:type="dxa"/>
+              <w:left w:w="80" w:type="dxa"/>
+              <w:bottom w:w="80" w:type="dxa"/>
+              <w:right w:w="80" w:type="dxa"/>
+            </w:tcMar>
           </w:tcPr>
           <w:p>
             <w:r>
@@ -517,6 +733,12 @@
         <w:tc>
           <w:tcPr>
             <w:tcW w:w="4500" w:type="dxa"/>
+            <w:tcMar>
+              <w:top w:w="80" w:type="dxa"/>
+              <w:left w:w="80" w:type="dxa"/>
+              <w:bottom w:w="80" w:type="dxa"/>
+              <w:right w:w="80" w:type="dxa"/>
+            </w:tcMar>
           </w:tcPr>
           <w:p>
             <w:r>
@@ -536,7 +758,7 @@
     <w:p/>
     <w:p>
       <w:pPr>
-        <w:pStyle w:val="Heading2"/>
+        <w:pStyle w:val="2"/>
       </w:pPr>
       <w:r>
         <w:t>行类型</w:t>
@@ -561,9 +783,24 @@
     <w:p/>
     <w:tbl>
       <w:tblPr>
-        <w:tblStyle w:val="TableGrid"/>
+        <w:tblStyle w:val="6"/>
         <w:tblW w:w="0" w:type="auto"/>
-        <w:tblLook w:val="04A0" w:firstRow="1" w:lastRow="0" w:firstColumn="1" w:lastColumn="0" w:noHBand="0" w:noVBand="1"/>
+        <w:tblInd w:w="0" w:type="dxa"/>
+        <w:tblBorders>
+          <w:top w:val="single" w:color="BFBFBF" w:sz="4" w:space="0"/>
+          <w:left w:val="single" w:color="BFBFBF" w:sz="4" w:space="0"/>
+          <w:bottom w:val="single" w:color="BFBFBF" w:sz="4" w:space="0"/>
+          <w:right w:val="single" w:color="BFBFBF" w:sz="4" w:space="0"/>
+          <w:insideH w:val="single" w:color="BFBFBF" w:sz="4" w:space="0"/>
+          <w:insideV w:val="single" w:color="BFBFBF" w:sz="4" w:space="0"/>
+        </w:tblBorders>
+        <w:tblLayout w:type="autofit"/>
+        <w:tblCellMar>
+          <w:top w:w="0" w:type="dxa"/>
+          <w:left w:w="108" w:type="dxa"/>
+          <w:bottom w:w="0" w:type="dxa"/>
+          <w:right w:w="108" w:type="dxa"/>
+        </w:tblCellMar>
       </w:tblPr>
       <w:tblGrid>
         <w:gridCol w:w="2250"/>
@@ -575,7 +812,13 @@
         <w:tc>
           <w:tcPr>
             <w:tcW w:w="2250" w:type="dxa"/>
-            <w:shd w:fill="D9EAF7"/>
+            <w:shd w:val="clear" w:color="auto" w:fill="D9EAF7"/>
+            <w:tcMar>
+              <w:top w:w="80" w:type="dxa"/>
+              <w:left w:w="80" w:type="dxa"/>
+              <w:bottom w:w="80" w:type="dxa"/>
+              <w:right w:w="80" w:type="dxa"/>
+            </w:tcMar>
           </w:tcPr>
           <w:p>
             <w:r>
@@ -586,7 +829,13 @@
         <w:tc>
           <w:tcPr>
             <w:tcW w:w="2250" w:type="dxa"/>
-            <w:shd w:fill="D9EAF7"/>
+            <w:shd w:val="clear" w:color="auto" w:fill="D9EAF7"/>
+            <w:tcMar>
+              <w:top w:w="80" w:type="dxa"/>
+              <w:left w:w="80" w:type="dxa"/>
+              <w:bottom w:w="80" w:type="dxa"/>
+              <w:right w:w="80" w:type="dxa"/>
+            </w:tcMar>
           </w:tcPr>
           <w:p>
             <w:r>
@@ -597,7 +846,13 @@
         <w:tc>
           <w:tcPr>
             <w:tcW w:w="2250" w:type="dxa"/>
-            <w:shd w:fill="D9EAF7"/>
+            <w:shd w:val="clear" w:color="auto" w:fill="D9EAF7"/>
+            <w:tcMar>
+              <w:top w:w="80" w:type="dxa"/>
+              <w:left w:w="80" w:type="dxa"/>
+              <w:bottom w:w="80" w:type="dxa"/>
+              <w:right w:w="80" w:type="dxa"/>
+            </w:tcMar>
           </w:tcPr>
           <w:p>
             <w:r>
@@ -608,7 +863,13 @@
         <w:tc>
           <w:tcPr>
             <w:tcW w:w="2250" w:type="dxa"/>
-            <w:shd w:fill="D9EAF7"/>
+            <w:shd w:val="clear" w:color="auto" w:fill="D9EAF7"/>
+            <w:tcMar>
+              <w:top w:w="80" w:type="dxa"/>
+              <w:left w:w="80" w:type="dxa"/>
+              <w:bottom w:w="80" w:type="dxa"/>
+              <w:right w:w="80" w:type="dxa"/>
+            </w:tcMar>
           </w:tcPr>
           <w:p>
             <w:r>
@@ -621,6 +882,12 @@
         <w:tc>
           <w:tcPr>
             <w:tcW w:w="2250" w:type="dxa"/>
+            <w:tcMar>
+              <w:top w:w="80" w:type="dxa"/>
+              <w:left w:w="80" w:type="dxa"/>
+              <w:bottom w:w="80" w:type="dxa"/>
+              <w:right w:w="80" w:type="dxa"/>
+            </w:tcMar>
           </w:tcPr>
           <w:p>
             <w:r>
@@ -635,6 +902,12 @@
         <w:tc>
           <w:tcPr>
             <w:tcW w:w="2250" w:type="dxa"/>
+            <w:tcMar>
+              <w:top w:w="80" w:type="dxa"/>
+              <w:left w:w="80" w:type="dxa"/>
+              <w:bottom w:w="80" w:type="dxa"/>
+              <w:right w:w="80" w:type="dxa"/>
+            </w:tcMar>
           </w:tcPr>
           <w:p>
             <w:r>
@@ -645,6 +918,12 @@
         <w:tc>
           <w:tcPr>
             <w:tcW w:w="2250" w:type="dxa"/>
+            <w:tcMar>
+              <w:top w:w="80" w:type="dxa"/>
+              <w:left w:w="80" w:type="dxa"/>
+              <w:bottom w:w="80" w:type="dxa"/>
+              <w:right w:w="80" w:type="dxa"/>
+            </w:tcMar>
           </w:tcPr>
           <w:p>
             <w:r>
@@ -655,6 +934,12 @@
         <w:tc>
           <w:tcPr>
             <w:tcW w:w="2250" w:type="dxa"/>
+            <w:tcMar>
+              <w:top w:w="80" w:type="dxa"/>
+              <w:left w:w="80" w:type="dxa"/>
+              <w:bottom w:w="80" w:type="dxa"/>
+              <w:right w:w="80" w:type="dxa"/>
+            </w:tcMar>
           </w:tcPr>
           <w:p>
             <w:r>
@@ -667,6 +952,12 @@
         <w:tc>
           <w:tcPr>
             <w:tcW w:w="2250" w:type="dxa"/>
+            <w:tcMar>
+              <w:top w:w="80" w:type="dxa"/>
+              <w:left w:w="80" w:type="dxa"/>
+              <w:bottom w:w="80" w:type="dxa"/>
+              <w:right w:w="80" w:type="dxa"/>
+            </w:tcMar>
           </w:tcPr>
           <w:p>
             <w:r>
@@ -681,6 +972,12 @@
         <w:tc>
           <w:tcPr>
             <w:tcW w:w="2250" w:type="dxa"/>
+            <w:tcMar>
+              <w:top w:w="80" w:type="dxa"/>
+              <w:left w:w="80" w:type="dxa"/>
+              <w:bottom w:w="80" w:type="dxa"/>
+              <w:right w:w="80" w:type="dxa"/>
+            </w:tcMar>
           </w:tcPr>
           <w:p>
             <w:r>
@@ -691,6 +988,12 @@
         <w:tc>
           <w:tcPr>
             <w:tcW w:w="2250" w:type="dxa"/>
+            <w:tcMar>
+              <w:top w:w="80" w:type="dxa"/>
+              <w:left w:w="80" w:type="dxa"/>
+              <w:bottom w:w="80" w:type="dxa"/>
+              <w:right w:w="80" w:type="dxa"/>
+            </w:tcMar>
           </w:tcPr>
           <w:p>
             <w:r>
@@ -701,6 +1004,12 @@
         <w:tc>
           <w:tcPr>
             <w:tcW w:w="2250" w:type="dxa"/>
+            <w:tcMar>
+              <w:top w:w="80" w:type="dxa"/>
+              <w:left w:w="80" w:type="dxa"/>
+              <w:bottom w:w="80" w:type="dxa"/>
+              <w:right w:w="80" w:type="dxa"/>
+            </w:tcMar>
           </w:tcPr>
           <w:p>
             <w:r>
@@ -713,6 +1022,12 @@
         <w:tc>
           <w:tcPr>
             <w:tcW w:w="2250" w:type="dxa"/>
+            <w:tcMar>
+              <w:top w:w="80" w:type="dxa"/>
+              <w:left w:w="80" w:type="dxa"/>
+              <w:bottom w:w="80" w:type="dxa"/>
+              <w:right w:w="80" w:type="dxa"/>
+            </w:tcMar>
           </w:tcPr>
           <w:p>
             <w:r>
@@ -727,6 +1042,12 @@
         <w:tc>
           <w:tcPr>
             <w:tcW w:w="2250" w:type="dxa"/>
+            <w:tcMar>
+              <w:top w:w="80" w:type="dxa"/>
+              <w:left w:w="80" w:type="dxa"/>
+              <w:bottom w:w="80" w:type="dxa"/>
+              <w:right w:w="80" w:type="dxa"/>
+            </w:tcMar>
           </w:tcPr>
           <w:p>
             <w:r>
@@ -737,6 +1058,12 @@
         <w:tc>
           <w:tcPr>
             <w:tcW w:w="2250" w:type="dxa"/>
+            <w:tcMar>
+              <w:top w:w="80" w:type="dxa"/>
+              <w:left w:w="80" w:type="dxa"/>
+              <w:bottom w:w="80" w:type="dxa"/>
+              <w:right w:w="80" w:type="dxa"/>
+            </w:tcMar>
           </w:tcPr>
           <w:p>
             <w:r>
@@ -747,6 +1074,12 @@
         <w:tc>
           <w:tcPr>
             <w:tcW w:w="2250" w:type="dxa"/>
+            <w:tcMar>
+              <w:top w:w="80" w:type="dxa"/>
+              <w:left w:w="80" w:type="dxa"/>
+              <w:bottom w:w="80" w:type="dxa"/>
+              <w:right w:w="80" w:type="dxa"/>
+            </w:tcMar>
           </w:tcPr>
           <w:p>
             <w:r>
@@ -759,6 +1092,12 @@
         <w:tc>
           <w:tcPr>
             <w:tcW w:w="2250" w:type="dxa"/>
+            <w:tcMar>
+              <w:top w:w="80" w:type="dxa"/>
+              <w:left w:w="80" w:type="dxa"/>
+              <w:bottom w:w="80" w:type="dxa"/>
+              <w:right w:w="80" w:type="dxa"/>
+            </w:tcMar>
           </w:tcPr>
           <w:p>
             <w:r>
@@ -773,6 +1112,12 @@
         <w:tc>
           <w:tcPr>
             <w:tcW w:w="2250" w:type="dxa"/>
+            <w:tcMar>
+              <w:top w:w="80" w:type="dxa"/>
+              <w:left w:w="80" w:type="dxa"/>
+              <w:bottom w:w="80" w:type="dxa"/>
+              <w:right w:w="80" w:type="dxa"/>
+            </w:tcMar>
           </w:tcPr>
           <w:p>
             <w:r>
@@ -783,6 +1128,12 @@
         <w:tc>
           <w:tcPr>
             <w:tcW w:w="2250" w:type="dxa"/>
+            <w:tcMar>
+              <w:top w:w="80" w:type="dxa"/>
+              <w:left w:w="80" w:type="dxa"/>
+              <w:bottom w:w="80" w:type="dxa"/>
+              <w:right w:w="80" w:type="dxa"/>
+            </w:tcMar>
           </w:tcPr>
           <w:p>
             <w:r>
@@ -793,6 +1144,12 @@
         <w:tc>
           <w:tcPr>
             <w:tcW w:w="2250" w:type="dxa"/>
+            <w:tcMar>
+              <w:top w:w="80" w:type="dxa"/>
+              <w:left w:w="80" w:type="dxa"/>
+              <w:bottom w:w="80" w:type="dxa"/>
+              <w:right w:w="80" w:type="dxa"/>
+            </w:tcMar>
           </w:tcPr>
           <w:p>
             <w:r>
@@ -805,6 +1162,12 @@
         <w:tc>
           <w:tcPr>
             <w:tcW w:w="2250" w:type="dxa"/>
+            <w:tcMar>
+              <w:top w:w="80" w:type="dxa"/>
+              <w:left w:w="80" w:type="dxa"/>
+              <w:bottom w:w="80" w:type="dxa"/>
+              <w:right w:w="80" w:type="dxa"/>
+            </w:tcMar>
           </w:tcPr>
           <w:p>
             <w:r>
@@ -819,6 +1182,12 @@
         <w:tc>
           <w:tcPr>
             <w:tcW w:w="2250" w:type="dxa"/>
+            <w:tcMar>
+              <w:top w:w="80" w:type="dxa"/>
+              <w:left w:w="80" w:type="dxa"/>
+              <w:bottom w:w="80" w:type="dxa"/>
+              <w:right w:w="80" w:type="dxa"/>
+            </w:tcMar>
           </w:tcPr>
           <w:p>
             <w:r>
@@ -829,6 +1198,12 @@
         <w:tc>
           <w:tcPr>
             <w:tcW w:w="2250" w:type="dxa"/>
+            <w:tcMar>
+              <w:top w:w="80" w:type="dxa"/>
+              <w:left w:w="80" w:type="dxa"/>
+              <w:bottom w:w="80" w:type="dxa"/>
+              <w:right w:w="80" w:type="dxa"/>
+            </w:tcMar>
           </w:tcPr>
           <w:p>
             <w:r>
@@ -839,6 +1214,12 @@
         <w:tc>
           <w:tcPr>
             <w:tcW w:w="2250" w:type="dxa"/>
+            <w:tcMar>
+              <w:top w:w="80" w:type="dxa"/>
+              <w:left w:w="80" w:type="dxa"/>
+              <w:bottom w:w="80" w:type="dxa"/>
+              <w:right w:w="80" w:type="dxa"/>
+            </w:tcMar>
           </w:tcPr>
           <w:p>
             <w:r>
@@ -851,6 +1232,12 @@
         <w:tc>
           <w:tcPr>
             <w:tcW w:w="2250" w:type="dxa"/>
+            <w:tcMar>
+              <w:top w:w="80" w:type="dxa"/>
+              <w:left w:w="80" w:type="dxa"/>
+              <w:bottom w:w="80" w:type="dxa"/>
+              <w:right w:w="80" w:type="dxa"/>
+            </w:tcMar>
           </w:tcPr>
           <w:p>
             <w:r>
@@ -865,6 +1252,12 @@
         <w:tc>
           <w:tcPr>
             <w:tcW w:w="2250" w:type="dxa"/>
+            <w:tcMar>
+              <w:top w:w="80" w:type="dxa"/>
+              <w:left w:w="80" w:type="dxa"/>
+              <w:bottom w:w="80" w:type="dxa"/>
+              <w:right w:w="80" w:type="dxa"/>
+            </w:tcMar>
           </w:tcPr>
           <w:p>
             <w:r>
@@ -875,6 +1268,12 @@
         <w:tc>
           <w:tcPr>
             <w:tcW w:w="2250" w:type="dxa"/>
+            <w:tcMar>
+              <w:top w:w="80" w:type="dxa"/>
+              <w:left w:w="80" w:type="dxa"/>
+              <w:bottom w:w="80" w:type="dxa"/>
+              <w:right w:w="80" w:type="dxa"/>
+            </w:tcMar>
           </w:tcPr>
           <w:p>
             <w:r>
@@ -885,6 +1284,12 @@
         <w:tc>
           <w:tcPr>
             <w:tcW w:w="2250" w:type="dxa"/>
+            <w:tcMar>
+              <w:top w:w="80" w:type="dxa"/>
+              <w:left w:w="80" w:type="dxa"/>
+              <w:bottom w:w="80" w:type="dxa"/>
+              <w:right w:w="80" w:type="dxa"/>
+            </w:tcMar>
           </w:tcPr>
           <w:p>
             <w:r>
@@ -933,7 +1338,7 @@
     <w:p/>
     <w:p>
       <w:pPr>
-        <w:pStyle w:val="Heading2"/>
+        <w:pStyle w:val="2"/>
       </w:pPr>
       <w:r>
         <w:t>统一表头</w:t>
@@ -948,7 +1353,7 @@
     <w:p/>
     <w:p>
       <w:pPr>
-        <w:pStyle w:val="Code"/>
+        <w:pStyle w:val="8"/>
       </w:pPr>
       <w:r>
         <w:rPr>
@@ -967,20 +1372,41 @@
     <w:p/>
     <w:tbl>
       <w:tblPr>
-        <w:tblStyle w:val="TableGrid"/>
+        <w:tblStyle w:val="6"/>
         <w:tblW w:w="0" w:type="auto"/>
-        <w:tblLook w:val="04A0" w:firstRow="1" w:lastRow="0" w:firstColumn="1" w:lastColumn="0" w:noHBand="0" w:noVBand="1"/>
+        <w:tblInd w:w="0" w:type="dxa"/>
+        <w:tblBorders>
+          <w:top w:val="single" w:color="BFBFBF" w:sz="4" w:space="0"/>
+          <w:left w:val="single" w:color="BFBFBF" w:sz="4" w:space="0"/>
+          <w:bottom w:val="single" w:color="BFBFBF" w:sz="4" w:space="0"/>
+          <w:right w:val="single" w:color="BFBFBF" w:sz="4" w:space="0"/>
+          <w:insideH w:val="single" w:color="BFBFBF" w:sz="4" w:space="0"/>
+          <w:insideV w:val="single" w:color="BFBFBF" w:sz="4" w:space="0"/>
+        </w:tblBorders>
+        <w:tblLayout w:type="autofit"/>
+        <w:tblCellMar>
+          <w:top w:w="0" w:type="dxa"/>
+          <w:left w:w="108" w:type="dxa"/>
+          <w:bottom w:w="0" w:type="dxa"/>
+          <w:right w:w="108" w:type="dxa"/>
+        </w:tblCellMar>
       </w:tblPr>
       <w:tblGrid>
-        <w:gridCol w:w="3000"/>
-        <w:gridCol w:w="3000"/>
-        <w:gridCol w:w="3000"/>
+        <w:gridCol w:w="1564"/>
+        <w:gridCol w:w="3389"/>
+        <w:gridCol w:w="5113"/>
       </w:tblGrid>
       <w:tr>
         <w:tc>
           <w:tcPr>
             <w:tcW w:w="3000" w:type="dxa"/>
-            <w:shd w:fill="D9EAF7"/>
+            <w:shd w:val="clear" w:color="auto" w:fill="D9EAF7"/>
+            <w:tcMar>
+              <w:top w:w="80" w:type="dxa"/>
+              <w:left w:w="80" w:type="dxa"/>
+              <w:bottom w:w="80" w:type="dxa"/>
+              <w:right w:w="80" w:type="dxa"/>
+            </w:tcMar>
           </w:tcPr>
           <w:p>
             <w:r>
@@ -991,7 +1417,13 @@
         <w:tc>
           <w:tcPr>
             <w:tcW w:w="3000" w:type="dxa"/>
-            <w:shd w:fill="D9EAF7"/>
+            <w:shd w:val="clear" w:color="auto" w:fill="D9EAF7"/>
+            <w:tcMar>
+              <w:top w:w="80" w:type="dxa"/>
+              <w:left w:w="80" w:type="dxa"/>
+              <w:bottom w:w="80" w:type="dxa"/>
+              <w:right w:w="80" w:type="dxa"/>
+            </w:tcMar>
           </w:tcPr>
           <w:p>
             <w:r>
@@ -1002,7 +1434,13 @@
         <w:tc>
           <w:tcPr>
             <w:tcW w:w="3000" w:type="dxa"/>
-            <w:shd w:fill="D9EAF7"/>
+            <w:shd w:val="clear" w:color="auto" w:fill="D9EAF7"/>
+            <w:tcMar>
+              <w:top w:w="80" w:type="dxa"/>
+              <w:left w:w="80" w:type="dxa"/>
+              <w:bottom w:w="80" w:type="dxa"/>
+              <w:right w:w="80" w:type="dxa"/>
+            </w:tcMar>
           </w:tcPr>
           <w:p>
             <w:r>
@@ -1015,6 +1453,12 @@
         <w:tc>
           <w:tcPr>
             <w:tcW w:w="3000" w:type="dxa"/>
+            <w:tcMar>
+              <w:top w:w="80" w:type="dxa"/>
+              <w:left w:w="80" w:type="dxa"/>
+              <w:bottom w:w="80" w:type="dxa"/>
+              <w:right w:w="80" w:type="dxa"/>
+            </w:tcMar>
           </w:tcPr>
           <w:p>
             <w:r>
@@ -1029,6 +1473,12 @@
         <w:tc>
           <w:tcPr>
             <w:tcW w:w="3000" w:type="dxa"/>
+            <w:tcMar>
+              <w:top w:w="80" w:type="dxa"/>
+              <w:left w:w="80" w:type="dxa"/>
+              <w:bottom w:w="80" w:type="dxa"/>
+              <w:right w:w="80" w:type="dxa"/>
+            </w:tcMar>
           </w:tcPr>
           <w:p>
             <w:r>
@@ -1039,6 +1489,12 @@
         <w:tc>
           <w:tcPr>
             <w:tcW w:w="3000" w:type="dxa"/>
+            <w:tcMar>
+              <w:top w:w="80" w:type="dxa"/>
+              <w:left w:w="80" w:type="dxa"/>
+              <w:bottom w:w="80" w:type="dxa"/>
+              <w:right w:w="80" w:type="dxa"/>
+            </w:tcMar>
           </w:tcPr>
           <w:p>
             <w:r>
@@ -1055,6 +1511,12 @@
         <w:tc>
           <w:tcPr>
             <w:tcW w:w="3000" w:type="dxa"/>
+            <w:tcMar>
+              <w:top w:w="80" w:type="dxa"/>
+              <w:left w:w="80" w:type="dxa"/>
+              <w:bottom w:w="80" w:type="dxa"/>
+              <w:right w:w="80" w:type="dxa"/>
+            </w:tcMar>
           </w:tcPr>
           <w:p>
             <w:r>
@@ -1069,6 +1531,12 @@
         <w:tc>
           <w:tcPr>
             <w:tcW w:w="3000" w:type="dxa"/>
+            <w:tcMar>
+              <w:top w:w="80" w:type="dxa"/>
+              <w:left w:w="80" w:type="dxa"/>
+              <w:bottom w:w="80" w:type="dxa"/>
+              <w:right w:w="80" w:type="dxa"/>
+            </w:tcMar>
           </w:tcPr>
           <w:p>
             <w:r>
@@ -1086,6 +1554,12 @@
         <w:tc>
           <w:tcPr>
             <w:tcW w:w="3000" w:type="dxa"/>
+            <w:tcMar>
+              <w:top w:w="80" w:type="dxa"/>
+              <w:left w:w="80" w:type="dxa"/>
+              <w:bottom w:w="80" w:type="dxa"/>
+              <w:right w:w="80" w:type="dxa"/>
+            </w:tcMar>
           </w:tcPr>
           <w:p>
             <w:r>
@@ -1105,6 +1579,12 @@
         <w:tc>
           <w:tcPr>
             <w:tcW w:w="3000" w:type="dxa"/>
+            <w:tcMar>
+              <w:top w:w="80" w:type="dxa"/>
+              <w:left w:w="80" w:type="dxa"/>
+              <w:bottom w:w="80" w:type="dxa"/>
+              <w:right w:w="80" w:type="dxa"/>
+            </w:tcMar>
           </w:tcPr>
           <w:p>
             <w:r>
@@ -1119,6 +1599,12 @@
         <w:tc>
           <w:tcPr>
             <w:tcW w:w="3000" w:type="dxa"/>
+            <w:tcMar>
+              <w:top w:w="80" w:type="dxa"/>
+              <w:left w:w="80" w:type="dxa"/>
+              <w:bottom w:w="80" w:type="dxa"/>
+              <w:right w:w="80" w:type="dxa"/>
+            </w:tcMar>
           </w:tcPr>
           <w:p>
             <w:r>
@@ -1129,6 +1615,12 @@
         <w:tc>
           <w:tcPr>
             <w:tcW w:w="3000" w:type="dxa"/>
+            <w:tcMar>
+              <w:top w:w="80" w:type="dxa"/>
+              <w:left w:w="80" w:type="dxa"/>
+              <w:bottom w:w="80" w:type="dxa"/>
+              <w:right w:w="80" w:type="dxa"/>
+            </w:tcMar>
           </w:tcPr>
           <w:p>
             <w:r>
@@ -1148,6 +1640,12 @@
         <w:tc>
           <w:tcPr>
             <w:tcW w:w="3000" w:type="dxa"/>
+            <w:tcMar>
+              <w:top w:w="80" w:type="dxa"/>
+              <w:left w:w="80" w:type="dxa"/>
+              <w:bottom w:w="80" w:type="dxa"/>
+              <w:right w:w="80" w:type="dxa"/>
+            </w:tcMar>
           </w:tcPr>
           <w:p>
             <w:r>
@@ -1162,6 +1660,12 @@
         <w:tc>
           <w:tcPr>
             <w:tcW w:w="3000" w:type="dxa"/>
+            <w:tcMar>
+              <w:top w:w="80" w:type="dxa"/>
+              <w:left w:w="80" w:type="dxa"/>
+              <w:bottom w:w="80" w:type="dxa"/>
+              <w:right w:w="80" w:type="dxa"/>
+            </w:tcMar>
           </w:tcPr>
           <w:p>
             <w:r>
@@ -1172,6 +1676,12 @@
         <w:tc>
           <w:tcPr>
             <w:tcW w:w="3000" w:type="dxa"/>
+            <w:tcMar>
+              <w:top w:w="80" w:type="dxa"/>
+              <w:left w:w="80" w:type="dxa"/>
+              <w:bottom w:w="80" w:type="dxa"/>
+              <w:right w:w="80" w:type="dxa"/>
+            </w:tcMar>
           </w:tcPr>
           <w:p>
             <w:r>
@@ -1204,6 +1714,12 @@
         <w:tc>
           <w:tcPr>
             <w:tcW w:w="3000" w:type="dxa"/>
+            <w:tcMar>
+              <w:top w:w="80" w:type="dxa"/>
+              <w:left w:w="80" w:type="dxa"/>
+              <w:bottom w:w="80" w:type="dxa"/>
+              <w:right w:w="80" w:type="dxa"/>
+            </w:tcMar>
           </w:tcPr>
           <w:p>
             <w:r>
@@ -1218,6 +1734,12 @@
         <w:tc>
           <w:tcPr>
             <w:tcW w:w="3000" w:type="dxa"/>
+            <w:tcMar>
+              <w:top w:w="80" w:type="dxa"/>
+              <w:left w:w="80" w:type="dxa"/>
+              <w:bottom w:w="80" w:type="dxa"/>
+              <w:right w:w="80" w:type="dxa"/>
+            </w:tcMar>
           </w:tcPr>
           <w:p>
             <w:r>
@@ -1228,6 +1750,12 @@
         <w:tc>
           <w:tcPr>
             <w:tcW w:w="3000" w:type="dxa"/>
+            <w:tcMar>
+              <w:top w:w="80" w:type="dxa"/>
+              <w:left w:w="80" w:type="dxa"/>
+              <w:bottom w:w="80" w:type="dxa"/>
+              <w:right w:w="80" w:type="dxa"/>
+            </w:tcMar>
           </w:tcPr>
           <w:p>
             <w:r>
@@ -1240,6 +1768,12 @@
         <w:tc>
           <w:tcPr>
             <w:tcW w:w="3000" w:type="dxa"/>
+            <w:tcMar>
+              <w:top w:w="80" w:type="dxa"/>
+              <w:left w:w="80" w:type="dxa"/>
+              <w:bottom w:w="80" w:type="dxa"/>
+              <w:right w:w="80" w:type="dxa"/>
+            </w:tcMar>
           </w:tcPr>
           <w:p>
             <w:r>
@@ -1254,6 +1788,12 @@
         <w:tc>
           <w:tcPr>
             <w:tcW w:w="3000" w:type="dxa"/>
+            <w:tcMar>
+              <w:top w:w="80" w:type="dxa"/>
+              <w:left w:w="80" w:type="dxa"/>
+              <w:bottom w:w="80" w:type="dxa"/>
+              <w:right w:w="80" w:type="dxa"/>
+            </w:tcMar>
           </w:tcPr>
           <w:p>
             <w:r>
@@ -1271,6 +1811,12 @@
         <w:tc>
           <w:tcPr>
             <w:tcW w:w="3000" w:type="dxa"/>
+            <w:tcMar>
+              <w:top w:w="80" w:type="dxa"/>
+              <w:left w:w="80" w:type="dxa"/>
+              <w:bottom w:w="80" w:type="dxa"/>
+              <w:right w:w="80" w:type="dxa"/>
+            </w:tcMar>
           </w:tcPr>
           <w:p>
             <w:r>
@@ -1290,6 +1836,12 @@
         <w:tc>
           <w:tcPr>
             <w:tcW w:w="3000" w:type="dxa"/>
+            <w:tcMar>
+              <w:top w:w="80" w:type="dxa"/>
+              <w:left w:w="80" w:type="dxa"/>
+              <w:bottom w:w="80" w:type="dxa"/>
+              <w:right w:w="80" w:type="dxa"/>
+            </w:tcMar>
           </w:tcPr>
           <w:p>
             <w:r>
@@ -1304,6 +1856,12 @@
         <w:tc>
           <w:tcPr>
             <w:tcW w:w="3000" w:type="dxa"/>
+            <w:tcMar>
+              <w:top w:w="80" w:type="dxa"/>
+              <w:left w:w="80" w:type="dxa"/>
+              <w:bottom w:w="80" w:type="dxa"/>
+              <w:right w:w="80" w:type="dxa"/>
+            </w:tcMar>
           </w:tcPr>
           <w:p>
             <w:r>
@@ -1314,6 +1872,12 @@
         <w:tc>
           <w:tcPr>
             <w:tcW w:w="3000" w:type="dxa"/>
+            <w:tcMar>
+              <w:top w:w="80" w:type="dxa"/>
+              <w:left w:w="80" w:type="dxa"/>
+              <w:bottom w:w="80" w:type="dxa"/>
+              <w:right w:w="80" w:type="dxa"/>
+            </w:tcMar>
           </w:tcPr>
           <w:p>
             <w:r>
@@ -1326,6 +1890,12 @@
         <w:tc>
           <w:tcPr>
             <w:tcW w:w="3000" w:type="dxa"/>
+            <w:tcMar>
+              <w:top w:w="80" w:type="dxa"/>
+              <w:left w:w="80" w:type="dxa"/>
+              <w:bottom w:w="80" w:type="dxa"/>
+              <w:right w:w="80" w:type="dxa"/>
+            </w:tcMar>
           </w:tcPr>
           <w:p>
             <w:r>
@@ -1340,6 +1910,12 @@
         <w:tc>
           <w:tcPr>
             <w:tcW w:w="3000" w:type="dxa"/>
+            <w:tcMar>
+              <w:top w:w="80" w:type="dxa"/>
+              <w:left w:w="80" w:type="dxa"/>
+              <w:bottom w:w="80" w:type="dxa"/>
+              <w:right w:w="80" w:type="dxa"/>
+            </w:tcMar>
           </w:tcPr>
           <w:p>
             <w:r>
@@ -1357,6 +1933,12 @@
         <w:tc>
           <w:tcPr>
             <w:tcW w:w="3000" w:type="dxa"/>
+            <w:tcMar>
+              <w:top w:w="80" w:type="dxa"/>
+              <w:left w:w="80" w:type="dxa"/>
+              <w:bottom w:w="80" w:type="dxa"/>
+              <w:right w:w="80" w:type="dxa"/>
+            </w:tcMar>
           </w:tcPr>
           <w:p>
             <w:r>
@@ -1376,6 +1958,12 @@
         <w:tc>
           <w:tcPr>
             <w:tcW w:w="3000" w:type="dxa"/>
+            <w:tcMar>
+              <w:top w:w="80" w:type="dxa"/>
+              <w:left w:w="80" w:type="dxa"/>
+              <w:bottom w:w="80" w:type="dxa"/>
+              <w:right w:w="80" w:type="dxa"/>
+            </w:tcMar>
           </w:tcPr>
           <w:p>
             <w:r>
@@ -1390,6 +1978,12 @@
         <w:tc>
           <w:tcPr>
             <w:tcW w:w="3000" w:type="dxa"/>
+            <w:tcMar>
+              <w:top w:w="80" w:type="dxa"/>
+              <w:left w:w="80" w:type="dxa"/>
+              <w:bottom w:w="80" w:type="dxa"/>
+              <w:right w:w="80" w:type="dxa"/>
+            </w:tcMar>
           </w:tcPr>
           <w:p>
             <w:r>
@@ -1407,6 +2001,12 @@
         <w:tc>
           <w:tcPr>
             <w:tcW w:w="3000" w:type="dxa"/>
+            <w:tcMar>
+              <w:top w:w="80" w:type="dxa"/>
+              <w:left w:w="80" w:type="dxa"/>
+              <w:bottom w:w="80" w:type="dxa"/>
+              <w:right w:w="80" w:type="dxa"/>
+            </w:tcMar>
           </w:tcPr>
           <w:p>
             <w:r>
@@ -1419,6 +2019,12 @@
         <w:tc>
           <w:tcPr>
             <w:tcW w:w="3000" w:type="dxa"/>
+            <w:tcMar>
+              <w:top w:w="80" w:type="dxa"/>
+              <w:left w:w="80" w:type="dxa"/>
+              <w:bottom w:w="80" w:type="dxa"/>
+              <w:right w:w="80" w:type="dxa"/>
+            </w:tcMar>
           </w:tcPr>
           <w:p>
             <w:r>
@@ -1433,6 +2039,12 @@
         <w:tc>
           <w:tcPr>
             <w:tcW w:w="3000" w:type="dxa"/>
+            <w:tcMar>
+              <w:top w:w="80" w:type="dxa"/>
+              <w:left w:w="80" w:type="dxa"/>
+              <w:bottom w:w="80" w:type="dxa"/>
+              <w:right w:w="80" w:type="dxa"/>
+            </w:tcMar>
           </w:tcPr>
           <w:p>
             <w:r>
@@ -1450,6 +2062,12 @@
         <w:tc>
           <w:tcPr>
             <w:tcW w:w="3000" w:type="dxa"/>
+            <w:tcMar>
+              <w:top w:w="80" w:type="dxa"/>
+              <w:left w:w="80" w:type="dxa"/>
+              <w:bottom w:w="80" w:type="dxa"/>
+              <w:right w:w="80" w:type="dxa"/>
+            </w:tcMar>
           </w:tcPr>
           <w:p>
             <w:r>
@@ -1472,6 +2090,12 @@
         <w:tc>
           <w:tcPr>
             <w:tcW w:w="3000" w:type="dxa"/>
+            <w:tcMar>
+              <w:top w:w="80" w:type="dxa"/>
+              <w:left w:w="80" w:type="dxa"/>
+              <w:bottom w:w="80" w:type="dxa"/>
+              <w:right w:w="80" w:type="dxa"/>
+            </w:tcMar>
           </w:tcPr>
           <w:p>
             <w:r>
@@ -1486,6 +2110,12 @@
         <w:tc>
           <w:tcPr>
             <w:tcW w:w="3000" w:type="dxa"/>
+            <w:tcMar>
+              <w:top w:w="80" w:type="dxa"/>
+              <w:left w:w="80" w:type="dxa"/>
+              <w:bottom w:w="80" w:type="dxa"/>
+              <w:right w:w="80" w:type="dxa"/>
+            </w:tcMar>
           </w:tcPr>
           <w:p>
             <w:r>
@@ -1496,6 +2126,12 @@
         <w:tc>
           <w:tcPr>
             <w:tcW w:w="3000" w:type="dxa"/>
+            <w:tcMar>
+              <w:top w:w="80" w:type="dxa"/>
+              <w:left w:w="80" w:type="dxa"/>
+              <w:bottom w:w="80" w:type="dxa"/>
+              <w:right w:w="80" w:type="dxa"/>
+            </w:tcMar>
           </w:tcPr>
           <w:p>
             <w:r>
@@ -1508,6 +2144,12 @@
         <w:tc>
           <w:tcPr>
             <w:tcW w:w="3000" w:type="dxa"/>
+            <w:tcMar>
+              <w:top w:w="80" w:type="dxa"/>
+              <w:left w:w="80" w:type="dxa"/>
+              <w:bottom w:w="80" w:type="dxa"/>
+              <w:right w:w="80" w:type="dxa"/>
+            </w:tcMar>
           </w:tcPr>
           <w:p>
             <w:r>
@@ -1522,6 +2164,12 @@
         <w:tc>
           <w:tcPr>
             <w:tcW w:w="3000" w:type="dxa"/>
+            <w:tcMar>
+              <w:top w:w="80" w:type="dxa"/>
+              <w:left w:w="80" w:type="dxa"/>
+              <w:bottom w:w="80" w:type="dxa"/>
+              <w:right w:w="80" w:type="dxa"/>
+            </w:tcMar>
           </w:tcPr>
           <w:p>
             <w:r>
@@ -1532,6 +2180,12 @@
         <w:tc>
           <w:tcPr>
             <w:tcW w:w="3000" w:type="dxa"/>
+            <w:tcMar>
+              <w:top w:w="80" w:type="dxa"/>
+              <w:left w:w="80" w:type="dxa"/>
+              <w:bottom w:w="80" w:type="dxa"/>
+              <w:right w:w="80" w:type="dxa"/>
+            </w:tcMar>
           </w:tcPr>
           <w:p>
             <w:r>
@@ -1544,6 +2198,12 @@
         <w:tc>
           <w:tcPr>
             <w:tcW w:w="3000" w:type="dxa"/>
+            <w:tcMar>
+              <w:top w:w="80" w:type="dxa"/>
+              <w:left w:w="80" w:type="dxa"/>
+              <w:bottom w:w="80" w:type="dxa"/>
+              <w:right w:w="80" w:type="dxa"/>
+            </w:tcMar>
           </w:tcPr>
           <w:p>
             <w:r>
@@ -1558,6 +2218,12 @@
         <w:tc>
           <w:tcPr>
             <w:tcW w:w="3000" w:type="dxa"/>
+            <w:tcMar>
+              <w:top w:w="80" w:type="dxa"/>
+              <w:left w:w="80" w:type="dxa"/>
+              <w:bottom w:w="80" w:type="dxa"/>
+              <w:right w:w="80" w:type="dxa"/>
+            </w:tcMar>
           </w:tcPr>
           <w:p>
             <w:r>
@@ -1568,6 +2234,12 @@
         <w:tc>
           <w:tcPr>
             <w:tcW w:w="3000" w:type="dxa"/>
+            <w:tcMar>
+              <w:top w:w="80" w:type="dxa"/>
+              <w:left w:w="80" w:type="dxa"/>
+              <w:bottom w:w="80" w:type="dxa"/>
+              <w:right w:w="80" w:type="dxa"/>
+            </w:tcMar>
           </w:tcPr>
           <w:p>
             <w:r>
@@ -1580,6 +2252,12 @@
         <w:tc>
           <w:tcPr>
             <w:tcW w:w="3000" w:type="dxa"/>
+            <w:tcMar>
+              <w:top w:w="80" w:type="dxa"/>
+              <w:left w:w="80" w:type="dxa"/>
+              <w:bottom w:w="80" w:type="dxa"/>
+              <w:right w:w="80" w:type="dxa"/>
+            </w:tcMar>
           </w:tcPr>
           <w:p>
             <w:r>
@@ -1594,6 +2272,12 @@
         <w:tc>
           <w:tcPr>
             <w:tcW w:w="3000" w:type="dxa"/>
+            <w:tcMar>
+              <w:top w:w="80" w:type="dxa"/>
+              <w:left w:w="80" w:type="dxa"/>
+              <w:bottom w:w="80" w:type="dxa"/>
+              <w:right w:w="80" w:type="dxa"/>
+            </w:tcMar>
           </w:tcPr>
           <w:p>
             <w:r>
@@ -1604,6 +2288,12 @@
         <w:tc>
           <w:tcPr>
             <w:tcW w:w="3000" w:type="dxa"/>
+            <w:tcMar>
+              <w:top w:w="80" w:type="dxa"/>
+              <w:left w:w="80" w:type="dxa"/>
+              <w:bottom w:w="80" w:type="dxa"/>
+              <w:right w:w="80" w:type="dxa"/>
+            </w:tcMar>
           </w:tcPr>
           <w:p>
             <w:r>
@@ -1616,6 +2306,12 @@
         <w:tc>
           <w:tcPr>
             <w:tcW w:w="3000" w:type="dxa"/>
+            <w:tcMar>
+              <w:top w:w="80" w:type="dxa"/>
+              <w:left w:w="80" w:type="dxa"/>
+              <w:bottom w:w="80" w:type="dxa"/>
+              <w:right w:w="80" w:type="dxa"/>
+            </w:tcMar>
           </w:tcPr>
           <w:p>
             <w:r>
@@ -1630,6 +2326,12 @@
         <w:tc>
           <w:tcPr>
             <w:tcW w:w="3000" w:type="dxa"/>
+            <w:tcMar>
+              <w:top w:w="80" w:type="dxa"/>
+              <w:left w:w="80" w:type="dxa"/>
+              <w:bottom w:w="80" w:type="dxa"/>
+              <w:right w:w="80" w:type="dxa"/>
+            </w:tcMar>
           </w:tcPr>
           <w:p>
             <w:r>
@@ -1640,6 +2342,12 @@
         <w:tc>
           <w:tcPr>
             <w:tcW w:w="3000" w:type="dxa"/>
+            <w:tcMar>
+              <w:top w:w="80" w:type="dxa"/>
+              <w:left w:w="80" w:type="dxa"/>
+              <w:bottom w:w="80" w:type="dxa"/>
+              <w:right w:w="80" w:type="dxa"/>
+            </w:tcMar>
           </w:tcPr>
           <w:p>
             <w:r>
@@ -1652,6 +2360,12 @@
         <w:tc>
           <w:tcPr>
             <w:tcW w:w="3000" w:type="dxa"/>
+            <w:tcMar>
+              <w:top w:w="80" w:type="dxa"/>
+              <w:left w:w="80" w:type="dxa"/>
+              <w:bottom w:w="80" w:type="dxa"/>
+              <w:right w:w="80" w:type="dxa"/>
+            </w:tcMar>
           </w:tcPr>
           <w:p>
             <w:r>
@@ -1666,6 +2380,12 @@
         <w:tc>
           <w:tcPr>
             <w:tcW w:w="3000" w:type="dxa"/>
+            <w:tcMar>
+              <w:top w:w="80" w:type="dxa"/>
+              <w:left w:w="80" w:type="dxa"/>
+              <w:bottom w:w="80" w:type="dxa"/>
+              <w:right w:w="80" w:type="dxa"/>
+            </w:tcMar>
           </w:tcPr>
           <w:p>
             <w:r>
@@ -1683,6 +2403,12 @@
         <w:tc>
           <w:tcPr>
             <w:tcW w:w="3000" w:type="dxa"/>
+            <w:tcMar>
+              <w:top w:w="80" w:type="dxa"/>
+              <w:left w:w="80" w:type="dxa"/>
+              <w:bottom w:w="80" w:type="dxa"/>
+              <w:right w:w="80" w:type="dxa"/>
+            </w:tcMar>
           </w:tcPr>
           <w:p>
             <w:r>
@@ -1705,6 +2431,12 @@
         <w:tc>
           <w:tcPr>
             <w:tcW w:w="3000" w:type="dxa"/>
+            <w:tcMar>
+              <w:top w:w="80" w:type="dxa"/>
+              <w:left w:w="80" w:type="dxa"/>
+              <w:bottom w:w="80" w:type="dxa"/>
+              <w:right w:w="80" w:type="dxa"/>
+            </w:tcMar>
           </w:tcPr>
           <w:p>
             <w:r>
@@ -1719,6 +2451,12 @@
         <w:tc>
           <w:tcPr>
             <w:tcW w:w="3000" w:type="dxa"/>
+            <w:tcMar>
+              <w:top w:w="80" w:type="dxa"/>
+              <w:left w:w="80" w:type="dxa"/>
+              <w:bottom w:w="80" w:type="dxa"/>
+              <w:right w:w="80" w:type="dxa"/>
+            </w:tcMar>
           </w:tcPr>
           <w:p>
             <w:r>
@@ -1736,6 +2474,12 @@
         <w:tc>
           <w:tcPr>
             <w:tcW w:w="3000" w:type="dxa"/>
+            <w:tcMar>
+              <w:top w:w="80" w:type="dxa"/>
+              <w:left w:w="80" w:type="dxa"/>
+              <w:bottom w:w="80" w:type="dxa"/>
+              <w:right w:w="80" w:type="dxa"/>
+            </w:tcMar>
           </w:tcPr>
           <w:p>
             <w:r>
@@ -1755,6 +2499,12 @@
         <w:tc>
           <w:tcPr>
             <w:tcW w:w="3000" w:type="dxa"/>
+            <w:tcMar>
+              <w:top w:w="80" w:type="dxa"/>
+              <w:left w:w="80" w:type="dxa"/>
+              <w:bottom w:w="80" w:type="dxa"/>
+              <w:right w:w="80" w:type="dxa"/>
+            </w:tcMar>
           </w:tcPr>
           <w:p>
             <w:r>
@@ -1769,6 +2519,12 @@
         <w:tc>
           <w:tcPr>
             <w:tcW w:w="3000" w:type="dxa"/>
+            <w:tcMar>
+              <w:top w:w="80" w:type="dxa"/>
+              <w:left w:w="80" w:type="dxa"/>
+              <w:bottom w:w="80" w:type="dxa"/>
+              <w:right w:w="80" w:type="dxa"/>
+            </w:tcMar>
           </w:tcPr>
           <w:p>
             <w:r>
@@ -1786,6 +2542,12 @@
         <w:tc>
           <w:tcPr>
             <w:tcW w:w="3000" w:type="dxa"/>
+            <w:tcMar>
+              <w:top w:w="80" w:type="dxa"/>
+              <w:left w:w="80" w:type="dxa"/>
+              <w:bottom w:w="80" w:type="dxa"/>
+              <w:right w:w="80" w:type="dxa"/>
+            </w:tcMar>
           </w:tcPr>
           <w:p>
             <w:r>
@@ -1805,6 +2567,12 @@
         <w:tc>
           <w:tcPr>
             <w:tcW w:w="3000" w:type="dxa"/>
+            <w:tcMar>
+              <w:top w:w="80" w:type="dxa"/>
+              <w:left w:w="80" w:type="dxa"/>
+              <w:bottom w:w="80" w:type="dxa"/>
+              <w:right w:w="80" w:type="dxa"/>
+            </w:tcMar>
           </w:tcPr>
           <w:p>
             <w:r>
@@ -1819,6 +2587,12 @@
         <w:tc>
           <w:tcPr>
             <w:tcW w:w="3000" w:type="dxa"/>
+            <w:tcMar>
+              <w:top w:w="80" w:type="dxa"/>
+              <w:left w:w="80" w:type="dxa"/>
+              <w:bottom w:w="80" w:type="dxa"/>
+              <w:right w:w="80" w:type="dxa"/>
+            </w:tcMar>
           </w:tcPr>
           <w:p>
             <w:r>
@@ -1836,6 +2610,12 @@
         <w:tc>
           <w:tcPr>
             <w:tcW w:w="3000" w:type="dxa"/>
+            <w:tcMar>
+              <w:top w:w="80" w:type="dxa"/>
+              <w:left w:w="80" w:type="dxa"/>
+              <w:bottom w:w="80" w:type="dxa"/>
+              <w:right w:w="80" w:type="dxa"/>
+            </w:tcMar>
           </w:tcPr>
           <w:p>
             <w:r>
@@ -1848,6 +2628,12 @@
         <w:tc>
           <w:tcPr>
             <w:tcW w:w="3000" w:type="dxa"/>
+            <w:tcMar>
+              <w:top w:w="80" w:type="dxa"/>
+              <w:left w:w="80" w:type="dxa"/>
+              <w:bottom w:w="80" w:type="dxa"/>
+              <w:right w:w="80" w:type="dxa"/>
+            </w:tcMar>
           </w:tcPr>
           <w:p>
             <w:r>
@@ -1862,6 +2648,12 @@
         <w:tc>
           <w:tcPr>
             <w:tcW w:w="3000" w:type="dxa"/>
+            <w:tcMar>
+              <w:top w:w="80" w:type="dxa"/>
+              <w:left w:w="80" w:type="dxa"/>
+              <w:bottom w:w="80" w:type="dxa"/>
+              <w:right w:w="80" w:type="dxa"/>
+            </w:tcMar>
           </w:tcPr>
           <w:p>
             <w:r>
@@ -1872,6 +2664,12 @@
         <w:tc>
           <w:tcPr>
             <w:tcW w:w="3000" w:type="dxa"/>
+            <w:tcMar>
+              <w:top w:w="80" w:type="dxa"/>
+              <w:left w:w="80" w:type="dxa"/>
+              <w:bottom w:w="80" w:type="dxa"/>
+              <w:right w:w="80" w:type="dxa"/>
+            </w:tcMar>
           </w:tcPr>
           <w:p>
             <w:r>
@@ -1891,6 +2689,12 @@
         <w:tc>
           <w:tcPr>
             <w:tcW w:w="3000" w:type="dxa"/>
+            <w:tcMar>
+              <w:top w:w="80" w:type="dxa"/>
+              <w:left w:w="80" w:type="dxa"/>
+              <w:bottom w:w="80" w:type="dxa"/>
+              <w:right w:w="80" w:type="dxa"/>
+            </w:tcMar>
           </w:tcPr>
           <w:p>
             <w:r>
@@ -1905,6 +2709,12 @@
         <w:tc>
           <w:tcPr>
             <w:tcW w:w="3000" w:type="dxa"/>
+            <w:tcMar>
+              <w:top w:w="80" w:type="dxa"/>
+              <w:left w:w="80" w:type="dxa"/>
+              <w:bottom w:w="80" w:type="dxa"/>
+              <w:right w:w="80" w:type="dxa"/>
+            </w:tcMar>
           </w:tcPr>
           <w:p>
             <w:r>
@@ -1922,6 +2732,12 @@
         <w:tc>
           <w:tcPr>
             <w:tcW w:w="3000" w:type="dxa"/>
+            <w:tcMar>
+              <w:top w:w="80" w:type="dxa"/>
+              <w:left w:w="80" w:type="dxa"/>
+              <w:bottom w:w="80" w:type="dxa"/>
+              <w:right w:w="80" w:type="dxa"/>
+            </w:tcMar>
           </w:tcPr>
           <w:p>
             <w:r>
@@ -1951,6 +2767,12 @@
         <w:tc>
           <w:tcPr>
             <w:tcW w:w="3000" w:type="dxa"/>
+            <w:tcMar>
+              <w:top w:w="80" w:type="dxa"/>
+              <w:left w:w="80" w:type="dxa"/>
+              <w:bottom w:w="80" w:type="dxa"/>
+              <w:right w:w="80" w:type="dxa"/>
+            </w:tcMar>
           </w:tcPr>
           <w:p>
             <w:r>
@@ -1965,6 +2787,12 @@
         <w:tc>
           <w:tcPr>
             <w:tcW w:w="3000" w:type="dxa"/>
+            <w:tcMar>
+              <w:top w:w="80" w:type="dxa"/>
+              <w:left w:w="80" w:type="dxa"/>
+              <w:bottom w:w="80" w:type="dxa"/>
+              <w:right w:w="80" w:type="dxa"/>
+            </w:tcMar>
           </w:tcPr>
           <w:p>
             <w:r>
@@ -1975,6 +2803,12 @@
         <w:tc>
           <w:tcPr>
             <w:tcW w:w="3000" w:type="dxa"/>
+            <w:tcMar>
+              <w:top w:w="80" w:type="dxa"/>
+              <w:left w:w="80" w:type="dxa"/>
+              <w:bottom w:w="80" w:type="dxa"/>
+              <w:right w:w="80" w:type="dxa"/>
+            </w:tcMar>
           </w:tcPr>
           <w:p>
             <w:r>
@@ -1987,6 +2821,12 @@
         <w:tc>
           <w:tcPr>
             <w:tcW w:w="3000" w:type="dxa"/>
+            <w:tcMar>
+              <w:top w:w="80" w:type="dxa"/>
+              <w:left w:w="80" w:type="dxa"/>
+              <w:bottom w:w="80" w:type="dxa"/>
+              <w:right w:w="80" w:type="dxa"/>
+            </w:tcMar>
           </w:tcPr>
           <w:p>
             <w:r>
@@ -2001,6 +2841,12 @@
         <w:tc>
           <w:tcPr>
             <w:tcW w:w="3000" w:type="dxa"/>
+            <w:tcMar>
+              <w:top w:w="80" w:type="dxa"/>
+              <w:left w:w="80" w:type="dxa"/>
+              <w:bottom w:w="80" w:type="dxa"/>
+              <w:right w:w="80" w:type="dxa"/>
+            </w:tcMar>
           </w:tcPr>
           <w:p>
             <w:r>
@@ -2011,6 +2857,12 @@
         <w:tc>
           <w:tcPr>
             <w:tcW w:w="3000" w:type="dxa"/>
+            <w:tcMar>
+              <w:top w:w="80" w:type="dxa"/>
+              <w:left w:w="80" w:type="dxa"/>
+              <w:bottom w:w="80" w:type="dxa"/>
+              <w:right w:w="80" w:type="dxa"/>
+            </w:tcMar>
           </w:tcPr>
           <w:p>
             <w:r>
@@ -2023,6 +2875,12 @@
         <w:tc>
           <w:tcPr>
             <w:tcW w:w="3000" w:type="dxa"/>
+            <w:tcMar>
+              <w:top w:w="80" w:type="dxa"/>
+              <w:left w:w="80" w:type="dxa"/>
+              <w:bottom w:w="80" w:type="dxa"/>
+              <w:right w:w="80" w:type="dxa"/>
+            </w:tcMar>
           </w:tcPr>
           <w:p>
             <w:r>
@@ -2037,6 +2895,12 @@
         <w:tc>
           <w:tcPr>
             <w:tcW w:w="3000" w:type="dxa"/>
+            <w:tcMar>
+              <w:top w:w="80" w:type="dxa"/>
+              <w:left w:w="80" w:type="dxa"/>
+              <w:bottom w:w="80" w:type="dxa"/>
+              <w:right w:w="80" w:type="dxa"/>
+            </w:tcMar>
           </w:tcPr>
           <w:p>
             <w:r>
@@ -2054,6 +2918,12 @@
         <w:tc>
           <w:tcPr>
             <w:tcW w:w="3000" w:type="dxa"/>
+            <w:tcMar>
+              <w:top w:w="80" w:type="dxa"/>
+              <w:left w:w="80" w:type="dxa"/>
+              <w:bottom w:w="80" w:type="dxa"/>
+              <w:right w:w="80" w:type="dxa"/>
+            </w:tcMar>
           </w:tcPr>
           <w:p>
             <w:r>
@@ -2070,6 +2940,12 @@
         <w:tc>
           <w:tcPr>
             <w:tcW w:w="3000" w:type="dxa"/>
+            <w:tcMar>
+              <w:top w:w="80" w:type="dxa"/>
+              <w:left w:w="80" w:type="dxa"/>
+              <w:bottom w:w="80" w:type="dxa"/>
+              <w:right w:w="80" w:type="dxa"/>
+            </w:tcMar>
           </w:tcPr>
           <w:p>
             <w:r>
@@ -2084,6 +2960,12 @@
         <w:tc>
           <w:tcPr>
             <w:tcW w:w="3000" w:type="dxa"/>
+            <w:tcMar>
+              <w:top w:w="80" w:type="dxa"/>
+              <w:left w:w="80" w:type="dxa"/>
+              <w:bottom w:w="80" w:type="dxa"/>
+              <w:right w:w="80" w:type="dxa"/>
+            </w:tcMar>
           </w:tcPr>
           <w:p>
             <w:r>
@@ -2094,6 +2976,12 @@
         <w:tc>
           <w:tcPr>
             <w:tcW w:w="3000" w:type="dxa"/>
+            <w:tcMar>
+              <w:top w:w="80" w:type="dxa"/>
+              <w:left w:w="80" w:type="dxa"/>
+              <w:bottom w:w="80" w:type="dxa"/>
+              <w:right w:w="80" w:type="dxa"/>
+            </w:tcMar>
           </w:tcPr>
           <w:p>
             <w:r>
@@ -2106,6 +2994,12 @@
         <w:tc>
           <w:tcPr>
             <w:tcW w:w="3000" w:type="dxa"/>
+            <w:tcMar>
+              <w:top w:w="80" w:type="dxa"/>
+              <w:left w:w="80" w:type="dxa"/>
+              <w:bottom w:w="80" w:type="dxa"/>
+              <w:right w:w="80" w:type="dxa"/>
+            </w:tcMar>
           </w:tcPr>
           <w:p>
             <w:r>
@@ -2120,6 +3014,12 @@
         <w:tc>
           <w:tcPr>
             <w:tcW w:w="3000" w:type="dxa"/>
+            <w:tcMar>
+              <w:top w:w="80" w:type="dxa"/>
+              <w:left w:w="80" w:type="dxa"/>
+              <w:bottom w:w="80" w:type="dxa"/>
+              <w:right w:w="80" w:type="dxa"/>
+            </w:tcMar>
           </w:tcPr>
           <w:p>
             <w:r>
@@ -2137,6 +3037,12 @@
         <w:tc>
           <w:tcPr>
             <w:tcW w:w="3000" w:type="dxa"/>
+            <w:tcMar>
+              <w:top w:w="80" w:type="dxa"/>
+              <w:left w:w="80" w:type="dxa"/>
+              <w:bottom w:w="80" w:type="dxa"/>
+              <w:right w:w="80" w:type="dxa"/>
+            </w:tcMar>
           </w:tcPr>
           <w:p>
             <w:r>
@@ -2149,6 +3055,12 @@
         <w:tc>
           <w:tcPr>
             <w:tcW w:w="3000" w:type="dxa"/>
+            <w:tcMar>
+              <w:top w:w="80" w:type="dxa"/>
+              <w:left w:w="80" w:type="dxa"/>
+              <w:bottom w:w="80" w:type="dxa"/>
+              <w:right w:w="80" w:type="dxa"/>
+            </w:tcMar>
           </w:tcPr>
           <w:p>
             <w:r>
@@ -2163,6 +3075,12 @@
         <w:tc>
           <w:tcPr>
             <w:tcW w:w="3000" w:type="dxa"/>
+            <w:tcMar>
+              <w:top w:w="80" w:type="dxa"/>
+              <w:left w:w="80" w:type="dxa"/>
+              <w:bottom w:w="80" w:type="dxa"/>
+              <w:right w:w="80" w:type="dxa"/>
+            </w:tcMar>
           </w:tcPr>
           <w:p>
             <w:r>
@@ -2180,6 +3098,12 @@
         <w:tc>
           <w:tcPr>
             <w:tcW w:w="3000" w:type="dxa"/>
+            <w:tcMar>
+              <w:top w:w="80" w:type="dxa"/>
+              <w:left w:w="80" w:type="dxa"/>
+              <w:bottom w:w="80" w:type="dxa"/>
+              <w:right w:w="80" w:type="dxa"/>
+            </w:tcMar>
           </w:tcPr>
           <w:p>
             <w:r>
@@ -2192,6 +3116,12 @@
         <w:tc>
           <w:tcPr>
             <w:tcW w:w="3000" w:type="dxa"/>
+            <w:tcMar>
+              <w:top w:w="80" w:type="dxa"/>
+              <w:left w:w="80" w:type="dxa"/>
+              <w:bottom w:w="80" w:type="dxa"/>
+              <w:right w:w="80" w:type="dxa"/>
+            </w:tcMar>
           </w:tcPr>
           <w:p>
             <w:r>
@@ -2206,6 +3136,12 @@
         <w:tc>
           <w:tcPr>
             <w:tcW w:w="3000" w:type="dxa"/>
+            <w:tcMar>
+              <w:top w:w="80" w:type="dxa"/>
+              <w:left w:w="80" w:type="dxa"/>
+              <w:bottom w:w="80" w:type="dxa"/>
+              <w:right w:w="80" w:type="dxa"/>
+            </w:tcMar>
           </w:tcPr>
           <w:p>
             <w:r>
@@ -2216,6 +3152,12 @@
         <w:tc>
           <w:tcPr>
             <w:tcW w:w="3000" w:type="dxa"/>
+            <w:tcMar>
+              <w:top w:w="80" w:type="dxa"/>
+              <w:left w:w="80" w:type="dxa"/>
+              <w:bottom w:w="80" w:type="dxa"/>
+              <w:right w:w="80" w:type="dxa"/>
+            </w:tcMar>
           </w:tcPr>
           <w:p>
             <w:r>
@@ -2228,6 +3170,12 @@
         <w:tc>
           <w:tcPr>
             <w:tcW w:w="3000" w:type="dxa"/>
+            <w:tcMar>
+              <w:top w:w="80" w:type="dxa"/>
+              <w:left w:w="80" w:type="dxa"/>
+              <w:bottom w:w="80" w:type="dxa"/>
+              <w:right w:w="80" w:type="dxa"/>
+            </w:tcMar>
           </w:tcPr>
           <w:p>
             <w:r>
@@ -2242,6 +3190,12 @@
         <w:tc>
           <w:tcPr>
             <w:tcW w:w="3000" w:type="dxa"/>
+            <w:tcMar>
+              <w:top w:w="80" w:type="dxa"/>
+              <w:left w:w="80" w:type="dxa"/>
+              <w:bottom w:w="80" w:type="dxa"/>
+              <w:right w:w="80" w:type="dxa"/>
+            </w:tcMar>
           </w:tcPr>
           <w:p>
             <w:r>
@@ -2259,6 +3213,12 @@
         <w:tc>
           <w:tcPr>
             <w:tcW w:w="3000" w:type="dxa"/>
+            <w:tcMar>
+              <w:top w:w="80" w:type="dxa"/>
+              <w:left w:w="80" w:type="dxa"/>
+              <w:bottom w:w="80" w:type="dxa"/>
+              <w:right w:w="80" w:type="dxa"/>
+            </w:tcMar>
           </w:tcPr>
           <w:p>
             <w:r>
@@ -2288,6 +3248,12 @@
         <w:tc>
           <w:tcPr>
             <w:tcW w:w="3000" w:type="dxa"/>
+            <w:tcMar>
+              <w:top w:w="80" w:type="dxa"/>
+              <w:left w:w="80" w:type="dxa"/>
+              <w:bottom w:w="80" w:type="dxa"/>
+              <w:right w:w="80" w:type="dxa"/>
+            </w:tcMar>
           </w:tcPr>
           <w:p>
             <w:r>
@@ -2302,6 +3268,12 @@
         <w:tc>
           <w:tcPr>
             <w:tcW w:w="3000" w:type="dxa"/>
+            <w:tcMar>
+              <w:top w:w="80" w:type="dxa"/>
+              <w:left w:w="80" w:type="dxa"/>
+              <w:bottom w:w="80" w:type="dxa"/>
+              <w:right w:w="80" w:type="dxa"/>
+            </w:tcMar>
           </w:tcPr>
           <w:p>
             <w:r>
@@ -2319,6 +3291,12 @@
         <w:tc>
           <w:tcPr>
             <w:tcW w:w="3000" w:type="dxa"/>
+            <w:tcMar>
+              <w:top w:w="80" w:type="dxa"/>
+              <w:left w:w="80" w:type="dxa"/>
+              <w:bottom w:w="80" w:type="dxa"/>
+              <w:right w:w="80" w:type="dxa"/>
+            </w:tcMar>
           </w:tcPr>
           <w:p>
             <w:r>
@@ -2335,6 +3313,12 @@
         <w:tc>
           <w:tcPr>
             <w:tcW w:w="3000" w:type="dxa"/>
+            <w:tcMar>
+              <w:top w:w="80" w:type="dxa"/>
+              <w:left w:w="80" w:type="dxa"/>
+              <w:bottom w:w="80" w:type="dxa"/>
+              <w:right w:w="80" w:type="dxa"/>
+            </w:tcMar>
           </w:tcPr>
           <w:p>
             <w:r>
@@ -2349,6 +3333,12 @@
         <w:tc>
           <w:tcPr>
             <w:tcW w:w="3000" w:type="dxa"/>
+            <w:tcMar>
+              <w:top w:w="80" w:type="dxa"/>
+              <w:left w:w="80" w:type="dxa"/>
+              <w:bottom w:w="80" w:type="dxa"/>
+              <w:right w:w="80" w:type="dxa"/>
+            </w:tcMar>
           </w:tcPr>
           <w:p>
             <w:r>
@@ -2359,6 +3349,12 @@
         <w:tc>
           <w:tcPr>
             <w:tcW w:w="3000" w:type="dxa"/>
+            <w:tcMar>
+              <w:top w:w="80" w:type="dxa"/>
+              <w:left w:w="80" w:type="dxa"/>
+              <w:bottom w:w="80" w:type="dxa"/>
+              <w:right w:w="80" w:type="dxa"/>
+            </w:tcMar>
           </w:tcPr>
           <w:p>
             <w:r>
@@ -2371,6 +3367,12 @@
         <w:tc>
           <w:tcPr>
             <w:tcW w:w="3000" w:type="dxa"/>
+            <w:tcMar>
+              <w:top w:w="80" w:type="dxa"/>
+              <w:left w:w="80" w:type="dxa"/>
+              <w:bottom w:w="80" w:type="dxa"/>
+              <w:right w:w="80" w:type="dxa"/>
+            </w:tcMar>
           </w:tcPr>
           <w:p>
             <w:r>
@@ -2385,6 +3387,12 @@
         <w:tc>
           <w:tcPr>
             <w:tcW w:w="3000" w:type="dxa"/>
+            <w:tcMar>
+              <w:top w:w="80" w:type="dxa"/>
+              <w:left w:w="80" w:type="dxa"/>
+              <w:bottom w:w="80" w:type="dxa"/>
+              <w:right w:w="80" w:type="dxa"/>
+            </w:tcMar>
           </w:tcPr>
           <w:p>
             <w:r>
@@ -2402,6 +3410,12 @@
         <w:tc>
           <w:tcPr>
             <w:tcW w:w="3000" w:type="dxa"/>
+            <w:tcMar>
+              <w:top w:w="80" w:type="dxa"/>
+              <w:left w:w="80" w:type="dxa"/>
+              <w:bottom w:w="80" w:type="dxa"/>
+              <w:right w:w="80" w:type="dxa"/>
+            </w:tcMar>
           </w:tcPr>
           <w:p>
             <w:r>
@@ -2414,6 +3428,12 @@
         <w:tc>
           <w:tcPr>
             <w:tcW w:w="3000" w:type="dxa"/>
+            <w:tcMar>
+              <w:top w:w="80" w:type="dxa"/>
+              <w:left w:w="80" w:type="dxa"/>
+              <w:bottom w:w="80" w:type="dxa"/>
+              <w:right w:w="80" w:type="dxa"/>
+            </w:tcMar>
           </w:tcPr>
           <w:p>
             <w:r>
@@ -2428,6 +3448,12 @@
         <w:tc>
           <w:tcPr>
             <w:tcW w:w="3000" w:type="dxa"/>
+            <w:tcMar>
+              <w:top w:w="80" w:type="dxa"/>
+              <w:left w:w="80" w:type="dxa"/>
+              <w:bottom w:w="80" w:type="dxa"/>
+              <w:right w:w="80" w:type="dxa"/>
+            </w:tcMar>
           </w:tcPr>
           <w:p>
             <w:r>
@@ -2445,6 +3471,12 @@
         <w:tc>
           <w:tcPr>
             <w:tcW w:w="3000" w:type="dxa"/>
+            <w:tcMar>
+              <w:top w:w="80" w:type="dxa"/>
+              <w:left w:w="80" w:type="dxa"/>
+              <w:bottom w:w="80" w:type="dxa"/>
+              <w:right w:w="80" w:type="dxa"/>
+            </w:tcMar>
           </w:tcPr>
           <w:p>
             <w:r>
@@ -2457,6 +3489,12 @@
         <w:tc>
           <w:tcPr>
             <w:tcW w:w="3000" w:type="dxa"/>
+            <w:tcMar>
+              <w:top w:w="80" w:type="dxa"/>
+              <w:left w:w="80" w:type="dxa"/>
+              <w:bottom w:w="80" w:type="dxa"/>
+              <w:right w:w="80" w:type="dxa"/>
+            </w:tcMar>
           </w:tcPr>
           <w:p>
             <w:r>
@@ -2471,6 +3509,12 @@
         <w:tc>
           <w:tcPr>
             <w:tcW w:w="3000" w:type="dxa"/>
+            <w:tcMar>
+              <w:top w:w="80" w:type="dxa"/>
+              <w:left w:w="80" w:type="dxa"/>
+              <w:bottom w:w="80" w:type="dxa"/>
+              <w:right w:w="80" w:type="dxa"/>
+            </w:tcMar>
           </w:tcPr>
           <w:p>
             <w:r>
@@ -2488,6 +3532,12 @@
         <w:tc>
           <w:tcPr>
             <w:tcW w:w="3000" w:type="dxa"/>
+            <w:tcMar>
+              <w:top w:w="80" w:type="dxa"/>
+              <w:left w:w="80" w:type="dxa"/>
+              <w:bottom w:w="80" w:type="dxa"/>
+              <w:right w:w="80" w:type="dxa"/>
+            </w:tcMar>
           </w:tcPr>
           <w:p>
             <w:r>
@@ -2500,6 +3550,12 @@
         <w:tc>
           <w:tcPr>
             <w:tcW w:w="3000" w:type="dxa"/>
+            <w:tcMar>
+              <w:top w:w="80" w:type="dxa"/>
+              <w:left w:w="80" w:type="dxa"/>
+              <w:bottom w:w="80" w:type="dxa"/>
+              <w:right w:w="80" w:type="dxa"/>
+            </w:tcMar>
           </w:tcPr>
           <w:p>
             <w:r>
@@ -2514,6 +3570,12 @@
         <w:tc>
           <w:tcPr>
             <w:tcW w:w="3000" w:type="dxa"/>
+            <w:tcMar>
+              <w:top w:w="80" w:type="dxa"/>
+              <w:left w:w="80" w:type="dxa"/>
+              <w:bottom w:w="80" w:type="dxa"/>
+              <w:right w:w="80" w:type="dxa"/>
+            </w:tcMar>
           </w:tcPr>
           <w:p>
             <w:r>
@@ -2524,6 +3586,12 @@
         <w:tc>
           <w:tcPr>
             <w:tcW w:w="3000" w:type="dxa"/>
+            <w:tcMar>
+              <w:top w:w="80" w:type="dxa"/>
+              <w:left w:w="80" w:type="dxa"/>
+              <w:bottom w:w="80" w:type="dxa"/>
+              <w:right w:w="80" w:type="dxa"/>
+            </w:tcMar>
           </w:tcPr>
           <w:p>
             <w:r>
@@ -2536,7 +3604,7 @@
     <w:p/>
     <w:p>
       <w:pPr>
-        <w:pStyle w:val="Heading2"/>
+        <w:pStyle w:val="2"/>
       </w:pPr>
       <w:r>
         <w:t>expected_type 定义</w:t>
@@ -2545,9 +3613,24 @@
     <w:p/>
     <w:tbl>
       <w:tblPr>
-        <w:tblStyle w:val="TableGrid"/>
+        <w:tblStyle w:val="6"/>
         <w:tblW w:w="0" w:type="auto"/>
-        <w:tblLook w:val="04A0" w:firstRow="1" w:lastRow="0" w:firstColumn="1" w:lastColumn="0" w:noHBand="0" w:noVBand="1"/>
+        <w:tblInd w:w="0" w:type="dxa"/>
+        <w:tblBorders>
+          <w:top w:val="single" w:color="BFBFBF" w:sz="4" w:space="0"/>
+          <w:left w:val="single" w:color="BFBFBF" w:sz="4" w:space="0"/>
+          <w:bottom w:val="single" w:color="BFBFBF" w:sz="4" w:space="0"/>
+          <w:right w:val="single" w:color="BFBFBF" w:sz="4" w:space="0"/>
+          <w:insideH w:val="single" w:color="BFBFBF" w:sz="4" w:space="0"/>
+          <w:insideV w:val="single" w:color="BFBFBF" w:sz="4" w:space="0"/>
+        </w:tblBorders>
+        <w:tblLayout w:type="autofit"/>
+        <w:tblCellMar>
+          <w:top w:w="0" w:type="dxa"/>
+          <w:left w:w="108" w:type="dxa"/>
+          <w:bottom w:w="0" w:type="dxa"/>
+          <w:right w:w="108" w:type="dxa"/>
+        </w:tblCellMar>
       </w:tblPr>
       <w:tblGrid>
         <w:gridCol w:w="1800"/>
@@ -2560,7 +3643,13 @@
         <w:tc>
           <w:tcPr>
             <w:tcW w:w="1800" w:type="dxa"/>
-            <w:shd w:fill="D9EAF7"/>
+            <w:shd w:val="clear" w:color="auto" w:fill="D9EAF7"/>
+            <w:tcMar>
+              <w:top w:w="80" w:type="dxa"/>
+              <w:left w:w="80" w:type="dxa"/>
+              <w:bottom w:w="80" w:type="dxa"/>
+              <w:right w:w="80" w:type="dxa"/>
+            </w:tcMar>
           </w:tcPr>
           <w:p>
             <w:r>
@@ -2571,7 +3660,13 @@
         <w:tc>
           <w:tcPr>
             <w:tcW w:w="1800" w:type="dxa"/>
-            <w:shd w:fill="D9EAF7"/>
+            <w:shd w:val="clear" w:color="auto" w:fill="D9EAF7"/>
+            <w:tcMar>
+              <w:top w:w="80" w:type="dxa"/>
+              <w:left w:w="80" w:type="dxa"/>
+              <w:bottom w:w="80" w:type="dxa"/>
+              <w:right w:w="80" w:type="dxa"/>
+            </w:tcMar>
           </w:tcPr>
           <w:p>
             <w:r>
@@ -2582,7 +3677,13 @@
         <w:tc>
           <w:tcPr>
             <w:tcW w:w="1800" w:type="dxa"/>
-            <w:shd w:fill="D9EAF7"/>
+            <w:shd w:val="clear" w:color="auto" w:fill="D9EAF7"/>
+            <w:tcMar>
+              <w:top w:w="80" w:type="dxa"/>
+              <w:left w:w="80" w:type="dxa"/>
+              <w:bottom w:w="80" w:type="dxa"/>
+              <w:right w:w="80" w:type="dxa"/>
+            </w:tcMar>
           </w:tcPr>
           <w:p>
             <w:r>
@@ -2597,7 +3698,13 @@
         <w:tc>
           <w:tcPr>
             <w:tcW w:w="1800" w:type="dxa"/>
-            <w:shd w:fill="D9EAF7"/>
+            <w:shd w:val="clear" w:color="auto" w:fill="D9EAF7"/>
+            <w:tcMar>
+              <w:top w:w="80" w:type="dxa"/>
+              <w:left w:w="80" w:type="dxa"/>
+              <w:bottom w:w="80" w:type="dxa"/>
+              <w:right w:w="80" w:type="dxa"/>
+            </w:tcMar>
           </w:tcPr>
           <w:p>
             <w:r>
@@ -2612,7 +3719,13 @@
         <w:tc>
           <w:tcPr>
             <w:tcW w:w="1800" w:type="dxa"/>
-            <w:shd w:fill="D9EAF7"/>
+            <w:shd w:val="clear" w:color="auto" w:fill="D9EAF7"/>
+            <w:tcMar>
+              <w:top w:w="80" w:type="dxa"/>
+              <w:left w:w="80" w:type="dxa"/>
+              <w:bottom w:w="80" w:type="dxa"/>
+              <w:right w:w="80" w:type="dxa"/>
+            </w:tcMar>
           </w:tcPr>
           <w:p>
             <w:r>
@@ -2625,6 +3738,12 @@
         <w:tc>
           <w:tcPr>
             <w:tcW w:w="1800" w:type="dxa"/>
+            <w:tcMar>
+              <w:top w:w="80" w:type="dxa"/>
+              <w:left w:w="80" w:type="dxa"/>
+              <w:bottom w:w="80" w:type="dxa"/>
+              <w:right w:w="80" w:type="dxa"/>
+            </w:tcMar>
           </w:tcPr>
           <w:p>
             <w:r>
@@ -2639,6 +3758,12 @@
         <w:tc>
           <w:tcPr>
             <w:tcW w:w="1800" w:type="dxa"/>
+            <w:tcMar>
+              <w:top w:w="80" w:type="dxa"/>
+              <w:left w:w="80" w:type="dxa"/>
+              <w:bottom w:w="80" w:type="dxa"/>
+              <w:right w:w="80" w:type="dxa"/>
+            </w:tcMar>
           </w:tcPr>
           <w:p>
             <w:r>
@@ -2649,6 +3774,12 @@
         <w:tc>
           <w:tcPr>
             <w:tcW w:w="1800" w:type="dxa"/>
+            <w:tcMar>
+              <w:top w:w="80" w:type="dxa"/>
+              <w:left w:w="80" w:type="dxa"/>
+              <w:bottom w:w="80" w:type="dxa"/>
+              <w:right w:w="80" w:type="dxa"/>
+            </w:tcMar>
           </w:tcPr>
           <w:p>
             <w:r>
@@ -2659,6 +3790,12 @@
         <w:tc>
           <w:tcPr>
             <w:tcW w:w="1800" w:type="dxa"/>
+            <w:tcMar>
+              <w:top w:w="80" w:type="dxa"/>
+              <w:left w:w="80" w:type="dxa"/>
+              <w:bottom w:w="80" w:type="dxa"/>
+              <w:right w:w="80" w:type="dxa"/>
+            </w:tcMar>
           </w:tcPr>
           <w:p>
             <w:r>
@@ -2669,6 +3806,12 @@
         <w:tc>
           <w:tcPr>
             <w:tcW w:w="1800" w:type="dxa"/>
+            <w:tcMar>
+              <w:top w:w="80" w:type="dxa"/>
+              <w:left w:w="80" w:type="dxa"/>
+              <w:bottom w:w="80" w:type="dxa"/>
+              <w:right w:w="80" w:type="dxa"/>
+            </w:tcMar>
           </w:tcPr>
           <w:p>
             <w:r>
@@ -2681,6 +3824,12 @@
         <w:tc>
           <w:tcPr>
             <w:tcW w:w="1800" w:type="dxa"/>
+            <w:tcMar>
+              <w:top w:w="80" w:type="dxa"/>
+              <w:left w:w="80" w:type="dxa"/>
+              <w:bottom w:w="80" w:type="dxa"/>
+              <w:right w:w="80" w:type="dxa"/>
+            </w:tcMar>
           </w:tcPr>
           <w:p>
             <w:r>
@@ -2695,6 +3844,12 @@
         <w:tc>
           <w:tcPr>
             <w:tcW w:w="1800" w:type="dxa"/>
+            <w:tcMar>
+              <w:top w:w="80" w:type="dxa"/>
+              <w:left w:w="80" w:type="dxa"/>
+              <w:bottom w:w="80" w:type="dxa"/>
+              <w:right w:w="80" w:type="dxa"/>
+            </w:tcMar>
           </w:tcPr>
           <w:p>
             <w:r>
@@ -2705,6 +3860,12 @@
         <w:tc>
           <w:tcPr>
             <w:tcW w:w="1800" w:type="dxa"/>
+            <w:tcMar>
+              <w:top w:w="80" w:type="dxa"/>
+              <w:left w:w="80" w:type="dxa"/>
+              <w:bottom w:w="80" w:type="dxa"/>
+              <w:right w:w="80" w:type="dxa"/>
+            </w:tcMar>
           </w:tcPr>
           <w:p>
             <w:r>
@@ -2715,6 +3876,12 @@
         <w:tc>
           <w:tcPr>
             <w:tcW w:w="1800" w:type="dxa"/>
+            <w:tcMar>
+              <w:top w:w="80" w:type="dxa"/>
+              <w:left w:w="80" w:type="dxa"/>
+              <w:bottom w:w="80" w:type="dxa"/>
+              <w:right w:w="80" w:type="dxa"/>
+            </w:tcMar>
           </w:tcPr>
           <w:p>
             <w:r>
@@ -2725,6 +3892,12 @@
         <w:tc>
           <w:tcPr>
             <w:tcW w:w="1800" w:type="dxa"/>
+            <w:tcMar>
+              <w:top w:w="80" w:type="dxa"/>
+              <w:left w:w="80" w:type="dxa"/>
+              <w:bottom w:w="80" w:type="dxa"/>
+              <w:right w:w="80" w:type="dxa"/>
+            </w:tcMar>
           </w:tcPr>
           <w:p>
             <w:r>
@@ -2737,6 +3910,12 @@
         <w:tc>
           <w:tcPr>
             <w:tcW w:w="1800" w:type="dxa"/>
+            <w:tcMar>
+              <w:top w:w="80" w:type="dxa"/>
+              <w:left w:w="80" w:type="dxa"/>
+              <w:bottom w:w="80" w:type="dxa"/>
+              <w:right w:w="80" w:type="dxa"/>
+            </w:tcMar>
           </w:tcPr>
           <w:p>
             <w:r>
@@ -2751,6 +3930,12 @@
         <w:tc>
           <w:tcPr>
             <w:tcW w:w="1800" w:type="dxa"/>
+            <w:tcMar>
+              <w:top w:w="80" w:type="dxa"/>
+              <w:left w:w="80" w:type="dxa"/>
+              <w:bottom w:w="80" w:type="dxa"/>
+              <w:right w:w="80" w:type="dxa"/>
+            </w:tcMar>
           </w:tcPr>
           <w:p>
             <w:r>
@@ -2761,6 +3946,12 @@
         <w:tc>
           <w:tcPr>
             <w:tcW w:w="1800" w:type="dxa"/>
+            <w:tcMar>
+              <w:top w:w="80" w:type="dxa"/>
+              <w:left w:w="80" w:type="dxa"/>
+              <w:bottom w:w="80" w:type="dxa"/>
+              <w:right w:w="80" w:type="dxa"/>
+            </w:tcMar>
           </w:tcPr>
           <w:p>
             <w:r>
@@ -2771,6 +3962,12 @@
         <w:tc>
           <w:tcPr>
             <w:tcW w:w="1800" w:type="dxa"/>
+            <w:tcMar>
+              <w:top w:w="80" w:type="dxa"/>
+              <w:left w:w="80" w:type="dxa"/>
+              <w:bottom w:w="80" w:type="dxa"/>
+              <w:right w:w="80" w:type="dxa"/>
+            </w:tcMar>
           </w:tcPr>
           <w:p>
             <w:r>
@@ -2781,6 +3978,12 @@
         <w:tc>
           <w:tcPr>
             <w:tcW w:w="1800" w:type="dxa"/>
+            <w:tcMar>
+              <w:top w:w="80" w:type="dxa"/>
+              <w:left w:w="80" w:type="dxa"/>
+              <w:bottom w:w="80" w:type="dxa"/>
+              <w:right w:w="80" w:type="dxa"/>
+            </w:tcMar>
           </w:tcPr>
           <w:p>
             <w:r>
@@ -2793,6 +3996,12 @@
         <w:tc>
           <w:tcPr>
             <w:tcW w:w="1800" w:type="dxa"/>
+            <w:tcMar>
+              <w:top w:w="80" w:type="dxa"/>
+              <w:left w:w="80" w:type="dxa"/>
+              <w:bottom w:w="80" w:type="dxa"/>
+              <w:right w:w="80" w:type="dxa"/>
+            </w:tcMar>
           </w:tcPr>
           <w:p>
             <w:r>
@@ -2807,6 +4016,12 @@
         <w:tc>
           <w:tcPr>
             <w:tcW w:w="1800" w:type="dxa"/>
+            <w:tcMar>
+              <w:top w:w="80" w:type="dxa"/>
+              <w:left w:w="80" w:type="dxa"/>
+              <w:bottom w:w="80" w:type="dxa"/>
+              <w:right w:w="80" w:type="dxa"/>
+            </w:tcMar>
           </w:tcPr>
           <w:p>
             <w:r>
@@ -2817,6 +4032,12 @@
         <w:tc>
           <w:tcPr>
             <w:tcW w:w="1800" w:type="dxa"/>
+            <w:tcMar>
+              <w:top w:w="80" w:type="dxa"/>
+              <w:left w:w="80" w:type="dxa"/>
+              <w:bottom w:w="80" w:type="dxa"/>
+              <w:right w:w="80" w:type="dxa"/>
+            </w:tcMar>
           </w:tcPr>
           <w:p>
             <w:r>
@@ -2827,6 +4048,12 @@
         <w:tc>
           <w:tcPr>
             <w:tcW w:w="1800" w:type="dxa"/>
+            <w:tcMar>
+              <w:top w:w="80" w:type="dxa"/>
+              <w:left w:w="80" w:type="dxa"/>
+              <w:bottom w:w="80" w:type="dxa"/>
+              <w:right w:w="80" w:type="dxa"/>
+            </w:tcMar>
           </w:tcPr>
           <w:p>
             <w:r>
@@ -2837,6 +4064,12 @@
         <w:tc>
           <w:tcPr>
             <w:tcW w:w="1800" w:type="dxa"/>
+            <w:tcMar>
+              <w:top w:w="80" w:type="dxa"/>
+              <w:left w:w="80" w:type="dxa"/>
+              <w:bottom w:w="80" w:type="dxa"/>
+              <w:right w:w="80" w:type="dxa"/>
+            </w:tcMar>
           </w:tcPr>
           <w:p>
             <w:r>
@@ -2859,6 +4092,12 @@
         <w:tc>
           <w:tcPr>
             <w:tcW w:w="1800" w:type="dxa"/>
+            <w:tcMar>
+              <w:top w:w="80" w:type="dxa"/>
+              <w:left w:w="80" w:type="dxa"/>
+              <w:bottom w:w="80" w:type="dxa"/>
+              <w:right w:w="80" w:type="dxa"/>
+            </w:tcMar>
           </w:tcPr>
           <w:p>
             <w:r>
@@ -2873,6 +4112,12 @@
         <w:tc>
           <w:tcPr>
             <w:tcW w:w="1800" w:type="dxa"/>
+            <w:tcMar>
+              <w:top w:w="80" w:type="dxa"/>
+              <w:left w:w="80" w:type="dxa"/>
+              <w:bottom w:w="80" w:type="dxa"/>
+              <w:right w:w="80" w:type="dxa"/>
+            </w:tcMar>
           </w:tcPr>
           <w:p>
             <w:r>
@@ -2883,6 +4128,12 @@
         <w:tc>
           <w:tcPr>
             <w:tcW w:w="1800" w:type="dxa"/>
+            <w:tcMar>
+              <w:top w:w="80" w:type="dxa"/>
+              <w:left w:w="80" w:type="dxa"/>
+              <w:bottom w:w="80" w:type="dxa"/>
+              <w:right w:w="80" w:type="dxa"/>
+            </w:tcMar>
           </w:tcPr>
           <w:p>
             <w:r>
@@ -2893,6 +4144,12 @@
         <w:tc>
           <w:tcPr>
             <w:tcW w:w="1800" w:type="dxa"/>
+            <w:tcMar>
+              <w:top w:w="80" w:type="dxa"/>
+              <w:left w:w="80" w:type="dxa"/>
+              <w:bottom w:w="80" w:type="dxa"/>
+              <w:right w:w="80" w:type="dxa"/>
+            </w:tcMar>
           </w:tcPr>
           <w:p>
             <w:r>
@@ -2903,6 +4160,12 @@
         <w:tc>
           <w:tcPr>
             <w:tcW w:w="1800" w:type="dxa"/>
+            <w:tcMar>
+              <w:top w:w="80" w:type="dxa"/>
+              <w:left w:w="80" w:type="dxa"/>
+              <w:bottom w:w="80" w:type="dxa"/>
+              <w:right w:w="80" w:type="dxa"/>
+            </w:tcMar>
           </w:tcPr>
           <w:p>
             <w:r>
@@ -2915,6 +4178,12 @@
         <w:tc>
           <w:tcPr>
             <w:tcW w:w="1800" w:type="dxa"/>
+            <w:tcMar>
+              <w:top w:w="80" w:type="dxa"/>
+              <w:left w:w="80" w:type="dxa"/>
+              <w:bottom w:w="80" w:type="dxa"/>
+              <w:right w:w="80" w:type="dxa"/>
+            </w:tcMar>
           </w:tcPr>
           <w:p>
             <w:r>
@@ -2929,6 +4198,12 @@
         <w:tc>
           <w:tcPr>
             <w:tcW w:w="1800" w:type="dxa"/>
+            <w:tcMar>
+              <w:top w:w="80" w:type="dxa"/>
+              <w:left w:w="80" w:type="dxa"/>
+              <w:bottom w:w="80" w:type="dxa"/>
+              <w:right w:w="80" w:type="dxa"/>
+            </w:tcMar>
           </w:tcPr>
           <w:p>
             <w:r>
@@ -2939,6 +4214,12 @@
         <w:tc>
           <w:tcPr>
             <w:tcW w:w="1800" w:type="dxa"/>
+            <w:tcMar>
+              <w:top w:w="80" w:type="dxa"/>
+              <w:left w:w="80" w:type="dxa"/>
+              <w:bottom w:w="80" w:type="dxa"/>
+              <w:right w:w="80" w:type="dxa"/>
+            </w:tcMar>
           </w:tcPr>
           <w:p>
             <w:r>
@@ -2949,6 +4230,12 @@
         <w:tc>
           <w:tcPr>
             <w:tcW w:w="1800" w:type="dxa"/>
+            <w:tcMar>
+              <w:top w:w="80" w:type="dxa"/>
+              <w:left w:w="80" w:type="dxa"/>
+              <w:bottom w:w="80" w:type="dxa"/>
+              <w:right w:w="80" w:type="dxa"/>
+            </w:tcMar>
           </w:tcPr>
           <w:p>
             <w:r>
@@ -2959,6 +4246,12 @@
         <w:tc>
           <w:tcPr>
             <w:tcW w:w="1800" w:type="dxa"/>
+            <w:tcMar>
+              <w:top w:w="80" w:type="dxa"/>
+              <w:left w:w="80" w:type="dxa"/>
+              <w:bottom w:w="80" w:type="dxa"/>
+              <w:right w:w="80" w:type="dxa"/>
+            </w:tcMar>
           </w:tcPr>
           <w:p>
             <w:r>
@@ -3017,7 +4310,7 @@
     <w:p/>
     <w:p>
       <w:pPr>
-        <w:pStyle w:val="Heading2"/>
+        <w:pStyle w:val="2"/>
       </w:pPr>
       <w:r>
         <w:t>ng_type 定义</w:t>
@@ -3026,9 +4319,24 @@
     <w:p/>
     <w:tbl>
       <w:tblPr>
-        <w:tblStyle w:val="TableGrid"/>
+        <w:tblStyle w:val="6"/>
         <w:tblW w:w="0" w:type="auto"/>
-        <w:tblLook w:val="04A0" w:firstRow="1" w:lastRow="0" w:firstColumn="1" w:lastColumn="0" w:noHBand="0" w:noVBand="1"/>
+        <w:tblInd w:w="0" w:type="dxa"/>
+        <w:tblBorders>
+          <w:top w:val="single" w:color="BFBFBF" w:sz="4" w:space="0"/>
+          <w:left w:val="single" w:color="BFBFBF" w:sz="4" w:space="0"/>
+          <w:bottom w:val="single" w:color="BFBFBF" w:sz="4" w:space="0"/>
+          <w:right w:val="single" w:color="BFBFBF" w:sz="4" w:space="0"/>
+          <w:insideH w:val="single" w:color="BFBFBF" w:sz="4" w:space="0"/>
+          <w:insideV w:val="single" w:color="BFBFBF" w:sz="4" w:space="0"/>
+        </w:tblBorders>
+        <w:tblLayout w:type="autofit"/>
+        <w:tblCellMar>
+          <w:top w:w="0" w:type="dxa"/>
+          <w:left w:w="108" w:type="dxa"/>
+          <w:bottom w:w="0" w:type="dxa"/>
+          <w:right w:w="108" w:type="dxa"/>
+        </w:tblCellMar>
       </w:tblPr>
       <w:tblGrid>
         <w:gridCol w:w="4500"/>
@@ -3038,7 +4346,13 @@
         <w:tc>
           <w:tcPr>
             <w:tcW w:w="4500" w:type="dxa"/>
-            <w:shd w:fill="D9EAF7"/>
+            <w:shd w:val="clear" w:color="auto" w:fill="D9EAF7"/>
+            <w:tcMar>
+              <w:top w:w="80" w:type="dxa"/>
+              <w:left w:w="80" w:type="dxa"/>
+              <w:bottom w:w="80" w:type="dxa"/>
+              <w:right w:w="80" w:type="dxa"/>
+            </w:tcMar>
           </w:tcPr>
           <w:p>
             <w:r>
@@ -3049,7 +4363,13 @@
         <w:tc>
           <w:tcPr>
             <w:tcW w:w="4500" w:type="dxa"/>
-            <w:shd w:fill="D9EAF7"/>
+            <w:shd w:val="clear" w:color="auto" w:fill="D9EAF7"/>
+            <w:tcMar>
+              <w:top w:w="80" w:type="dxa"/>
+              <w:left w:w="80" w:type="dxa"/>
+              <w:bottom w:w="80" w:type="dxa"/>
+              <w:right w:w="80" w:type="dxa"/>
+            </w:tcMar>
           </w:tcPr>
           <w:p>
             <w:r>
@@ -3062,6 +4382,12 @@
         <w:tc>
           <w:tcPr>
             <w:tcW w:w="4500" w:type="dxa"/>
+            <w:tcMar>
+              <w:top w:w="80" w:type="dxa"/>
+              <w:left w:w="80" w:type="dxa"/>
+              <w:bottom w:w="80" w:type="dxa"/>
+              <w:right w:w="80" w:type="dxa"/>
+            </w:tcMar>
           </w:tcPr>
           <w:p>
             <w:r>
@@ -3072,6 +4398,12 @@
         <w:tc>
           <w:tcPr>
             <w:tcW w:w="4500" w:type="dxa"/>
+            <w:tcMar>
+              <w:top w:w="80" w:type="dxa"/>
+              <w:left w:w="80" w:type="dxa"/>
+              <w:bottom w:w="80" w:type="dxa"/>
+              <w:right w:w="80" w:type="dxa"/>
+            </w:tcMar>
           </w:tcPr>
           <w:p>
             <w:r>
@@ -3084,6 +4416,12 @@
         <w:tc>
           <w:tcPr>
             <w:tcW w:w="4500" w:type="dxa"/>
+            <w:tcMar>
+              <w:top w:w="80" w:type="dxa"/>
+              <w:left w:w="80" w:type="dxa"/>
+              <w:bottom w:w="80" w:type="dxa"/>
+              <w:right w:w="80" w:type="dxa"/>
+            </w:tcMar>
           </w:tcPr>
           <w:p>
             <w:r>
@@ -3098,6 +4436,12 @@
         <w:tc>
           <w:tcPr>
             <w:tcW w:w="4500" w:type="dxa"/>
+            <w:tcMar>
+              <w:top w:w="80" w:type="dxa"/>
+              <w:left w:w="80" w:type="dxa"/>
+              <w:bottom w:w="80" w:type="dxa"/>
+              <w:right w:w="80" w:type="dxa"/>
+            </w:tcMar>
           </w:tcPr>
           <w:p>
             <w:r>
@@ -3110,6 +4454,12 @@
         <w:tc>
           <w:tcPr>
             <w:tcW w:w="4500" w:type="dxa"/>
+            <w:tcMar>
+              <w:top w:w="80" w:type="dxa"/>
+              <w:left w:w="80" w:type="dxa"/>
+              <w:bottom w:w="80" w:type="dxa"/>
+              <w:right w:w="80" w:type="dxa"/>
+            </w:tcMar>
           </w:tcPr>
           <w:p>
             <w:r>
@@ -3124,6 +4474,12 @@
         <w:tc>
           <w:tcPr>
             <w:tcW w:w="4500" w:type="dxa"/>
+            <w:tcMar>
+              <w:top w:w="80" w:type="dxa"/>
+              <w:left w:w="80" w:type="dxa"/>
+              <w:bottom w:w="80" w:type="dxa"/>
+              <w:right w:w="80" w:type="dxa"/>
+            </w:tcMar>
           </w:tcPr>
           <w:p>
             <w:r>
@@ -3136,6 +4492,12 @@
         <w:tc>
           <w:tcPr>
             <w:tcW w:w="4500" w:type="dxa"/>
+            <w:tcMar>
+              <w:top w:w="80" w:type="dxa"/>
+              <w:left w:w="80" w:type="dxa"/>
+              <w:bottom w:w="80" w:type="dxa"/>
+              <w:right w:w="80" w:type="dxa"/>
+            </w:tcMar>
           </w:tcPr>
           <w:p>
             <w:r>
@@ -3150,6 +4512,12 @@
         <w:tc>
           <w:tcPr>
             <w:tcW w:w="4500" w:type="dxa"/>
+            <w:tcMar>
+              <w:top w:w="80" w:type="dxa"/>
+              <w:left w:w="80" w:type="dxa"/>
+              <w:bottom w:w="80" w:type="dxa"/>
+              <w:right w:w="80" w:type="dxa"/>
+            </w:tcMar>
           </w:tcPr>
           <w:p>
             <w:r>
@@ -3162,6 +4530,12 @@
         <w:tc>
           <w:tcPr>
             <w:tcW w:w="4500" w:type="dxa"/>
+            <w:tcMar>
+              <w:top w:w="80" w:type="dxa"/>
+              <w:left w:w="80" w:type="dxa"/>
+              <w:bottom w:w="80" w:type="dxa"/>
+              <w:right w:w="80" w:type="dxa"/>
+            </w:tcMar>
           </w:tcPr>
           <w:p>
             <w:r>
@@ -3176,6 +4550,12 @@
         <w:tc>
           <w:tcPr>
             <w:tcW w:w="4500" w:type="dxa"/>
+            <w:tcMar>
+              <w:top w:w="80" w:type="dxa"/>
+              <w:left w:w="80" w:type="dxa"/>
+              <w:bottom w:w="80" w:type="dxa"/>
+              <w:right w:w="80" w:type="dxa"/>
+            </w:tcMar>
           </w:tcPr>
           <w:p>
             <w:r>
@@ -3188,6 +4568,12 @@
         <w:tc>
           <w:tcPr>
             <w:tcW w:w="4500" w:type="dxa"/>
+            <w:tcMar>
+              <w:top w:w="80" w:type="dxa"/>
+              <w:left w:w="80" w:type="dxa"/>
+              <w:bottom w:w="80" w:type="dxa"/>
+              <w:right w:w="80" w:type="dxa"/>
+            </w:tcMar>
           </w:tcPr>
           <w:p>
             <w:r>
@@ -3202,6 +4588,12 @@
         <w:tc>
           <w:tcPr>
             <w:tcW w:w="4500" w:type="dxa"/>
+            <w:tcMar>
+              <w:top w:w="80" w:type="dxa"/>
+              <w:left w:w="80" w:type="dxa"/>
+              <w:bottom w:w="80" w:type="dxa"/>
+              <w:right w:w="80" w:type="dxa"/>
+            </w:tcMar>
           </w:tcPr>
           <w:p>
             <w:r>
@@ -3214,6 +4606,12 @@
         <w:tc>
           <w:tcPr>
             <w:tcW w:w="4500" w:type="dxa"/>
+            <w:tcMar>
+              <w:top w:w="80" w:type="dxa"/>
+              <w:left w:w="80" w:type="dxa"/>
+              <w:bottom w:w="80" w:type="dxa"/>
+              <w:right w:w="80" w:type="dxa"/>
+            </w:tcMar>
           </w:tcPr>
           <w:p>
             <w:r>
@@ -3228,6 +4626,12 @@
         <w:tc>
           <w:tcPr>
             <w:tcW w:w="4500" w:type="dxa"/>
+            <w:tcMar>
+              <w:top w:w="80" w:type="dxa"/>
+              <w:left w:w="80" w:type="dxa"/>
+              <w:bottom w:w="80" w:type="dxa"/>
+              <w:right w:w="80" w:type="dxa"/>
+            </w:tcMar>
           </w:tcPr>
           <w:p>
             <w:r>
@@ -3240,6 +4644,12 @@
         <w:tc>
           <w:tcPr>
             <w:tcW w:w="4500" w:type="dxa"/>
+            <w:tcMar>
+              <w:top w:w="80" w:type="dxa"/>
+              <w:left w:w="80" w:type="dxa"/>
+              <w:bottom w:w="80" w:type="dxa"/>
+              <w:right w:w="80" w:type="dxa"/>
+            </w:tcMar>
           </w:tcPr>
           <w:p>
             <w:r>
@@ -3254,6 +4664,12 @@
         <w:tc>
           <w:tcPr>
             <w:tcW w:w="4500" w:type="dxa"/>
+            <w:tcMar>
+              <w:top w:w="80" w:type="dxa"/>
+              <w:left w:w="80" w:type="dxa"/>
+              <w:bottom w:w="80" w:type="dxa"/>
+              <w:right w:w="80" w:type="dxa"/>
+            </w:tcMar>
           </w:tcPr>
           <w:p>
             <w:r>
@@ -3266,6 +4682,12 @@
         <w:tc>
           <w:tcPr>
             <w:tcW w:w="4500" w:type="dxa"/>
+            <w:tcMar>
+              <w:top w:w="80" w:type="dxa"/>
+              <w:left w:w="80" w:type="dxa"/>
+              <w:bottom w:w="80" w:type="dxa"/>
+              <w:right w:w="80" w:type="dxa"/>
+            </w:tcMar>
           </w:tcPr>
           <w:p>
             <w:r>
@@ -3280,6 +4702,12 @@
         <w:tc>
           <w:tcPr>
             <w:tcW w:w="4500" w:type="dxa"/>
+            <w:tcMar>
+              <w:top w:w="80" w:type="dxa"/>
+              <w:left w:w="80" w:type="dxa"/>
+              <w:bottom w:w="80" w:type="dxa"/>
+              <w:right w:w="80" w:type="dxa"/>
+            </w:tcMar>
           </w:tcPr>
           <w:p>
             <w:r>
@@ -3292,7 +4720,7 @@
     <w:p/>
     <w:p>
       <w:pPr>
-        <w:pStyle w:val="Heading2"/>
+        <w:pStyle w:val="2"/>
       </w:pPr>
       <w:r>
         <w:t>测试规划 CSV 示例</w:t>
@@ -3301,7 +4729,7 @@
     <w:p/>
     <w:p>
       <w:pPr>
-        <w:pStyle w:val="Code"/>
+        <w:pStyle w:val="8"/>
       </w:pPr>
       <w:r>
         <w:rPr>
@@ -3313,7 +4741,7 @@
     </w:p>
     <w:p>
       <w:pPr>
-        <w:pStyle w:val="Code"/>
+        <w:pStyle w:val="8"/>
       </w:pPr>
       <w:r>
         <w:rPr>
@@ -3325,7 +4753,7 @@
     </w:p>
     <w:p>
       <w:pPr>
-        <w:pStyle w:val="Code"/>
+        <w:pStyle w:val="8"/>
       </w:pPr>
       <w:r>
         <w:rPr>
@@ -3337,7 +4765,7 @@
     </w:p>
     <w:p>
       <w:pPr>
-        <w:pStyle w:val="Code"/>
+        <w:pStyle w:val="8"/>
       </w:pPr>
       <w:r>
         <w:rPr>
@@ -3349,7 +4777,7 @@
     </w:p>
     <w:p>
       <w:pPr>
-        <w:pStyle w:val="Code"/>
+        <w:pStyle w:val="8"/>
       </w:pPr>
       <w:r>
         <w:rPr>
@@ -3361,7 +4789,7 @@
     </w:p>
     <w:p>
       <w:pPr>
-        <w:pStyle w:val="Code"/>
+        <w:pStyle w:val="8"/>
       </w:pPr>
       <w:r>
         <w:rPr>
@@ -3374,7 +4802,7 @@
     <w:p/>
     <w:p>
       <w:pPr>
-        <w:pStyle w:val="Heading2"/>
+        <w:pStyle w:val="2"/>
       </w:pPr>
       <w:r>
         <w:t>测试结果 CSV 示例</w:t>
@@ -3383,7 +4811,7 @@
     <w:p/>
     <w:p>
       <w:pPr>
-        <w:pStyle w:val="Code"/>
+        <w:pStyle w:val="8"/>
       </w:pPr>
       <w:r>
         <w:rPr>
@@ -3395,7 +4823,7 @@
     </w:p>
     <w:p>
       <w:pPr>
-        <w:pStyle w:val="Code"/>
+        <w:pStyle w:val="8"/>
       </w:pPr>
       <w:r>
         <w:rPr>
@@ -3407,7 +4835,7 @@
     </w:p>
     <w:p>
       <w:pPr>
-        <w:pStyle w:val="Code"/>
+        <w:pStyle w:val="8"/>
       </w:pPr>
       <w:r>
         <w:rPr>
@@ -3419,19 +4847,35 @@
     </w:p>
     <w:p>
       <w:pPr>
-        <w:pStyle w:val="Code"/>
+        <w:pStyle w:val="8"/>
       </w:pPr>
       <w:r>
         <w:rPr>
           <w:rFonts w:ascii="Consolas" w:hAnsi="Consolas" w:eastAsia="DengXian"/>
           <w:sz w:val="19"/>
         </w:rPr>
-        <w:t>RESULT,1,L01,ST01,AT32-0011223344556677,MODEL-A,,P-MODEL-A-001,3,7A91C2E5,WO20260707001,B20260707,A1B1-000001,T202607070001,10003,2,OUT002,IN002,CONNECT,,1,,,NG,OPEN,OUT002,,,1,NONE,OP01,,2026-07-07 10:05:01,2026-07-07 10:05:04,应接 IN002 未检测到</w:t>
+        <w:t>RESULT,1,L01,ST01,AT32-0011223344556677,MODEL-A,,P-MODEL-A-001,3,7A91C2E5,WO20260707001,B20260707,A1B1-000001,T202607070001,10003,2,OUT002,IN002,CONNECT,,1,,,NG,OPEN,OUT002,,,1,NON</w:t>
+      </w:r>
+      <w:bookmarkStart w:id="0" w:name="_GoBack"/>
+      <w:r>
+        <w:rPr>
+          <w:rFonts w:ascii="Consolas" w:hAnsi="Consolas" w:eastAsia="DengXian"/>
+          <w:sz w:val="19"/>
+        </w:rPr>
+        <w:t>E</w:t>
+      </w:r>
+      <w:bookmarkEnd w:id="0"/>
+      <w:r>
+        <w:rPr>
+          <w:rFonts w:ascii="Consolas" w:hAnsi="Consolas" w:eastAsia="DengXian"/>
+          <w:sz w:val="19"/>
+        </w:rPr>
+        <w:t>,OP01,,2026-07-07 10:05:01,2026-07-07 10:05:04,应接 IN002 未检测到</w:t>
       </w:r>
     </w:p>
     <w:p>
       <w:pPr>
-        <w:pStyle w:val="Code"/>
+        <w:pStyle w:val="8"/>
       </w:pPr>
       <w:r>
         <w:rPr>
@@ -3444,10 +4888,21 @@
     <w:p/>
     <w:p>
       <w:pPr>
-        <w:pStyle w:val="Heading2"/>
+        <w:pStyle w:val="2"/>
+        <w:rPr>
+          <w:rFonts w:hint="default"/>
+          <w:lang w:val="en-US"/>
+        </w:rPr>
       </w:pPr>
       <w:r>
         <w:t>制作测试规划的步骤</w:t>
+      </w:r>
+      <w:r>
+        <w:rPr>
+          <w:rFonts w:hint="default"/>
+          <w:lang w:val="en-US"/>
+        </w:rPr>
+        <w:t>jj-u</w:t>
       </w:r>
     </w:p>
     <w:p/>
@@ -3744,7 +5199,7 @@
     <w:p/>
     <w:p>
       <w:pPr>
-        <w:pStyle w:val="Heading2"/>
+        <w:pStyle w:val="2"/>
       </w:pPr>
       <w:r>
         <w:t>下载与分发流程</w:t>
@@ -3753,7 +5208,7 @@
     <w:p/>
     <w:p>
       <w:pPr>
-        <w:pStyle w:val="Code"/>
+        <w:pStyle w:val="8"/>
       </w:pPr>
       <w:r>
         <w:rPr>
@@ -3765,7 +5220,7 @@
     </w:p>
     <w:p>
       <w:pPr>
-        <w:pStyle w:val="Code"/>
+        <w:pStyle w:val="8"/>
       </w:pPr>
       <w:r>
         <w:rPr>
@@ -3777,7 +5232,7 @@
     </w:p>
     <w:p>
       <w:pPr>
-        <w:pStyle w:val="Code"/>
+        <w:pStyle w:val="8"/>
       </w:pPr>
       <w:r>
         <w:rPr>
@@ -3789,7 +5244,7 @@
     </w:p>
     <w:p>
       <w:pPr>
-        <w:pStyle w:val="Code"/>
+        <w:pStyle w:val="8"/>
       </w:pPr>
       <w:r>
         <w:rPr>
@@ -3801,7 +5256,7 @@
     </w:p>
     <w:p>
       <w:pPr>
-        <w:pStyle w:val="Code"/>
+        <w:pStyle w:val="8"/>
       </w:pPr>
       <w:r>
         <w:rPr>
@@ -3813,7 +5268,7 @@
     </w:p>
     <w:p>
       <w:pPr>
-        <w:pStyle w:val="Code"/>
+        <w:pStyle w:val="8"/>
       </w:pPr>
       <w:r>
         <w:rPr>
@@ -3825,7 +5280,7 @@
     </w:p>
     <w:p>
       <w:pPr>
-        <w:pStyle w:val="Code"/>
+        <w:pStyle w:val="8"/>
       </w:pPr>
       <w:r>
         <w:rPr>
@@ -3837,7 +5292,7 @@
     </w:p>
     <w:p>
       <w:pPr>
-        <w:pStyle w:val="Code"/>
+        <w:pStyle w:val="8"/>
       </w:pPr>
       <w:r>
         <w:rPr>
@@ -3866,7 +5321,7 @@
     <w:p/>
     <w:p>
       <w:pPr>
-        <w:pStyle w:val="Heading2"/>
+        <w:pStyle w:val="2"/>
       </w:pPr>
       <w:r>
         <w:t>测试结果保存流程</w:t>
@@ -3875,7 +5330,7 @@
     <w:p/>
     <w:p>
       <w:pPr>
-        <w:pStyle w:val="Code"/>
+        <w:pStyle w:val="8"/>
       </w:pPr>
       <w:r>
         <w:rPr>
@@ -3887,7 +5342,7 @@
     </w:p>
     <w:p>
       <w:pPr>
-        <w:pStyle w:val="Code"/>
+        <w:pStyle w:val="8"/>
       </w:pPr>
       <w:r>
         <w:rPr>
@@ -3899,7 +5354,7 @@
     </w:p>
     <w:p>
       <w:pPr>
-        <w:pStyle w:val="Code"/>
+        <w:pStyle w:val="8"/>
       </w:pPr>
       <w:r>
         <w:rPr>
@@ -3911,7 +5366,7 @@
     </w:p>
     <w:p>
       <w:pPr>
-        <w:pStyle w:val="Code"/>
+        <w:pStyle w:val="8"/>
       </w:pPr>
       <w:r>
         <w:rPr>
@@ -3923,7 +5378,7 @@
     </w:p>
     <w:p>
       <w:pPr>
-        <w:pStyle w:val="Code"/>
+        <w:pStyle w:val="8"/>
       </w:pPr>
       <w:r>
         <w:rPr>
@@ -3935,7 +5390,7 @@
     </w:p>
     <w:p>
       <w:pPr>
-        <w:pStyle w:val="Code"/>
+        <w:pStyle w:val="8"/>
       </w:pPr>
       <w:r>
         <w:rPr>
@@ -3947,7 +5402,7 @@
     </w:p>
     <w:p>
       <w:pPr>
-        <w:pStyle w:val="Code"/>
+        <w:pStyle w:val="8"/>
       </w:pPr>
       <w:r>
         <w:rPr>
@@ -3976,7 +5431,7 @@
     <w:p/>
     <w:p>
       <w:pPr>
-        <w:pStyle w:val="Heading2"/>
+        <w:pStyle w:val="2"/>
       </w:pPr>
       <w:r>
         <w:t>设备校验规则</w:t>
@@ -3985,9 +5440,24 @@
     <w:p/>
     <w:tbl>
       <w:tblPr>
-        <w:tblStyle w:val="TableGrid"/>
+        <w:tblStyle w:val="6"/>
         <w:tblW w:w="0" w:type="auto"/>
-        <w:tblLook w:val="04A0" w:firstRow="1" w:lastRow="0" w:firstColumn="1" w:lastColumn="0" w:noHBand="0" w:noVBand="1"/>
+        <w:tblInd w:w="0" w:type="dxa"/>
+        <w:tblBorders>
+          <w:top w:val="single" w:color="BFBFBF" w:sz="4" w:space="0"/>
+          <w:left w:val="single" w:color="BFBFBF" w:sz="4" w:space="0"/>
+          <w:bottom w:val="single" w:color="BFBFBF" w:sz="4" w:space="0"/>
+          <w:right w:val="single" w:color="BFBFBF" w:sz="4" w:space="0"/>
+          <w:insideH w:val="single" w:color="BFBFBF" w:sz="4" w:space="0"/>
+          <w:insideV w:val="single" w:color="BFBFBF" w:sz="4" w:space="0"/>
+        </w:tblBorders>
+        <w:tblLayout w:type="autofit"/>
+        <w:tblCellMar>
+          <w:top w:w="0" w:type="dxa"/>
+          <w:left w:w="108" w:type="dxa"/>
+          <w:bottom w:w="0" w:type="dxa"/>
+          <w:right w:w="108" w:type="dxa"/>
+        </w:tblCellMar>
       </w:tblPr>
       <w:tblGrid>
         <w:gridCol w:w="3000"/>
@@ -3998,7 +5468,13 @@
         <w:tc>
           <w:tcPr>
             <w:tcW w:w="3000" w:type="dxa"/>
-            <w:shd w:fill="D9EAF7"/>
+            <w:shd w:val="clear" w:color="auto" w:fill="D9EAF7"/>
+            <w:tcMar>
+              <w:top w:w="80" w:type="dxa"/>
+              <w:left w:w="80" w:type="dxa"/>
+              <w:bottom w:w="80" w:type="dxa"/>
+              <w:right w:w="80" w:type="dxa"/>
+            </w:tcMar>
           </w:tcPr>
           <w:p>
             <w:r>
@@ -4009,7 +5485,13 @@
         <w:tc>
           <w:tcPr>
             <w:tcW w:w="3000" w:type="dxa"/>
-            <w:shd w:fill="D9EAF7"/>
+            <w:shd w:val="clear" w:color="auto" w:fill="D9EAF7"/>
+            <w:tcMar>
+              <w:top w:w="80" w:type="dxa"/>
+              <w:left w:w="80" w:type="dxa"/>
+              <w:bottom w:w="80" w:type="dxa"/>
+              <w:right w:w="80" w:type="dxa"/>
+            </w:tcMar>
           </w:tcPr>
           <w:p>
             <w:r>
@@ -4020,7 +5502,13 @@
         <w:tc>
           <w:tcPr>
             <w:tcW w:w="3000" w:type="dxa"/>
-            <w:shd w:fill="D9EAF7"/>
+            <w:shd w:val="clear" w:color="auto" w:fill="D9EAF7"/>
+            <w:tcMar>
+              <w:top w:w="80" w:type="dxa"/>
+              <w:left w:w="80" w:type="dxa"/>
+              <w:bottom w:w="80" w:type="dxa"/>
+              <w:right w:w="80" w:type="dxa"/>
+            </w:tcMar>
           </w:tcPr>
           <w:p>
             <w:r>
@@ -4033,6 +5521,12 @@
         <w:tc>
           <w:tcPr>
             <w:tcW w:w="3000" w:type="dxa"/>
+            <w:tcMar>
+              <w:top w:w="80" w:type="dxa"/>
+              <w:left w:w="80" w:type="dxa"/>
+              <w:bottom w:w="80" w:type="dxa"/>
+              <w:right w:w="80" w:type="dxa"/>
+            </w:tcMar>
           </w:tcPr>
           <w:p>
             <w:r>
@@ -4043,6 +5537,12 @@
         <w:tc>
           <w:tcPr>
             <w:tcW w:w="3000" w:type="dxa"/>
+            <w:tcMar>
+              <w:top w:w="80" w:type="dxa"/>
+              <w:left w:w="80" w:type="dxa"/>
+              <w:bottom w:w="80" w:type="dxa"/>
+              <w:right w:w="80" w:type="dxa"/>
+            </w:tcMar>
           </w:tcPr>
           <w:p>
             <w:r>
@@ -4053,6 +5553,12 @@
         <w:tc>
           <w:tcPr>
             <w:tcW w:w="3000" w:type="dxa"/>
+            <w:tcMar>
+              <w:top w:w="80" w:type="dxa"/>
+              <w:left w:w="80" w:type="dxa"/>
+              <w:bottom w:w="80" w:type="dxa"/>
+              <w:right w:w="80" w:type="dxa"/>
+            </w:tcMar>
           </w:tcPr>
           <w:p>
             <w:r>
@@ -4065,6 +5571,12 @@
         <w:tc>
           <w:tcPr>
             <w:tcW w:w="3000" w:type="dxa"/>
+            <w:tcMar>
+              <w:top w:w="80" w:type="dxa"/>
+              <w:left w:w="80" w:type="dxa"/>
+              <w:bottom w:w="80" w:type="dxa"/>
+              <w:right w:w="80" w:type="dxa"/>
+            </w:tcMar>
           </w:tcPr>
           <w:p>
             <w:r>
@@ -4079,6 +5591,12 @@
         <w:tc>
           <w:tcPr>
             <w:tcW w:w="3000" w:type="dxa"/>
+            <w:tcMar>
+              <w:top w:w="80" w:type="dxa"/>
+              <w:left w:w="80" w:type="dxa"/>
+              <w:bottom w:w="80" w:type="dxa"/>
+              <w:right w:w="80" w:type="dxa"/>
+            </w:tcMar>
           </w:tcPr>
           <w:p>
             <w:r>
@@ -4089,6 +5607,12 @@
         <w:tc>
           <w:tcPr>
             <w:tcW w:w="3000" w:type="dxa"/>
+            <w:tcMar>
+              <w:top w:w="80" w:type="dxa"/>
+              <w:left w:w="80" w:type="dxa"/>
+              <w:bottom w:w="80" w:type="dxa"/>
+              <w:right w:w="80" w:type="dxa"/>
+            </w:tcMar>
           </w:tcPr>
           <w:p>
             <w:r>
@@ -4101,6 +5625,12 @@
         <w:tc>
           <w:tcPr>
             <w:tcW w:w="3000" w:type="dxa"/>
+            <w:tcMar>
+              <w:top w:w="80" w:type="dxa"/>
+              <w:left w:w="80" w:type="dxa"/>
+              <w:bottom w:w="80" w:type="dxa"/>
+              <w:right w:w="80" w:type="dxa"/>
+            </w:tcMar>
           </w:tcPr>
           <w:p>
             <w:r>
@@ -4111,6 +5641,12 @@
         <w:tc>
           <w:tcPr>
             <w:tcW w:w="3000" w:type="dxa"/>
+            <w:tcMar>
+              <w:top w:w="80" w:type="dxa"/>
+              <w:left w:w="80" w:type="dxa"/>
+              <w:bottom w:w="80" w:type="dxa"/>
+              <w:right w:w="80" w:type="dxa"/>
+            </w:tcMar>
           </w:tcPr>
           <w:p>
             <w:r>
@@ -4121,6 +5657,12 @@
         <w:tc>
           <w:tcPr>
             <w:tcW w:w="3000" w:type="dxa"/>
+            <w:tcMar>
+              <w:top w:w="80" w:type="dxa"/>
+              <w:left w:w="80" w:type="dxa"/>
+              <w:bottom w:w="80" w:type="dxa"/>
+              <w:right w:w="80" w:type="dxa"/>
+            </w:tcMar>
           </w:tcPr>
           <w:p>
             <w:r>
@@ -4133,6 +5675,12 @@
         <w:tc>
           <w:tcPr>
             <w:tcW w:w="3000" w:type="dxa"/>
+            <w:tcMar>
+              <w:top w:w="80" w:type="dxa"/>
+              <w:left w:w="80" w:type="dxa"/>
+              <w:bottom w:w="80" w:type="dxa"/>
+              <w:right w:w="80" w:type="dxa"/>
+            </w:tcMar>
           </w:tcPr>
           <w:p>
             <w:r>
@@ -4150,6 +5698,12 @@
         <w:tc>
           <w:tcPr>
             <w:tcW w:w="3000" w:type="dxa"/>
+            <w:tcMar>
+              <w:top w:w="80" w:type="dxa"/>
+              <w:left w:w="80" w:type="dxa"/>
+              <w:bottom w:w="80" w:type="dxa"/>
+              <w:right w:w="80" w:type="dxa"/>
+            </w:tcMar>
           </w:tcPr>
           <w:p>
             <w:r>
@@ -4160,6 +5714,12 @@
         <w:tc>
           <w:tcPr>
             <w:tcW w:w="3000" w:type="dxa"/>
+            <w:tcMar>
+              <w:top w:w="80" w:type="dxa"/>
+              <w:left w:w="80" w:type="dxa"/>
+              <w:bottom w:w="80" w:type="dxa"/>
+              <w:right w:w="80" w:type="dxa"/>
+            </w:tcMar>
           </w:tcPr>
           <w:p>
             <w:r>
@@ -4172,6 +5732,12 @@
         <w:tc>
           <w:tcPr>
             <w:tcW w:w="3000" w:type="dxa"/>
+            <w:tcMar>
+              <w:top w:w="80" w:type="dxa"/>
+              <w:left w:w="80" w:type="dxa"/>
+              <w:bottom w:w="80" w:type="dxa"/>
+              <w:right w:w="80" w:type="dxa"/>
+            </w:tcMar>
           </w:tcPr>
           <w:p>
             <w:r>
@@ -4189,6 +5755,12 @@
         <w:tc>
           <w:tcPr>
             <w:tcW w:w="3000" w:type="dxa"/>
+            <w:tcMar>
+              <w:top w:w="80" w:type="dxa"/>
+              <w:left w:w="80" w:type="dxa"/>
+              <w:bottom w:w="80" w:type="dxa"/>
+              <w:right w:w="80" w:type="dxa"/>
+            </w:tcMar>
           </w:tcPr>
           <w:p>
             <w:r>
@@ -4199,6 +5771,12 @@
         <w:tc>
           <w:tcPr>
             <w:tcW w:w="3000" w:type="dxa"/>
+            <w:tcMar>
+              <w:top w:w="80" w:type="dxa"/>
+              <w:left w:w="80" w:type="dxa"/>
+              <w:bottom w:w="80" w:type="dxa"/>
+              <w:right w:w="80" w:type="dxa"/>
+            </w:tcMar>
           </w:tcPr>
           <w:p>
             <w:r>
@@ -4211,6 +5789,12 @@
         <w:tc>
           <w:tcPr>
             <w:tcW w:w="3000" w:type="dxa"/>
+            <w:tcMar>
+              <w:top w:w="80" w:type="dxa"/>
+              <w:left w:w="80" w:type="dxa"/>
+              <w:bottom w:w="80" w:type="dxa"/>
+              <w:right w:w="80" w:type="dxa"/>
+            </w:tcMar>
           </w:tcPr>
           <w:p>
             <w:r>
@@ -4228,6 +5812,12 @@
         <w:tc>
           <w:tcPr>
             <w:tcW w:w="3000" w:type="dxa"/>
+            <w:tcMar>
+              <w:top w:w="80" w:type="dxa"/>
+              <w:left w:w="80" w:type="dxa"/>
+              <w:bottom w:w="80" w:type="dxa"/>
+              <w:right w:w="80" w:type="dxa"/>
+            </w:tcMar>
           </w:tcPr>
           <w:p>
             <w:r>
@@ -4238,6 +5828,12 @@
         <w:tc>
           <w:tcPr>
             <w:tcW w:w="3000" w:type="dxa"/>
+            <w:tcMar>
+              <w:top w:w="80" w:type="dxa"/>
+              <w:left w:w="80" w:type="dxa"/>
+              <w:bottom w:w="80" w:type="dxa"/>
+              <w:right w:w="80" w:type="dxa"/>
+            </w:tcMar>
           </w:tcPr>
           <w:p>
             <w:r>
@@ -4250,6 +5846,12 @@
         <w:tc>
           <w:tcPr>
             <w:tcW w:w="3000" w:type="dxa"/>
+            <w:tcMar>
+              <w:top w:w="80" w:type="dxa"/>
+              <w:left w:w="80" w:type="dxa"/>
+              <w:bottom w:w="80" w:type="dxa"/>
+              <w:right w:w="80" w:type="dxa"/>
+            </w:tcMar>
           </w:tcPr>
           <w:p>
             <w:r>
@@ -4260,6 +5862,12 @@
         <w:tc>
           <w:tcPr>
             <w:tcW w:w="3000" w:type="dxa"/>
+            <w:tcMar>
+              <w:top w:w="80" w:type="dxa"/>
+              <w:left w:w="80" w:type="dxa"/>
+              <w:bottom w:w="80" w:type="dxa"/>
+              <w:right w:w="80" w:type="dxa"/>
+            </w:tcMar>
           </w:tcPr>
           <w:p>
             <w:r>
@@ -4270,6 +5878,12 @@
         <w:tc>
           <w:tcPr>
             <w:tcW w:w="3000" w:type="dxa"/>
+            <w:tcMar>
+              <w:top w:w="80" w:type="dxa"/>
+              <w:left w:w="80" w:type="dxa"/>
+              <w:bottom w:w="80" w:type="dxa"/>
+              <w:right w:w="80" w:type="dxa"/>
+            </w:tcMar>
           </w:tcPr>
           <w:p>
             <w:r>
@@ -4282,6 +5896,12 @@
         <w:tc>
           <w:tcPr>
             <w:tcW w:w="3000" w:type="dxa"/>
+            <w:tcMar>
+              <w:top w:w="80" w:type="dxa"/>
+              <w:left w:w="80" w:type="dxa"/>
+              <w:bottom w:w="80" w:type="dxa"/>
+              <w:right w:w="80" w:type="dxa"/>
+            </w:tcMar>
           </w:tcPr>
           <w:p>
             <w:r>
@@ -4296,6 +5916,12 @@
         <w:tc>
           <w:tcPr>
             <w:tcW w:w="3000" w:type="dxa"/>
+            <w:tcMar>
+              <w:top w:w="80" w:type="dxa"/>
+              <w:left w:w="80" w:type="dxa"/>
+              <w:bottom w:w="80" w:type="dxa"/>
+              <w:right w:w="80" w:type="dxa"/>
+            </w:tcMar>
           </w:tcPr>
           <w:p>
             <w:r>
@@ -4306,6 +5932,12 @@
         <w:tc>
           <w:tcPr>
             <w:tcW w:w="3000" w:type="dxa"/>
+            <w:tcMar>
+              <w:top w:w="80" w:type="dxa"/>
+              <w:left w:w="80" w:type="dxa"/>
+              <w:bottom w:w="80" w:type="dxa"/>
+              <w:right w:w="80" w:type="dxa"/>
+            </w:tcMar>
           </w:tcPr>
           <w:p>
             <w:r>
@@ -4318,6 +5950,12 @@
         <w:tc>
           <w:tcPr>
             <w:tcW w:w="3000" w:type="dxa"/>
+            <w:tcMar>
+              <w:top w:w="80" w:type="dxa"/>
+              <w:left w:w="80" w:type="dxa"/>
+              <w:bottom w:w="80" w:type="dxa"/>
+              <w:right w:w="80" w:type="dxa"/>
+            </w:tcMar>
           </w:tcPr>
           <w:p>
             <w:r>
@@ -4335,6 +5973,12 @@
         <w:tc>
           <w:tcPr>
             <w:tcW w:w="3000" w:type="dxa"/>
+            <w:tcMar>
+              <w:top w:w="80" w:type="dxa"/>
+              <w:left w:w="80" w:type="dxa"/>
+              <w:bottom w:w="80" w:type="dxa"/>
+              <w:right w:w="80" w:type="dxa"/>
+            </w:tcMar>
           </w:tcPr>
           <w:p>
             <w:r>
@@ -4345,6 +5989,12 @@
         <w:tc>
           <w:tcPr>
             <w:tcW w:w="3000" w:type="dxa"/>
+            <w:tcMar>
+              <w:top w:w="80" w:type="dxa"/>
+              <w:left w:w="80" w:type="dxa"/>
+              <w:bottom w:w="80" w:type="dxa"/>
+              <w:right w:w="80" w:type="dxa"/>
+            </w:tcMar>
           </w:tcPr>
           <w:p>
             <w:r>
@@ -4357,7 +6007,7 @@
     <w:p/>
     <w:p>
       <w:pPr>
-        <w:pStyle w:val="Heading2"/>
+        <w:pStyle w:val="2"/>
       </w:pPr>
       <w:r>
         <w:t>CRC32 计算范围</w:t>
@@ -4399,7 +6049,7 @@
     <w:p/>
     <w:p>
       <w:pPr>
-        <w:pStyle w:val="Code"/>
+        <w:pStyle w:val="8"/>
       </w:pPr>
       <w:r>
         <w:rPr>
@@ -4464,7 +6114,7 @@
     <w:p/>
     <w:p>
       <w:pPr>
-        <w:pStyle w:val="Heading2"/>
+        <w:pStyle w:val="2"/>
       </w:pPr>
       <w:r>
         <w:t>文件命名建议</w:t>
@@ -4479,7 +6129,7 @@
     <w:p/>
     <w:p>
       <w:pPr>
-        <w:pStyle w:val="Code"/>
+        <w:pStyle w:val="8"/>
       </w:pPr>
       <w:r>
         <w:rPr>
@@ -4498,7 +6148,7 @@
     <w:p/>
     <w:p>
       <w:pPr>
-        <w:pStyle w:val="Code"/>
+        <w:pStyle w:val="8"/>
       </w:pPr>
       <w:r>
         <w:rPr>
@@ -4517,7 +6167,7 @@
     <w:p/>
     <w:p>
       <w:pPr>
-        <w:pStyle w:val="Code"/>
+        <w:pStyle w:val="8"/>
       </w:pPr>
       <w:r>
         <w:rPr>
@@ -4536,7 +6186,7 @@
     <w:p/>
     <w:p>
       <w:pPr>
-        <w:pStyle w:val="Code"/>
+        <w:pStyle w:val="8"/>
       </w:pPr>
       <w:r>
         <w:rPr>
@@ -4555,7 +6205,7 @@
     <w:p/>
     <w:p>
       <w:pPr>
-        <w:pStyle w:val="Code"/>
+        <w:pStyle w:val="8"/>
       </w:pPr>
       <w:r>
         <w:rPr>
@@ -4574,7 +6224,7 @@
     <w:p/>
     <w:p>
       <w:pPr>
-        <w:pStyle w:val="Code"/>
+        <w:pStyle w:val="8"/>
       </w:pPr>
       <w:r>
         <w:rPr>
@@ -4587,7 +6237,7 @@
     <w:p/>
     <w:p>
       <w:pPr>
-        <w:pStyle w:val="Heading2"/>
+        <w:pStyle w:val="2"/>
       </w:pPr>
       <w:r>
         <w:t>第一版实施边界</w:t>
@@ -4602,9 +6252,406 @@
     <w:p/>
     <w:tbl>
       <w:tblPr>
-        <w:tblStyle w:val="TableGrid"/>
+        <w:tblStyle w:val="6"/>
         <w:tblW w:w="0" w:type="auto"/>
-        <w:tblLook w:val="04A0" w:firstRow="1" w:lastRow="0" w:firstColumn="1" w:lastColumn="0" w:noHBand="0" w:noVBand="1"/>
+        <w:tblInd w:w="0" w:type="dxa"/>
+        <w:tblBorders>
+          <w:top w:val="single" w:color="BFBFBF" w:sz="4" w:space="0"/>
+          <w:left w:val="single" w:color="BFBFBF" w:sz="4" w:space="0"/>
+          <w:bottom w:val="single" w:color="BFBFBF" w:sz="4" w:space="0"/>
+          <w:right w:val="single" w:color="BFBFBF" w:sz="4" w:space="0"/>
+          <w:insideH w:val="single" w:color="BFBFBF" w:sz="4" w:space="0"/>
+          <w:insideV w:val="single" w:color="BFBFBF" w:sz="4" w:space="0"/>
+        </w:tblBorders>
+        <w:tblLayout w:type="autofit"/>
+        <w:tblCellMar>
+          <w:top w:w="0" w:type="dxa"/>
+          <w:left w:w="108" w:type="dxa"/>
+          <w:bottom w:w="0" w:type="dxa"/>
+          <w:right w:w="108" w:type="dxa"/>
+        </w:tblCellMar>
+      </w:tblPr>
+      <w:tblGrid>
+        <w:gridCol w:w="4500"/>
+        <w:gridCol w:w="5051"/>
+      </w:tblGrid>
+      <w:tr>
+        <w:tc>
+          <w:tcPr>
+            <w:tcW w:w="4500" w:type="dxa"/>
+            <w:shd w:val="clear" w:color="auto" w:fill="D9EAF7"/>
+            <w:tcMar>
+              <w:top w:w="80" w:type="dxa"/>
+              <w:left w:w="80" w:type="dxa"/>
+              <w:bottom w:w="80" w:type="dxa"/>
+              <w:right w:w="80" w:type="dxa"/>
+            </w:tcMar>
+          </w:tcPr>
+          <w:p>
+            <w:r>
+              <w:t>项目</w:t>
+            </w:r>
+          </w:p>
+        </w:tc>
+        <w:tc>
+          <w:tcPr>
+            <w:tcW w:w="4500" w:type="dxa"/>
+            <w:shd w:val="clear" w:color="auto" w:fill="D9EAF7"/>
+            <w:tcMar>
+              <w:top w:w="80" w:type="dxa"/>
+              <w:left w:w="80" w:type="dxa"/>
+              <w:bottom w:w="80" w:type="dxa"/>
+              <w:right w:w="80" w:type="dxa"/>
+            </w:tcMar>
+          </w:tcPr>
+          <w:p>
+            <w:r>
+              <w:t>第一版要求</w:t>
+            </w:r>
+          </w:p>
+        </w:tc>
+      </w:tr>
+      <w:tr>
+        <w:tc>
+          <w:tcPr>
+            <w:tcW w:w="4500" w:type="dxa"/>
+            <w:tcMar>
+              <w:top w:w="80" w:type="dxa"/>
+              <w:left w:w="80" w:type="dxa"/>
+              <w:bottom w:w="80" w:type="dxa"/>
+              <w:right w:w="80" w:type="dxa"/>
+            </w:tcMar>
+          </w:tcPr>
+          <w:p>
+            <w:r>
+              <w:t>规划导入</w:t>
+            </w:r>
+          </w:p>
+        </w:tc>
+        <w:tc>
+          <w:tcPr>
+            <w:tcW w:w="4500" w:type="dxa"/>
+            <w:tcMar>
+              <w:top w:w="80" w:type="dxa"/>
+              <w:left w:w="80" w:type="dxa"/>
+              <w:bottom w:w="80" w:type="dxa"/>
+              <w:right w:w="80" w:type="dxa"/>
+            </w:tcMar>
+          </w:tcPr>
+          <w:p>
+            <w:r>
+              <w:t xml:space="preserve">支持 </w:t>
+            </w:r>
+            <w:r>
+              <w:rPr>
+                <w:rFonts w:ascii="Consolas" w:hAnsi="Consolas" w:eastAsia="DengXian"/>
+                <w:sz w:val="19"/>
+              </w:rPr>
+              <w:t>HEADER + PLAN</w:t>
+            </w:r>
+          </w:p>
+        </w:tc>
+      </w:tr>
+      <w:tr>
+        <w:tc>
+          <w:tcPr>
+            <w:tcW w:w="4500" w:type="dxa"/>
+            <w:tcMar>
+              <w:top w:w="80" w:type="dxa"/>
+              <w:left w:w="80" w:type="dxa"/>
+              <w:bottom w:w="80" w:type="dxa"/>
+              <w:right w:w="80" w:type="dxa"/>
+            </w:tcMar>
+          </w:tcPr>
+          <w:p>
+            <w:r>
+              <w:t>结果保存</w:t>
+            </w:r>
+          </w:p>
+        </w:tc>
+        <w:tc>
+          <w:tcPr>
+            <w:tcW w:w="4500" w:type="dxa"/>
+            <w:tcMar>
+              <w:top w:w="80" w:type="dxa"/>
+              <w:left w:w="80" w:type="dxa"/>
+              <w:bottom w:w="80" w:type="dxa"/>
+              <w:right w:w="80" w:type="dxa"/>
+            </w:tcMar>
+          </w:tcPr>
+          <w:p>
+            <w:r>
+              <w:t xml:space="preserve">支持 </w:t>
+            </w:r>
+            <w:r>
+              <w:rPr>
+                <w:rFonts w:ascii="Consolas" w:hAnsi="Consolas" w:eastAsia="DengXian"/>
+                <w:sz w:val="19"/>
+              </w:rPr>
+              <w:t>HEADER + RESULT + SUMMARY</w:t>
+            </w:r>
+          </w:p>
+        </w:tc>
+      </w:tr>
+      <w:tr>
+        <w:tc>
+          <w:tcPr>
+            <w:tcW w:w="4500" w:type="dxa"/>
+            <w:tcMar>
+              <w:top w:w="80" w:type="dxa"/>
+              <w:left w:w="80" w:type="dxa"/>
+              <w:bottom w:w="80" w:type="dxa"/>
+              <w:right w:w="80" w:type="dxa"/>
+            </w:tcMar>
+          </w:tcPr>
+          <w:p>
+            <w:r>
+              <w:t>点位</w:t>
+            </w:r>
+          </w:p>
+        </w:tc>
+        <w:tc>
+          <w:tcPr>
+            <w:tcW w:w="4500" w:type="dxa"/>
+            <w:tcMar>
+              <w:top w:w="80" w:type="dxa"/>
+              <w:left w:w="80" w:type="dxa"/>
+              <w:bottom w:w="80" w:type="dxa"/>
+              <w:right w:w="80" w:type="dxa"/>
+            </w:tcMar>
+          </w:tcPr>
+          <w:p>
+            <w:r>
+              <w:t xml:space="preserve">支持 </w:t>
+            </w:r>
+            <w:r>
+              <w:rPr>
+                <w:rFonts w:ascii="Consolas" w:hAnsi="Consolas" w:eastAsia="DengXian"/>
+                <w:sz w:val="19"/>
+              </w:rPr>
+              <w:t>OUT001</w:t>
+            </w:r>
+            <w:r>
+              <w:t>...</w:t>
+            </w:r>
+            <w:r>
+              <w:rPr>
+                <w:rFonts w:ascii="Consolas" w:hAnsi="Consolas" w:eastAsia="DengXian"/>
+                <w:sz w:val="19"/>
+              </w:rPr>
+              <w:t>OUT128</w:t>
+            </w:r>
+            <w:r>
+              <w:t>、</w:t>
+            </w:r>
+            <w:r>
+              <w:rPr>
+                <w:rFonts w:ascii="Consolas" w:hAnsi="Consolas" w:eastAsia="DengXian"/>
+                <w:sz w:val="19"/>
+              </w:rPr>
+              <w:t>IN001</w:t>
+            </w:r>
+            <w:r>
+              <w:t>...</w:t>
+            </w:r>
+            <w:r>
+              <w:rPr>
+                <w:rFonts w:ascii="Consolas" w:hAnsi="Consolas" w:eastAsia="DengXian"/>
+                <w:sz w:val="19"/>
+              </w:rPr>
+              <w:t>IN128</w:t>
+            </w:r>
+          </w:p>
+        </w:tc>
+      </w:tr>
+      <w:tr>
+        <w:tc>
+          <w:tcPr>
+            <w:tcW w:w="4500" w:type="dxa"/>
+            <w:tcMar>
+              <w:top w:w="80" w:type="dxa"/>
+              <w:left w:w="80" w:type="dxa"/>
+              <w:bottom w:w="80" w:type="dxa"/>
+              <w:right w:w="80" w:type="dxa"/>
+            </w:tcMar>
+          </w:tcPr>
+          <w:p>
+            <w:r>
+              <w:t>测试类型</w:t>
+            </w:r>
+          </w:p>
+        </w:tc>
+        <w:tc>
+          <w:tcPr>
+            <w:tcW w:w="4500" w:type="dxa"/>
+            <w:tcMar>
+              <w:top w:w="80" w:type="dxa"/>
+              <w:left w:w="80" w:type="dxa"/>
+              <w:bottom w:w="80" w:type="dxa"/>
+              <w:right w:w="80" w:type="dxa"/>
+            </w:tcMar>
+          </w:tcPr>
+          <w:p>
+            <w:r>
+              <w:t xml:space="preserve">支持 </w:t>
+            </w:r>
+            <w:r>
+              <w:rPr>
+                <w:rFonts w:ascii="Consolas" w:hAnsi="Consolas" w:eastAsia="DengXian"/>
+                <w:sz w:val="19"/>
+              </w:rPr>
+              <w:t>CONNECT/OPEN/NC</w:t>
+            </w:r>
+          </w:p>
+        </w:tc>
+      </w:tr>
+      <w:tr>
+        <w:tc>
+          <w:tcPr>
+            <w:tcW w:w="4500" w:type="dxa"/>
+            <w:tcMar>
+              <w:top w:w="80" w:type="dxa"/>
+              <w:left w:w="80" w:type="dxa"/>
+              <w:bottom w:w="80" w:type="dxa"/>
+              <w:right w:w="80" w:type="dxa"/>
+            </w:tcMar>
+          </w:tcPr>
+          <w:p>
+            <w:r>
+              <w:t>故障类型</w:t>
+            </w:r>
+          </w:p>
+        </w:tc>
+        <w:tc>
+          <w:tcPr>
+            <w:tcW w:w="4500" w:type="dxa"/>
+            <w:tcMar>
+              <w:top w:w="80" w:type="dxa"/>
+              <w:left w:w="80" w:type="dxa"/>
+              <w:bottom w:w="80" w:type="dxa"/>
+              <w:right w:w="80" w:type="dxa"/>
+            </w:tcMar>
+          </w:tcPr>
+          <w:p>
+            <w:r>
+              <w:t xml:space="preserve">支持 </w:t>
+            </w:r>
+            <w:r>
+              <w:rPr>
+                <w:rFonts w:ascii="Consolas" w:hAnsi="Consolas" w:eastAsia="DengXian"/>
+                <w:sz w:val="19"/>
+              </w:rPr>
+              <w:t>OPEN/SHORT/WRONG_WIRE/EXTRA/DEVICE_ERROR</w:t>
+            </w:r>
+          </w:p>
+        </w:tc>
+      </w:tr>
+      <w:tr>
+        <w:tc>
+          <w:tcPr>
+            <w:tcW w:w="4500" w:type="dxa"/>
+            <w:tcMar>
+              <w:top w:w="80" w:type="dxa"/>
+              <w:left w:w="80" w:type="dxa"/>
+              <w:bottom w:w="80" w:type="dxa"/>
+              <w:right w:w="80" w:type="dxa"/>
+            </w:tcMar>
+          </w:tcPr>
+          <w:p>
+            <w:r>
+              <w:t>缓存</w:t>
+            </w:r>
+          </w:p>
+        </w:tc>
+        <w:tc>
+          <w:tcPr>
+            <w:tcW w:w="4500" w:type="dxa"/>
+            <w:tcMar>
+              <w:top w:w="80" w:type="dxa"/>
+              <w:left w:w="80" w:type="dxa"/>
+              <w:bottom w:w="80" w:type="dxa"/>
+              <w:right w:w="80" w:type="dxa"/>
+            </w:tcMar>
+          </w:tcPr>
+          <w:p>
+            <w:r>
+              <w:t>打印主机保存到外部 SPI NOR Flash</w:t>
+            </w:r>
+          </w:p>
+        </w:tc>
+      </w:tr>
+      <w:tr>
+        <w:tc>
+          <w:tcPr>
+            <w:tcW w:w="4500" w:type="dxa"/>
+            <w:tcMar>
+              <w:top w:w="80" w:type="dxa"/>
+              <w:left w:w="80" w:type="dxa"/>
+              <w:bottom w:w="80" w:type="dxa"/>
+              <w:right w:w="80" w:type="dxa"/>
+            </w:tcMar>
+          </w:tcPr>
+          <w:p>
+            <w:r>
+              <w:t>补传</w:t>
+            </w:r>
+          </w:p>
+        </w:tc>
+        <w:tc>
+          <w:tcPr>
+            <w:tcW w:w="4500" w:type="dxa"/>
+            <w:tcMar>
+              <w:top w:w="80" w:type="dxa"/>
+              <w:left w:w="80" w:type="dxa"/>
+              <w:bottom w:w="80" w:type="dxa"/>
+              <w:right w:w="80" w:type="dxa"/>
+            </w:tcMar>
+          </w:tcPr>
+          <w:p>
+            <w:r>
+              <w:t xml:space="preserve">按 </w:t>
+            </w:r>
+            <w:r>
+              <w:rPr>
+                <w:rFonts w:ascii="Consolas" w:hAnsi="Consolas" w:eastAsia="DengXian"/>
+                <w:sz w:val="19"/>
+              </w:rPr>
+              <w:t>event_id + test_id</w:t>
+            </w:r>
+            <w:r>
+              <w:t xml:space="preserve"> 去重</w:t>
+            </w:r>
+          </w:p>
+        </w:tc>
+      </w:tr>
+    </w:tbl>
+    <w:p/>
+    <w:p>
+      <w:r>
+        <w:t>后续可扩展：</w:t>
+      </w:r>
+    </w:p>
+    <w:p/>
+    <w:tbl>
+      <w:tblPr>
+        <w:tblStyle w:val="6"/>
+        <w:tblW w:w="0" w:type="auto"/>
+        <w:tblInd w:w="0" w:type="dxa"/>
+        <w:tblBorders>
+          <w:top w:val="single" w:color="BFBFBF" w:sz="4" w:space="0"/>
+          <w:left w:val="single" w:color="BFBFBF" w:sz="4" w:space="0"/>
+          <w:bottom w:val="single" w:color="BFBFBF" w:sz="4" w:space="0"/>
+          <w:right w:val="single" w:color="BFBFBF" w:sz="4" w:space="0"/>
+          <w:insideH w:val="single" w:color="BFBFBF" w:sz="4" w:space="0"/>
+          <w:insideV w:val="single" w:color="BFBFBF" w:sz="4" w:space="0"/>
+        </w:tblBorders>
+        <w:tblLayout w:type="autofit"/>
+        <w:tblCellMar>
+          <w:top w:w="0" w:type="dxa"/>
+          <w:left w:w="108" w:type="dxa"/>
+          <w:bottom w:w="0" w:type="dxa"/>
+          <w:right w:w="108" w:type="dxa"/>
+        </w:tblCellMar>
       </w:tblPr>
       <w:tblGrid>
         <w:gridCol w:w="4500"/>
@@ -4614,7 +6661,13 @@
         <w:tc>
           <w:tcPr>
             <w:tcW w:w="4500" w:type="dxa"/>
-            <w:shd w:fill="D9EAF7"/>
+            <w:shd w:val="clear" w:color="auto" w:fill="D9EAF7"/>
+            <w:tcMar>
+              <w:top w:w="80" w:type="dxa"/>
+              <w:left w:w="80" w:type="dxa"/>
+              <w:bottom w:w="80" w:type="dxa"/>
+              <w:right w:w="80" w:type="dxa"/>
+            </w:tcMar>
           </w:tcPr>
           <w:p>
             <w:r>
@@ -4625,431 +6678,256 @@
         <w:tc>
           <w:tcPr>
             <w:tcW w:w="4500" w:type="dxa"/>
-            <w:shd w:fill="D9EAF7"/>
-          </w:tcPr>
-          <w:p>
-            <w:r>
-              <w:t>第一版要求</w:t>
-            </w:r>
-          </w:p>
-        </w:tc>
-      </w:tr>
-      <w:tr>
-        <w:tc>
-          <w:tcPr>
-            <w:tcW w:w="4500" w:type="dxa"/>
-          </w:tcPr>
-          <w:p>
-            <w:r>
-              <w:t>规划导入</w:t>
-            </w:r>
-          </w:p>
-        </w:tc>
-        <w:tc>
-          <w:tcPr>
-            <w:tcW w:w="4500" w:type="dxa"/>
-          </w:tcPr>
-          <w:p>
-            <w:r>
-              <w:t xml:space="preserve">支持 </w:t>
-            </w:r>
-            <w:r>
-              <w:rPr>
-                <w:rFonts w:ascii="Consolas" w:hAnsi="Consolas" w:eastAsia="DengXian"/>
-                <w:sz w:val="19"/>
-              </w:rPr>
-              <w:t>HEADER + PLAN</w:t>
-            </w:r>
-          </w:p>
-        </w:tc>
-      </w:tr>
-      <w:tr>
-        <w:tc>
-          <w:tcPr>
-            <w:tcW w:w="4500" w:type="dxa"/>
-          </w:tcPr>
-          <w:p>
-            <w:r>
-              <w:t>结果保存</w:t>
-            </w:r>
-          </w:p>
-        </w:tc>
-        <w:tc>
-          <w:tcPr>
-            <w:tcW w:w="4500" w:type="dxa"/>
-          </w:tcPr>
-          <w:p>
-            <w:r>
-              <w:t xml:space="preserve">支持 </w:t>
-            </w:r>
-            <w:r>
-              <w:rPr>
-                <w:rFonts w:ascii="Consolas" w:hAnsi="Consolas" w:eastAsia="DengXian"/>
-                <w:sz w:val="19"/>
-              </w:rPr>
-              <w:t>HEADER + RESULT + SUMMARY</w:t>
-            </w:r>
-          </w:p>
-        </w:tc>
-      </w:tr>
-      <w:tr>
-        <w:tc>
-          <w:tcPr>
-            <w:tcW w:w="4500" w:type="dxa"/>
-          </w:tcPr>
-          <w:p>
-            <w:r>
-              <w:t>点位</w:t>
-            </w:r>
-          </w:p>
-        </w:tc>
-        <w:tc>
-          <w:tcPr>
-            <w:tcW w:w="4500" w:type="dxa"/>
-          </w:tcPr>
-          <w:p>
-            <w:r>
-              <w:t xml:space="preserve">支持 </w:t>
-            </w:r>
-            <w:r>
-              <w:rPr>
-                <w:rFonts w:ascii="Consolas" w:hAnsi="Consolas" w:eastAsia="DengXian"/>
-                <w:sz w:val="19"/>
-              </w:rPr>
-              <w:t>OUT001</w:t>
-            </w:r>
-            <w:r>
-              <w:t>...</w:t>
-            </w:r>
-            <w:r>
-              <w:rPr>
-                <w:rFonts w:ascii="Consolas" w:hAnsi="Consolas" w:eastAsia="DengXian"/>
-                <w:sz w:val="19"/>
-              </w:rPr>
-              <w:t>OUT128</w:t>
-            </w:r>
-            <w:r>
-              <w:t>、</w:t>
-            </w:r>
-            <w:r>
-              <w:rPr>
-                <w:rFonts w:ascii="Consolas" w:hAnsi="Consolas" w:eastAsia="DengXian"/>
-                <w:sz w:val="19"/>
-              </w:rPr>
-              <w:t>IN001</w:t>
-            </w:r>
-            <w:r>
-              <w:t>...</w:t>
-            </w:r>
-            <w:r>
-              <w:rPr>
-                <w:rFonts w:ascii="Consolas" w:hAnsi="Consolas" w:eastAsia="DengXian"/>
-                <w:sz w:val="19"/>
-              </w:rPr>
-              <w:t>IN128</w:t>
-            </w:r>
-          </w:p>
-        </w:tc>
-      </w:tr>
-      <w:tr>
-        <w:tc>
-          <w:tcPr>
-            <w:tcW w:w="4500" w:type="dxa"/>
-          </w:tcPr>
-          <w:p>
-            <w:r>
-              <w:t>测试类型</w:t>
-            </w:r>
-          </w:p>
-        </w:tc>
-        <w:tc>
-          <w:tcPr>
-            <w:tcW w:w="4500" w:type="dxa"/>
-          </w:tcPr>
-          <w:p>
-            <w:r>
-              <w:t xml:space="preserve">支持 </w:t>
-            </w:r>
-            <w:r>
-              <w:rPr>
-                <w:rFonts w:ascii="Consolas" w:hAnsi="Consolas" w:eastAsia="DengXian"/>
-                <w:sz w:val="19"/>
-              </w:rPr>
-              <w:t>CONNECT/OPEN/NC</w:t>
-            </w:r>
-          </w:p>
-        </w:tc>
-      </w:tr>
-      <w:tr>
-        <w:tc>
-          <w:tcPr>
-            <w:tcW w:w="4500" w:type="dxa"/>
-          </w:tcPr>
-          <w:p>
-            <w:r>
-              <w:t>故障类型</w:t>
-            </w:r>
-          </w:p>
-        </w:tc>
-        <w:tc>
-          <w:tcPr>
-            <w:tcW w:w="4500" w:type="dxa"/>
-          </w:tcPr>
-          <w:p>
-            <w:r>
-              <w:t xml:space="preserve">支持 </w:t>
-            </w:r>
-            <w:r>
-              <w:rPr>
-                <w:rFonts w:ascii="Consolas" w:hAnsi="Consolas" w:eastAsia="DengXian"/>
-                <w:sz w:val="19"/>
-              </w:rPr>
-              <w:t>OPEN/SHORT/WRONG_WIRE/EXTRA/DEVICE_ERROR</w:t>
-            </w:r>
-          </w:p>
-        </w:tc>
-      </w:tr>
-      <w:tr>
-        <w:tc>
-          <w:tcPr>
-            <w:tcW w:w="4500" w:type="dxa"/>
-          </w:tcPr>
-          <w:p>
-            <w:r>
-              <w:t>缓存</w:t>
-            </w:r>
-          </w:p>
-        </w:tc>
-        <w:tc>
-          <w:tcPr>
-            <w:tcW w:w="4500" w:type="dxa"/>
-          </w:tcPr>
-          <w:p>
-            <w:r>
-              <w:t>打印主机保存到外部 SPI NOR Flash</w:t>
-            </w:r>
-          </w:p>
-        </w:tc>
-      </w:tr>
-      <w:tr>
-        <w:tc>
-          <w:tcPr>
-            <w:tcW w:w="4500" w:type="dxa"/>
-          </w:tcPr>
-          <w:p>
-            <w:r>
-              <w:t>补传</w:t>
-            </w:r>
-          </w:p>
-        </w:tc>
-        <w:tc>
-          <w:tcPr>
-            <w:tcW w:w="4500" w:type="dxa"/>
-          </w:tcPr>
-          <w:p>
-            <w:r>
-              <w:t xml:space="preserve">按 </w:t>
-            </w:r>
-            <w:r>
-              <w:rPr>
-                <w:rFonts w:ascii="Consolas" w:hAnsi="Consolas" w:eastAsia="DengXian"/>
-                <w:sz w:val="19"/>
-              </w:rPr>
-              <w:t>event_id + test_id</w:t>
-            </w:r>
-            <w:r>
-              <w:t xml:space="preserve"> 去重</w:t>
+            <w:shd w:val="clear" w:color="auto" w:fill="D9EAF7"/>
+            <w:tcMar>
+              <w:top w:w="80" w:type="dxa"/>
+              <w:left w:w="80" w:type="dxa"/>
+              <w:bottom w:w="80" w:type="dxa"/>
+              <w:right w:w="80" w:type="dxa"/>
+            </w:tcMar>
+          </w:tcPr>
+          <w:p>
+            <w:r>
+              <w:t>扩展方向</w:t>
+            </w:r>
+          </w:p>
+        </w:tc>
+      </w:tr>
+      <w:tr>
+        <w:tc>
+          <w:tcPr>
+            <w:tcW w:w="4500" w:type="dxa"/>
+            <w:tcMar>
+              <w:top w:w="80" w:type="dxa"/>
+              <w:left w:w="80" w:type="dxa"/>
+              <w:bottom w:w="80" w:type="dxa"/>
+              <w:right w:w="80" w:type="dxa"/>
+            </w:tcMar>
+          </w:tcPr>
+          <w:p>
+            <w:r>
+              <w:rPr>
+                <w:rFonts w:ascii="Consolas" w:hAnsi="Consolas" w:eastAsia="DengXian"/>
+                <w:sz w:val="19"/>
+              </w:rPr>
+              <w:t>SHORT_GROUP</w:t>
+            </w:r>
+          </w:p>
+        </w:tc>
+        <w:tc>
+          <w:tcPr>
+            <w:tcW w:w="4500" w:type="dxa"/>
+            <w:tcMar>
+              <w:top w:w="80" w:type="dxa"/>
+              <w:left w:w="80" w:type="dxa"/>
+              <w:bottom w:w="80" w:type="dxa"/>
+              <w:right w:w="80" w:type="dxa"/>
+            </w:tcMar>
+          </w:tcPr>
+          <w:p>
+            <w:r>
+              <w:t>支持多点互通线束</w:t>
+            </w:r>
+          </w:p>
+        </w:tc>
+      </w:tr>
+      <w:tr>
+        <w:tc>
+          <w:tcPr>
+            <w:tcW w:w="4500" w:type="dxa"/>
+            <w:tcMar>
+              <w:top w:w="80" w:type="dxa"/>
+              <w:left w:w="80" w:type="dxa"/>
+              <w:bottom w:w="80" w:type="dxa"/>
+              <w:right w:w="80" w:type="dxa"/>
+            </w:tcMar>
+          </w:tcPr>
+          <w:p>
+            <w:r>
+              <w:rPr>
+                <w:rFonts w:ascii="Consolas" w:hAnsi="Consolas" w:eastAsia="DengXian"/>
+                <w:sz w:val="19"/>
+              </w:rPr>
+              <w:t>GND/SHIELD</w:t>
+            </w:r>
+          </w:p>
+        </w:tc>
+        <w:tc>
+          <w:tcPr>
+            <w:tcW w:w="4500" w:type="dxa"/>
+            <w:tcMar>
+              <w:top w:w="80" w:type="dxa"/>
+              <w:left w:w="80" w:type="dxa"/>
+              <w:bottom w:w="80" w:type="dxa"/>
+              <w:right w:w="80" w:type="dxa"/>
+            </w:tcMar>
+          </w:tcPr>
+          <w:p>
+            <w:r>
+              <w:t>增加接地、屏蔽层测试</w:t>
+            </w:r>
+          </w:p>
+        </w:tc>
+      </w:tr>
+      <w:tr>
+        <w:tc>
+          <w:tcPr>
+            <w:tcW w:w="4500" w:type="dxa"/>
+            <w:tcMar>
+              <w:top w:w="80" w:type="dxa"/>
+              <w:left w:w="80" w:type="dxa"/>
+              <w:bottom w:w="80" w:type="dxa"/>
+              <w:right w:w="80" w:type="dxa"/>
+            </w:tcMar>
+          </w:tcPr>
+          <w:p>
+            <w:r>
+              <w:t>阈值</w:t>
+            </w:r>
+          </w:p>
+        </w:tc>
+        <w:tc>
+          <w:tcPr>
+            <w:tcW w:w="4500" w:type="dxa"/>
+            <w:tcMar>
+              <w:top w:w="80" w:type="dxa"/>
+              <w:left w:w="80" w:type="dxa"/>
+              <w:bottom w:w="80" w:type="dxa"/>
+              <w:right w:w="80" w:type="dxa"/>
+            </w:tcMar>
+          </w:tcPr>
+          <w:p>
+            <w:r>
+              <w:t xml:space="preserve">使用 </w:t>
+            </w:r>
+            <w:r>
+              <w:rPr>
+                <w:rFonts w:ascii="Consolas" w:hAnsi="Consolas" w:eastAsia="DengXian"/>
+                <w:sz w:val="19"/>
+              </w:rPr>
+              <w:t>open_limit/short_limit/actual_value</w:t>
+            </w:r>
+            <w:r>
+              <w:t xml:space="preserve"> 保存模拟量</w:t>
+            </w:r>
+          </w:p>
+        </w:tc>
+      </w:tr>
+      <w:tr>
+        <w:tc>
+          <w:tcPr>
+            <w:tcW w:w="4500" w:type="dxa"/>
+            <w:tcMar>
+              <w:top w:w="80" w:type="dxa"/>
+              <w:left w:w="80" w:type="dxa"/>
+              <w:bottom w:w="80" w:type="dxa"/>
+              <w:right w:w="80" w:type="dxa"/>
+            </w:tcMar>
+          </w:tcPr>
+          <w:p>
+            <w:r>
+              <w:t>签名</w:t>
+            </w:r>
+          </w:p>
+        </w:tc>
+        <w:tc>
+          <w:tcPr>
+            <w:tcW w:w="4500" w:type="dxa"/>
+            <w:tcMar>
+              <w:top w:w="80" w:type="dxa"/>
+              <w:left w:w="80" w:type="dxa"/>
+              <w:bottom w:w="80" w:type="dxa"/>
+              <w:right w:w="80" w:type="dxa"/>
+            </w:tcMar>
+          </w:tcPr>
+          <w:p>
+            <w:r>
+              <w:t>增加文件签名，防止人工误改</w:t>
+            </w:r>
+          </w:p>
+        </w:tc>
+      </w:tr>
+      <w:tr>
+        <w:tc>
+          <w:tcPr>
+            <w:tcW w:w="4500" w:type="dxa"/>
+            <w:tcMar>
+              <w:top w:w="80" w:type="dxa"/>
+              <w:left w:w="80" w:type="dxa"/>
+              <w:bottom w:w="80" w:type="dxa"/>
+              <w:right w:w="80" w:type="dxa"/>
+            </w:tcMar>
+          </w:tcPr>
+          <w:p>
+            <w:r>
+              <w:t>压缩</w:t>
+            </w:r>
+          </w:p>
+        </w:tc>
+        <w:tc>
+          <w:tcPr>
+            <w:tcW w:w="4500" w:type="dxa"/>
+            <w:tcMar>
+              <w:top w:w="80" w:type="dxa"/>
+              <w:left w:w="80" w:type="dxa"/>
+              <w:bottom w:w="80" w:type="dxa"/>
+              <w:right w:w="80" w:type="dxa"/>
+            </w:tcMar>
+          </w:tcPr>
+          <w:p>
+            <w:r>
+              <w:t>大批量结果可打包为 ZIP 后上传 MAS</w:t>
             </w:r>
           </w:p>
         </w:tc>
       </w:tr>
     </w:tbl>
     <w:p/>
-    <w:p>
-      <w:r>
-        <w:t>后续可扩展：</w:t>
-      </w:r>
-    </w:p>
-    <w:p/>
-    <w:tbl>
-      <w:tblPr>
-        <w:tblStyle w:val="TableGrid"/>
-        <w:tblW w:w="0" w:type="auto"/>
-        <w:tblLook w:val="04A0" w:firstRow="1" w:lastRow="0" w:firstColumn="1" w:lastColumn="0" w:noHBand="0" w:noVBand="1"/>
-      </w:tblPr>
-      <w:tblGrid>
-        <w:gridCol w:w="4500"/>
-        <w:gridCol w:w="4500"/>
-      </w:tblGrid>
-      <w:tr>
-        <w:tc>
-          <w:tcPr>
-            <w:tcW w:w="4500" w:type="dxa"/>
-            <w:shd w:fill="D9EAF7"/>
-          </w:tcPr>
-          <w:p>
-            <w:r>
-              <w:t>项目</w:t>
-            </w:r>
-          </w:p>
-        </w:tc>
-        <w:tc>
-          <w:tcPr>
-            <w:tcW w:w="4500" w:type="dxa"/>
-            <w:shd w:fill="D9EAF7"/>
-          </w:tcPr>
-          <w:p>
-            <w:r>
-              <w:t>扩展方向</w:t>
-            </w:r>
-          </w:p>
-        </w:tc>
-      </w:tr>
-      <w:tr>
-        <w:tc>
-          <w:tcPr>
-            <w:tcW w:w="4500" w:type="dxa"/>
-          </w:tcPr>
-          <w:p>
-            <w:r>
-              <w:rPr>
-                <w:rFonts w:ascii="Consolas" w:hAnsi="Consolas" w:eastAsia="DengXian"/>
-                <w:sz w:val="19"/>
-              </w:rPr>
-              <w:t>SHORT_GROUP</w:t>
-            </w:r>
-          </w:p>
-        </w:tc>
-        <w:tc>
-          <w:tcPr>
-            <w:tcW w:w="4500" w:type="dxa"/>
-          </w:tcPr>
-          <w:p>
-            <w:r>
-              <w:t>支持多点互通线束</w:t>
-            </w:r>
-          </w:p>
-        </w:tc>
-      </w:tr>
-      <w:tr>
-        <w:tc>
-          <w:tcPr>
-            <w:tcW w:w="4500" w:type="dxa"/>
-          </w:tcPr>
-          <w:p>
-            <w:r>
-              <w:rPr>
-                <w:rFonts w:ascii="Consolas" w:hAnsi="Consolas" w:eastAsia="DengXian"/>
-                <w:sz w:val="19"/>
-              </w:rPr>
-              <w:t>GND/SHIELD</w:t>
-            </w:r>
-          </w:p>
-        </w:tc>
-        <w:tc>
-          <w:tcPr>
-            <w:tcW w:w="4500" w:type="dxa"/>
-          </w:tcPr>
-          <w:p>
-            <w:r>
-              <w:t>增加接地、屏蔽层测试</w:t>
-            </w:r>
-          </w:p>
-        </w:tc>
-      </w:tr>
-      <w:tr>
-        <w:tc>
-          <w:tcPr>
-            <w:tcW w:w="4500" w:type="dxa"/>
-          </w:tcPr>
-          <w:p>
-            <w:r>
-              <w:t>阈值</w:t>
-            </w:r>
-          </w:p>
-        </w:tc>
-        <w:tc>
-          <w:tcPr>
-            <w:tcW w:w="4500" w:type="dxa"/>
-          </w:tcPr>
-          <w:p>
-            <w:r>
-              <w:t xml:space="preserve">使用 </w:t>
-            </w:r>
-            <w:r>
-              <w:rPr>
-                <w:rFonts w:ascii="Consolas" w:hAnsi="Consolas" w:eastAsia="DengXian"/>
-                <w:sz w:val="19"/>
-              </w:rPr>
-              <w:t>open_limit/short_limit/actual_value</w:t>
-            </w:r>
-            <w:r>
-              <w:t xml:space="preserve"> 保存模拟量</w:t>
-            </w:r>
-          </w:p>
-        </w:tc>
-      </w:tr>
-      <w:tr>
-        <w:tc>
-          <w:tcPr>
-            <w:tcW w:w="4500" w:type="dxa"/>
-          </w:tcPr>
-          <w:p>
-            <w:r>
-              <w:t>签名</w:t>
-            </w:r>
-          </w:p>
-        </w:tc>
-        <w:tc>
-          <w:tcPr>
-            <w:tcW w:w="4500" w:type="dxa"/>
-          </w:tcPr>
-          <w:p>
-            <w:r>
-              <w:t>增加文件签名，防止人工误改</w:t>
-            </w:r>
-          </w:p>
-        </w:tc>
-      </w:tr>
-      <w:tr>
-        <w:tc>
-          <w:tcPr>
-            <w:tcW w:w="4500" w:type="dxa"/>
-          </w:tcPr>
-          <w:p>
-            <w:r>
-              <w:t>压缩</w:t>
-            </w:r>
-          </w:p>
-        </w:tc>
-        <w:tc>
-          <w:tcPr>
-            <w:tcW w:w="4500" w:type="dxa"/>
-          </w:tcPr>
-          <w:p>
-            <w:r>
-              <w:t>大批量结果可打包为 ZIP 后上传 MAS</w:t>
-            </w:r>
-          </w:p>
-        </w:tc>
-      </w:tr>
-    </w:tbl>
     <w:sectPr>
       <w:pgSz w:w="11906" w:h="16838"/>
       <w:pgMar w:top="1440" w:right="1000" w:bottom="1440" w:left="1000" w:header="720" w:footer="720" w:gutter="0"/>
+      <w:cols w:space="720" w:num="1"/>
     </w:sectPr>
   </w:body>
 </w:document>
 </file>
 
+<file path=word/footnotes.xml><?xml version="1.0" encoding="utf-8"?>
+<w:footnotes xmlns:wpc="http://schemas.microsoft.com/office/word/2010/wordprocessingCanvas" xmlns:mc="http://schemas.openxmlformats.org/markup-compatibility/2006" xmlns:o="urn:schemas-microsoft-com:office:office" xmlns:r="http://schemas.openxmlformats.org/officeDocument/2006/relationships" xmlns:m="http://schemas.openxmlformats.org/officeDocument/2006/math" xmlns:v="urn:schemas-microsoft-com:vml" xmlns:wp14="http://schemas.microsoft.com/office/word/2010/wordprocessingDrawing" xmlns:wp="http://schemas.openxmlformats.org/drawingml/2006/wordprocessingDrawing" xmlns:w="http://schemas.openxmlformats.org/wordprocessingml/2006/main" xmlns:w14="http://schemas.microsoft.com/office/word/2010/wordml" xmlns:w15="http://schemas.microsoft.com/office/word/2012/wordml" xmlns:w10="urn:schemas-microsoft-com:office:word" xmlns:wpg="http://schemas.microsoft.com/office/word/2010/wordprocessingGroup" xmlns:wpi="http://schemas.microsoft.com/office/word/2010/wordprocessingInk" xmlns:wne="http://schemas.microsoft.com/office/word/2006/wordml" xmlns:wps="http://schemas.microsoft.com/office/word/2010/wordprocessingShape" xmlns:wpsCustomData="http://www.wps.cn/officeDocument/2013/wpsCustomData" mc:Ignorable="w14 w15 wp14">
+  <w:footnote w:type="separator" w:id="0">
+    <w:p>
+      <w:pPr>
+        <w:spacing w:before="0" w:after="0"/>
+      </w:pPr>
+      <w:r>
+        <w:separator/>
+      </w:r>
+    </w:p>
+  </w:footnote>
+  <w:footnote w:type="continuationSeparator" w:id="1">
+    <w:p>
+      <w:pPr>
+        <w:spacing w:before="0" w:after="0"/>
+      </w:pPr>
+      <w:r>
+        <w:continuationSeparator/>
+      </w:r>
+    </w:p>
+  </w:footnote>
+</w:footnotes>
+</file>
+
 <file path=word/numbering.xml><?xml version="1.0" encoding="utf-8"?>
-<w:numbering xmlns:w="http://schemas.openxmlformats.org/wordprocessingml/2006/main">
+<w:numbering xmlns:wpc="http://schemas.microsoft.com/office/word/2010/wordprocessingCanvas" xmlns:mc="http://schemas.openxmlformats.org/markup-compatibility/2006" xmlns:o="urn:schemas-microsoft-com:office:office" xmlns:r="http://schemas.openxmlformats.org/officeDocument/2006/relationships" xmlns:m="http://schemas.openxmlformats.org/officeDocument/2006/math" xmlns:v="urn:schemas-microsoft-com:vml" xmlns:wp14="http://schemas.microsoft.com/office/word/2010/wordprocessingDrawing" xmlns:wp="http://schemas.openxmlformats.org/drawingml/2006/wordprocessingDrawing" xmlns:w10="urn:schemas-microsoft-com:office:word" xmlns:w="http://schemas.openxmlformats.org/wordprocessingml/2006/main" xmlns:w14="http://schemas.microsoft.com/office/word/2010/wordml" xmlns:wpg="http://schemas.microsoft.com/office/word/2010/wordprocessingGroup" xmlns:wpi="http://schemas.microsoft.com/office/word/2010/wordprocessingInk" xmlns:wne="http://schemas.microsoft.com/office/word/2006/wordml" xmlns:wps="http://schemas.microsoft.com/office/word/2010/wordprocessingShape" xmlns:wpsCustomData="http://www.wps.cn/officeDocument/2013/wpsCustomData" mc:Ignorable="w14 wp14">
   <w:abstractNum w:abstractNumId="0">
+    <w:nsid w:val="F7BC437C"/>
     <w:multiLevelType w:val="singleLevel"/>
-    <w:lvl w:ilvl="0">
+    <w:tmpl w:val="F7BC437C"/>
+    <w:lvl w:ilvl="0" w:tentative="0">
       <w:start w:val="1"/>
       <w:numFmt w:val="decimal"/>
       <w:lvlText w:val="%1."/>
+      <w:lvlJc w:val="left"/>
       <w:pPr>
         <w:ind w:left="720" w:hanging="360"/>
       </w:pPr>
@@ -5062,73 +6940,347 @@
 </file>
 
 <file path=word/styles.xml><?xml version="1.0" encoding="utf-8"?>
-<w:styles xmlns:w="http://schemas.openxmlformats.org/wordprocessingml/2006/main">
-  <w:style w:type="paragraph" w:default="1" w:styleId="Normal">
+<w:styles xmlns:mc="http://schemas.openxmlformats.org/markup-compatibility/2006" xmlns:o="urn:schemas-microsoft-com:office:office" xmlns:r="http://schemas.openxmlformats.org/officeDocument/2006/relationships" xmlns:m="http://schemas.openxmlformats.org/officeDocument/2006/math" xmlns:v="urn:schemas-microsoft-com:vml" xmlns:w="http://schemas.openxmlformats.org/wordprocessingml/2006/main" xmlns:w14="http://schemas.microsoft.com/office/word/2010/wordml" xmlns:w10="urn:schemas-microsoft-com:office:word" xmlns:sl="http://schemas.openxmlformats.org/schemaLibrary/2006/main" xmlns:wpsCustomData="http://www.wps.cn/officeDocument/2013/wpsCustomData" mc:Ignorable="w14">
+  <w:docDefaults>
+    <w:rPrDefault>
+      <w:rPr>
+        <w:rFonts w:asciiTheme="minorHAnsi" w:hAnsiTheme="minorHAnsi" w:eastAsiaTheme="minorEastAsia" w:cstheme="minorBidi"/>
+      </w:rPr>
+    </w:rPrDefault>
+    <w:pPrDefault/>
+  </w:docDefaults>
+  <w:latentStyles w:count="260" w:defQFormat="0" w:defUnhideWhenUsed="1" w:defSemiHidden="1" w:defUIPriority="99" w:defLockedState="0">
+    <w:lsdException w:unhideWhenUsed="0" w:uiPriority="0" w:semiHidden="0" w:name="Normal"/>
+    <w:lsdException w:qFormat="1" w:unhideWhenUsed="0" w:uiPriority="0" w:semiHidden="0" w:name="heading 1"/>
+    <w:lsdException w:unhideWhenUsed="0" w:uiPriority="0" w:semiHidden="0" w:name="heading 2"/>
+    <w:lsdException w:unhideWhenUsed="0" w:uiPriority="0" w:semiHidden="0" w:name="heading 3"/>
+    <w:lsdException w:qFormat="1" w:uiPriority="0" w:name="heading 4"/>
+    <w:lsdException w:qFormat="1" w:uiPriority="0" w:name="heading 5"/>
+    <w:lsdException w:qFormat="1" w:uiPriority="0" w:name="heading 6"/>
+    <w:lsdException w:qFormat="1" w:uiPriority="0" w:name="heading 7"/>
+    <w:lsdException w:qFormat="1" w:uiPriority="0" w:name="heading 8"/>
+    <w:lsdException w:qFormat="1" w:uiPriority="0" w:name="heading 9"/>
+    <w:lsdException w:unhideWhenUsed="0" w:uiPriority="0" w:semiHidden="0" w:name="index 1"/>
+    <w:lsdException w:unhideWhenUsed="0" w:uiPriority="0" w:semiHidden="0" w:name="index 2"/>
+    <w:lsdException w:unhideWhenUsed="0" w:uiPriority="0" w:semiHidden="0" w:name="index 3"/>
+    <w:lsdException w:unhideWhenUsed="0" w:uiPriority="0" w:semiHidden="0" w:name="index 4"/>
+    <w:lsdException w:unhideWhenUsed="0" w:uiPriority="0" w:semiHidden="0" w:name="index 5"/>
+    <w:lsdException w:unhideWhenUsed="0" w:uiPriority="0" w:semiHidden="0" w:name="index 6"/>
+    <w:lsdException w:unhideWhenUsed="0" w:uiPriority="0" w:semiHidden="0" w:name="index 7"/>
+    <w:lsdException w:unhideWhenUsed="0" w:uiPriority="0" w:semiHidden="0" w:name="index 8"/>
+    <w:lsdException w:unhideWhenUsed="0" w:uiPriority="0" w:semiHidden="0" w:name="index 9"/>
+    <w:lsdException w:unhideWhenUsed="0" w:uiPriority="0" w:semiHidden="0" w:name="toc 1"/>
+    <w:lsdException w:unhideWhenUsed="0" w:uiPriority="0" w:semiHidden="0" w:name="toc 2"/>
+    <w:lsdException w:unhideWhenUsed="0" w:uiPriority="0" w:semiHidden="0" w:name="toc 3"/>
+    <w:lsdException w:unhideWhenUsed="0" w:uiPriority="0" w:semiHidden="0" w:name="toc 4"/>
+    <w:lsdException w:unhideWhenUsed="0" w:uiPriority="0" w:semiHidden="0" w:name="toc 5"/>
+    <w:lsdException w:unhideWhenUsed="0" w:uiPriority="0" w:semiHidden="0" w:name="toc 6"/>
+    <w:lsdException w:unhideWhenUsed="0" w:uiPriority="0" w:semiHidden="0" w:name="toc 7"/>
+    <w:lsdException w:unhideWhenUsed="0" w:uiPriority="0" w:semiHidden="0" w:name="toc 8"/>
+    <w:lsdException w:unhideWhenUsed="0" w:uiPriority="0" w:semiHidden="0" w:name="toc 9"/>
+    <w:lsdException w:unhideWhenUsed="0" w:uiPriority="0" w:semiHidden="0" w:name="Normal Indent"/>
+    <w:lsdException w:unhideWhenUsed="0" w:uiPriority="0" w:semiHidden="0" w:name="footnote text"/>
+    <w:lsdException w:unhideWhenUsed="0" w:uiPriority="0" w:semiHidden="0" w:name="annotation text"/>
+    <w:lsdException w:unhideWhenUsed="0" w:uiPriority="0" w:semiHidden="0" w:name="header"/>
+    <w:lsdException w:unhideWhenUsed="0" w:uiPriority="0" w:semiHidden="0" w:name="footer"/>
+    <w:lsdException w:unhideWhenUsed="0" w:uiPriority="0" w:semiHidden="0" w:name="index heading"/>
+    <w:lsdException w:qFormat="1" w:uiPriority="0" w:name="caption"/>
+    <w:lsdException w:unhideWhenUsed="0" w:uiPriority="0" w:semiHidden="0" w:name="table of figures"/>
+    <w:lsdException w:unhideWhenUsed="0" w:uiPriority="0" w:semiHidden="0" w:name="envelope address"/>
+    <w:lsdException w:unhideWhenUsed="0" w:uiPriority="0" w:semiHidden="0" w:name="envelope return"/>
+    <w:lsdException w:unhideWhenUsed="0" w:uiPriority="0" w:semiHidden="0" w:name="footnote reference"/>
+    <w:lsdException w:unhideWhenUsed="0" w:uiPriority="0" w:semiHidden="0" w:name="annotation reference"/>
+    <w:lsdException w:unhideWhenUsed="0" w:uiPriority="0" w:semiHidden="0" w:name="line number"/>
+    <w:lsdException w:unhideWhenUsed="0" w:uiPriority="0" w:semiHidden="0" w:name="page number"/>
+    <w:lsdException w:unhideWhenUsed="0" w:uiPriority="0" w:semiHidden="0" w:name="endnote reference"/>
+    <w:lsdException w:unhideWhenUsed="0" w:uiPriority="0" w:semiHidden="0" w:name="endnote text"/>
+    <w:lsdException w:unhideWhenUsed="0" w:uiPriority="0" w:semiHidden="0" w:name="table of authorities"/>
+    <w:lsdException w:unhideWhenUsed="0" w:uiPriority="0" w:semiHidden="0" w:name="macro"/>
+    <w:lsdException w:unhideWhenUsed="0" w:uiPriority="0" w:semiHidden="0" w:name="toa heading"/>
+    <w:lsdException w:unhideWhenUsed="0" w:uiPriority="0" w:semiHidden="0" w:name="List"/>
+    <w:lsdException w:unhideWhenUsed="0" w:uiPriority="0" w:semiHidden="0" w:name="List Bullet"/>
+    <w:lsdException w:unhideWhenUsed="0" w:uiPriority="0" w:semiHidden="0" w:name="List Number"/>
+    <w:lsdException w:unhideWhenUsed="0" w:uiPriority="0" w:semiHidden="0" w:name="List 2"/>
+    <w:lsdException w:unhideWhenUsed="0" w:uiPriority="0" w:semiHidden="0" w:name="List 3"/>
+    <w:lsdException w:unhideWhenUsed="0" w:uiPriority="0" w:semiHidden="0" w:name="List 4"/>
+    <w:lsdException w:unhideWhenUsed="0" w:uiPriority="0" w:semiHidden="0" w:name="List 5"/>
+    <w:lsdException w:unhideWhenUsed="0" w:uiPriority="0" w:semiHidden="0" w:name="List Bullet 2"/>
+    <w:lsdException w:unhideWhenUsed="0" w:uiPriority="0" w:semiHidden="0" w:name="List Bullet 3"/>
+    <w:lsdException w:unhideWhenUsed="0" w:uiPriority="0" w:semiHidden="0" w:name="List Bullet 4"/>
+    <w:lsdException w:unhideWhenUsed="0" w:uiPriority="0" w:semiHidden="0" w:name="List Bullet 5"/>
+    <w:lsdException w:unhideWhenUsed="0" w:uiPriority="0" w:semiHidden="0" w:name="List Number 2"/>
+    <w:lsdException w:unhideWhenUsed="0" w:uiPriority="0" w:semiHidden="0" w:name="List Number 3"/>
+    <w:lsdException w:unhideWhenUsed="0" w:uiPriority="0" w:semiHidden="0" w:name="List Number 4"/>
+    <w:lsdException w:unhideWhenUsed="0" w:uiPriority="0" w:semiHidden="0" w:name="List Number 5"/>
+    <w:lsdException w:unhideWhenUsed="0" w:uiPriority="0" w:semiHidden="0" w:name="Title"/>
+    <w:lsdException w:unhideWhenUsed="0" w:uiPriority="0" w:semiHidden="0" w:name="Closing"/>
+    <w:lsdException w:unhideWhenUsed="0" w:uiPriority="0" w:semiHidden="0" w:name="Signature"/>
+    <w:lsdException w:unhideWhenUsed="0" w:uiPriority="0" w:name="Default Paragraph Font"/>
+    <w:lsdException w:unhideWhenUsed="0" w:uiPriority="0" w:semiHidden="0" w:name="Body Text"/>
+    <w:lsdException w:unhideWhenUsed="0" w:uiPriority="0" w:semiHidden="0" w:name="Body Text Indent"/>
+    <w:lsdException w:unhideWhenUsed="0" w:uiPriority="0" w:semiHidden="0" w:name="List Continue"/>
+    <w:lsdException w:unhideWhenUsed="0" w:uiPriority="0" w:semiHidden="0" w:name="List Continue 2"/>
+    <w:lsdException w:unhideWhenUsed="0" w:uiPriority="0" w:semiHidden="0" w:name="List Continue 3"/>
+    <w:lsdException w:unhideWhenUsed="0" w:uiPriority="0" w:semiHidden="0" w:name="List Continue 4"/>
+    <w:lsdException w:unhideWhenUsed="0" w:uiPriority="0" w:semiHidden="0" w:name="List Continue 5"/>
+    <w:lsdException w:unhideWhenUsed="0" w:uiPriority="0" w:semiHidden="0" w:name="Message Header"/>
+    <w:lsdException w:qFormat="1" w:unhideWhenUsed="0" w:uiPriority="0" w:semiHidden="0" w:name="Subtitle"/>
+    <w:lsdException w:unhideWhenUsed="0" w:uiPriority="0" w:semiHidden="0" w:name="Salutation"/>
+    <w:lsdException w:unhideWhenUsed="0" w:uiPriority="0" w:semiHidden="0" w:name="Date"/>
+    <w:lsdException w:unhideWhenUsed="0" w:uiPriority="0" w:semiHidden="0" w:name="Body Text First Indent"/>
+    <w:lsdException w:unhideWhenUsed="0" w:uiPriority="0" w:semiHidden="0" w:name="Body Text First Indent 2"/>
+    <w:lsdException w:unhideWhenUsed="0" w:uiPriority="0" w:semiHidden="0" w:name="Note Heading"/>
+    <w:lsdException w:unhideWhenUsed="0" w:uiPriority="0" w:semiHidden="0" w:name="Body Text 2"/>
+    <w:lsdException w:unhideWhenUsed="0" w:uiPriority="0" w:semiHidden="0" w:name="Body Text 3"/>
+    <w:lsdException w:unhideWhenUsed="0" w:uiPriority="0" w:semiHidden="0" w:name="Body Text Indent 2"/>
+    <w:lsdException w:unhideWhenUsed="0" w:uiPriority="0" w:semiHidden="0" w:name="Body Text Indent 3"/>
+    <w:lsdException w:unhideWhenUsed="0" w:uiPriority="0" w:semiHidden="0" w:name="Block Text"/>
+    <w:lsdException w:unhideWhenUsed="0" w:uiPriority="0" w:semiHidden="0" w:name="Hyperlink"/>
+    <w:lsdException w:unhideWhenUsed="0" w:uiPriority="0" w:semiHidden="0" w:name="FollowedHyperlink"/>
+    <w:lsdException w:qFormat="1" w:unhideWhenUsed="0" w:uiPriority="0" w:semiHidden="0" w:name="Strong"/>
+    <w:lsdException w:qFormat="1" w:unhideWhenUsed="0" w:uiPriority="0" w:semiHidden="0" w:name="Emphasis"/>
+    <w:lsdException w:unhideWhenUsed="0" w:uiPriority="0" w:semiHidden="0" w:name="Document Map"/>
+    <w:lsdException w:unhideWhenUsed="0" w:uiPriority="0" w:semiHidden="0" w:name="Plain Text"/>
+    <w:lsdException w:unhideWhenUsed="0" w:uiPriority="0" w:semiHidden="0" w:name="E-mail Signature"/>
+    <w:lsdException w:unhideWhenUsed="0" w:uiPriority="0" w:semiHidden="0" w:name="Normal (Web)"/>
+    <w:lsdException w:unhideWhenUsed="0" w:uiPriority="0" w:semiHidden="0" w:name="HTML Acronym"/>
+    <w:lsdException w:unhideWhenUsed="0" w:uiPriority="0" w:semiHidden="0" w:name="HTML Address"/>
+    <w:lsdException w:unhideWhenUsed="0" w:uiPriority="0" w:semiHidden="0" w:name="HTML Cite"/>
+    <w:lsdException w:unhideWhenUsed="0" w:uiPriority="0" w:semiHidden="0" w:name="HTML Code"/>
+    <w:lsdException w:unhideWhenUsed="0" w:uiPriority="0" w:semiHidden="0" w:name="HTML Definition"/>
+    <w:lsdException w:unhideWhenUsed="0" w:uiPriority="0" w:semiHidden="0" w:name="HTML Keyboard"/>
+    <w:lsdException w:unhideWhenUsed="0" w:uiPriority="0" w:semiHidden="0" w:name="HTML Preformatted"/>
+    <w:lsdException w:unhideWhenUsed="0" w:uiPriority="0" w:semiHidden="0" w:name="HTML Sample"/>
+    <w:lsdException w:unhideWhenUsed="0" w:uiPriority="0" w:semiHidden="0" w:name="HTML Typewriter"/>
+    <w:lsdException w:unhideWhenUsed="0" w:uiPriority="0" w:semiHidden="0" w:name="HTML Variable"/>
+    <w:lsdException w:unhideWhenUsed="0" w:uiPriority="0" w:name="Normal Table"/>
+    <w:lsdException w:unhideWhenUsed="0" w:uiPriority="0" w:semiHidden="0" w:name="annotation subject"/>
+    <w:lsdException w:unhideWhenUsed="0" w:uiPriority="0" w:semiHidden="0" w:name="Table Simple 1"/>
+    <w:lsdException w:unhideWhenUsed="0" w:uiPriority="0" w:semiHidden="0" w:name="Table Simple 2"/>
+    <w:lsdException w:unhideWhenUsed="0" w:uiPriority="0" w:semiHidden="0" w:name="Table Simple 3"/>
+    <w:lsdException w:unhideWhenUsed="0" w:uiPriority="0" w:semiHidden="0" w:name="Table Classic 1"/>
+    <w:lsdException w:unhideWhenUsed="0" w:uiPriority="0" w:semiHidden="0" w:name="Table Classic 2"/>
+    <w:lsdException w:unhideWhenUsed="0" w:uiPriority="0" w:semiHidden="0" w:name="Table Classic 3"/>
+    <w:lsdException w:unhideWhenUsed="0" w:uiPriority="0" w:semiHidden="0" w:name="Table Classic 4"/>
+    <w:lsdException w:unhideWhenUsed="0" w:uiPriority="0" w:semiHidden="0" w:name="Table Colorful 1"/>
+    <w:lsdException w:unhideWhenUsed="0" w:uiPriority="0" w:semiHidden="0" w:name="Table Colorful 2"/>
+    <w:lsdException w:unhideWhenUsed="0" w:uiPriority="0" w:semiHidden="0" w:name="Table Colorful 3"/>
+    <w:lsdException w:unhideWhenUsed="0" w:uiPriority="0" w:semiHidden="0" w:name="Table Columns 1"/>
+    <w:lsdException w:unhideWhenUsed="0" w:uiPriority="0" w:semiHidden="0" w:name="Table Columns 2"/>
+    <w:lsdException w:unhideWhenUsed="0" w:uiPriority="0" w:semiHidden="0" w:name="Table Columns 3"/>
+    <w:lsdException w:unhideWhenUsed="0" w:uiPriority="0" w:semiHidden="0" w:name="Table Columns 4"/>
+    <w:lsdException w:unhideWhenUsed="0" w:uiPriority="0" w:semiHidden="0" w:name="Table Columns 5"/>
+    <w:lsdException w:unhideWhenUsed="0" w:uiPriority="0" w:semiHidden="0" w:name="Table Grid 1"/>
+    <w:lsdException w:unhideWhenUsed="0" w:uiPriority="0" w:semiHidden="0" w:name="Table Grid 2"/>
+    <w:lsdException w:unhideWhenUsed="0" w:uiPriority="0" w:semiHidden="0" w:name="Table Grid 3"/>
+    <w:lsdException w:unhideWhenUsed="0" w:uiPriority="0" w:semiHidden="0" w:name="Table Grid 4"/>
+    <w:lsdException w:unhideWhenUsed="0" w:uiPriority="0" w:semiHidden="0" w:name="Table Grid 5"/>
+    <w:lsdException w:unhideWhenUsed="0" w:uiPriority="0" w:semiHidden="0" w:name="Table Grid 6"/>
+    <w:lsdException w:unhideWhenUsed="0" w:uiPriority="0" w:semiHidden="0" w:name="Table Grid 7"/>
+    <w:lsdException w:unhideWhenUsed="0" w:uiPriority="0" w:semiHidden="0" w:name="Table Grid 8"/>
+    <w:lsdException w:unhideWhenUsed="0" w:uiPriority="0" w:semiHidden="0" w:name="Table List 1"/>
+    <w:lsdException w:unhideWhenUsed="0" w:uiPriority="0" w:semiHidden="0" w:name="Table List 2"/>
+    <w:lsdException w:unhideWhenUsed="0" w:uiPriority="0" w:semiHidden="0" w:name="Table List 3"/>
+    <w:lsdException w:unhideWhenUsed="0" w:uiPriority="0" w:semiHidden="0" w:name="Table List 4"/>
+    <w:lsdException w:unhideWhenUsed="0" w:uiPriority="0" w:semiHidden="0" w:name="Table List 5"/>
+    <w:lsdException w:unhideWhenUsed="0" w:uiPriority="0" w:semiHidden="0" w:name="Table List 6"/>
+    <w:lsdException w:unhideWhenUsed="0" w:uiPriority="0" w:semiHidden="0" w:name="Table List 7"/>
+    <w:lsdException w:unhideWhenUsed="0" w:uiPriority="0" w:semiHidden="0" w:name="Table List 8"/>
+    <w:lsdException w:unhideWhenUsed="0" w:uiPriority="0" w:semiHidden="0" w:name="Table 3D effects 1"/>
+    <w:lsdException w:unhideWhenUsed="0" w:uiPriority="0" w:semiHidden="0" w:name="Table 3D effects 2"/>
+    <w:lsdException w:unhideWhenUsed="0" w:uiPriority="0" w:semiHidden="0" w:name="Table 3D effects 3"/>
+    <w:lsdException w:unhideWhenUsed="0" w:uiPriority="0" w:semiHidden="0" w:name="Table Contemporary"/>
+    <w:lsdException w:unhideWhenUsed="0" w:uiPriority="0" w:semiHidden="0" w:name="Table Elegant"/>
+    <w:lsdException w:unhideWhenUsed="0" w:uiPriority="0" w:semiHidden="0" w:name="Table Professional"/>
+    <w:lsdException w:unhideWhenUsed="0" w:uiPriority="0" w:semiHidden="0" w:name="Table Subtle 1"/>
+    <w:lsdException w:unhideWhenUsed="0" w:uiPriority="0" w:semiHidden="0" w:name="Table Subtle 2"/>
+    <w:lsdException w:unhideWhenUsed="0" w:uiPriority="0" w:semiHidden="0" w:name="Table Web 1"/>
+    <w:lsdException w:unhideWhenUsed="0" w:uiPriority="0" w:semiHidden="0" w:name="Table Web 2"/>
+    <w:lsdException w:unhideWhenUsed="0" w:uiPriority="0" w:semiHidden="0" w:name="Table Web 3"/>
+    <w:lsdException w:unhideWhenUsed="0" w:uiPriority="0" w:semiHidden="0" w:name="Balloon Text"/>
+    <w:lsdException w:unhideWhenUsed="0" w:uiPriority="0" w:semiHidden="0" w:name="Table Grid"/>
+    <w:lsdException w:unhideWhenUsed="0" w:uiPriority="0" w:semiHidden="0" w:name="Table Theme"/>
+    <w:lsdException w:unhideWhenUsed="0" w:uiPriority="60" w:semiHidden="0" w:name="Light Shading"/>
+    <w:lsdException w:unhideWhenUsed="0" w:uiPriority="61" w:semiHidden="0" w:name="Light List"/>
+    <w:lsdException w:unhideWhenUsed="0" w:uiPriority="62" w:semiHidden="0" w:name="Light Grid"/>
+    <w:lsdException w:unhideWhenUsed="0" w:uiPriority="63" w:semiHidden="0" w:name="Medium Shading 1"/>
+    <w:lsdException w:unhideWhenUsed="0" w:uiPriority="64" w:semiHidden="0" w:name="Medium Shading 2"/>
+    <w:lsdException w:unhideWhenUsed="0" w:uiPriority="65" w:semiHidden="0" w:name="Medium List 1"/>
+    <w:lsdException w:unhideWhenUsed="0" w:uiPriority="66" w:semiHidden="0" w:name="Medium List 2"/>
+    <w:lsdException w:unhideWhenUsed="0" w:uiPriority="67" w:semiHidden="0" w:name="Medium Grid 1"/>
+    <w:lsdException w:unhideWhenUsed="0" w:uiPriority="68" w:semiHidden="0" w:name="Medium Grid 2"/>
+    <w:lsdException w:unhideWhenUsed="0" w:uiPriority="69" w:semiHidden="0" w:name="Medium Grid 3"/>
+    <w:lsdException w:unhideWhenUsed="0" w:uiPriority="70" w:semiHidden="0" w:name="Dark List"/>
+    <w:lsdException w:unhideWhenUsed="0" w:uiPriority="71" w:semiHidden="0" w:name="Colorful Shading"/>
+    <w:lsdException w:unhideWhenUsed="0" w:uiPriority="72" w:semiHidden="0" w:name="Colorful List"/>
+    <w:lsdException w:unhideWhenUsed="0" w:uiPriority="73" w:semiHidden="0" w:name="Colorful Grid"/>
+    <w:lsdException w:unhideWhenUsed="0" w:uiPriority="60" w:semiHidden="0" w:name="Light Shading Accent 1"/>
+    <w:lsdException w:unhideWhenUsed="0" w:uiPriority="61" w:semiHidden="0" w:name="Light List Accent 1"/>
+    <w:lsdException w:unhideWhenUsed="0" w:uiPriority="62" w:semiHidden="0" w:name="Light Grid Accent 1"/>
+    <w:lsdException w:unhideWhenUsed="0" w:uiPriority="63" w:semiHidden="0" w:name="Medium Shading 1 Accent 1"/>
+    <w:lsdException w:unhideWhenUsed="0" w:uiPriority="64" w:semiHidden="0" w:name="Medium Shading 2 Accent 1"/>
+    <w:lsdException w:unhideWhenUsed="0" w:uiPriority="65" w:semiHidden="0" w:name="Medium List 1 Accent 1"/>
+    <w:lsdException w:unhideWhenUsed="0" w:uiPriority="66" w:semiHidden="0" w:name="Medium List 2 Accent 1"/>
+    <w:lsdException w:unhideWhenUsed="0" w:uiPriority="67" w:semiHidden="0" w:name="Medium Grid 1 Accent 1"/>
+    <w:lsdException w:unhideWhenUsed="0" w:uiPriority="68" w:semiHidden="0" w:name="Medium Grid 2 Accent 1"/>
+    <w:lsdException w:unhideWhenUsed="0" w:uiPriority="69" w:semiHidden="0" w:name="Medium Grid 3 Accent 1"/>
+    <w:lsdException w:unhideWhenUsed="0" w:uiPriority="70" w:semiHidden="0" w:name="Dark List Accent 1"/>
+    <w:lsdException w:unhideWhenUsed="0" w:uiPriority="71" w:semiHidden="0" w:name="Colorful Shading Accent 1"/>
+    <w:lsdException w:unhideWhenUsed="0" w:uiPriority="72" w:semiHidden="0" w:name="Colorful List Accent 1"/>
+    <w:lsdException w:unhideWhenUsed="0" w:uiPriority="73" w:semiHidden="0" w:name="Colorful Grid Accent 1"/>
+    <w:lsdException w:unhideWhenUsed="0" w:uiPriority="60" w:semiHidden="0" w:name="Light Shading Accent 2"/>
+    <w:lsdException w:unhideWhenUsed="0" w:uiPriority="61" w:semiHidden="0" w:name="Light List Accent 2"/>
+    <w:lsdException w:unhideWhenUsed="0" w:uiPriority="62" w:semiHidden="0" w:name="Light Grid Accent 2"/>
+    <w:lsdException w:unhideWhenUsed="0" w:uiPriority="63" w:semiHidden="0" w:name="Medium Shading 1 Accent 2"/>
+    <w:lsdException w:unhideWhenUsed="0" w:uiPriority="64" w:semiHidden="0" w:name="Medium Shading 2 Accent 2"/>
+    <w:lsdException w:unhideWhenUsed="0" w:uiPriority="65" w:semiHidden="0" w:name="Medium List 1 Accent 2"/>
+    <w:lsdException w:unhideWhenUsed="0" w:uiPriority="66" w:semiHidden="0" w:name="Medium List 2 Accent 2"/>
+    <w:lsdException w:unhideWhenUsed="0" w:uiPriority="67" w:semiHidden="0" w:name="Medium Grid 1 Accent 2"/>
+    <w:lsdException w:unhideWhenUsed="0" w:uiPriority="68" w:semiHidden="0" w:name="Medium Grid 2 Accent 2"/>
+    <w:lsdException w:unhideWhenUsed="0" w:uiPriority="69" w:semiHidden="0" w:name="Medium Grid 3 Accent 2"/>
+    <w:lsdException w:unhideWhenUsed="0" w:uiPriority="70" w:semiHidden="0" w:name="Dark List Accent 2"/>
+    <w:lsdException w:unhideWhenUsed="0" w:uiPriority="71" w:semiHidden="0" w:name="Colorful Shading Accent 2"/>
+    <w:lsdException w:unhideWhenUsed="0" w:uiPriority="72" w:semiHidden="0" w:name="Colorful List Accent 2"/>
+    <w:lsdException w:unhideWhenUsed="0" w:uiPriority="73" w:semiHidden="0" w:name="Colorful Grid Accent 2"/>
+    <w:lsdException w:unhideWhenUsed="0" w:uiPriority="60" w:semiHidden="0" w:name="Light Shading Accent 3"/>
+    <w:lsdException w:unhideWhenUsed="0" w:uiPriority="61" w:semiHidden="0" w:name="Light List Accent 3"/>
+    <w:lsdException w:unhideWhenUsed="0" w:uiPriority="62" w:semiHidden="0" w:name="Light Grid Accent 3"/>
+    <w:lsdException w:unhideWhenUsed="0" w:uiPriority="63" w:semiHidden="0" w:name="Medium Shading 1 Accent 3"/>
+    <w:lsdException w:unhideWhenUsed="0" w:uiPriority="64" w:semiHidden="0" w:name="Medium Shading 2 Accent 3"/>
+    <w:lsdException w:unhideWhenUsed="0" w:uiPriority="65" w:semiHidden="0" w:name="Medium List 1 Accent 3"/>
+    <w:lsdException w:unhideWhenUsed="0" w:uiPriority="66" w:semiHidden="0" w:name="Medium List 2 Accent 3"/>
+    <w:lsdException w:unhideWhenUsed="0" w:uiPriority="67" w:semiHidden="0" w:name="Medium Grid 1 Accent 3"/>
+    <w:lsdException w:unhideWhenUsed="0" w:uiPriority="68" w:semiHidden="0" w:name="Medium Grid 2 Accent 3"/>
+    <w:lsdException w:unhideWhenUsed="0" w:uiPriority="69" w:semiHidden="0" w:name="Medium Grid 3 Accent 3"/>
+    <w:lsdException w:unhideWhenUsed="0" w:uiPriority="70" w:semiHidden="0" w:name="Dark List Accent 3"/>
+    <w:lsdException w:unhideWhenUsed="0" w:uiPriority="71" w:semiHidden="0" w:name="Colorful Shading Accent 3"/>
+    <w:lsdException w:unhideWhenUsed="0" w:uiPriority="72" w:semiHidden="0" w:name="Colorful List Accent 3"/>
+    <w:lsdException w:unhideWhenUsed="0" w:uiPriority="73" w:semiHidden="0" w:name="Colorful Grid Accent 3"/>
+    <w:lsdException w:unhideWhenUsed="0" w:uiPriority="60" w:semiHidden="0" w:name="Light Shading Accent 4"/>
+    <w:lsdException w:unhideWhenUsed="0" w:uiPriority="61" w:semiHidden="0" w:name="Light List Accent 4"/>
+    <w:lsdException w:unhideWhenUsed="0" w:uiPriority="62" w:semiHidden="0" w:name="Light Grid Accent 4"/>
+    <w:lsdException w:unhideWhenUsed="0" w:uiPriority="63" w:semiHidden="0" w:name="Medium Shading 1 Accent 4"/>
+    <w:lsdException w:unhideWhenUsed="0" w:uiPriority="64" w:semiHidden="0" w:name="Medium Shading 2 Accent 4"/>
+    <w:lsdException w:unhideWhenUsed="0" w:uiPriority="65" w:semiHidden="0" w:name="Medium List 1 Accent 4"/>
+    <w:lsdException w:unhideWhenUsed="0" w:uiPriority="66" w:semiHidden="0" w:name="Medium List 2 Accent 4"/>
+    <w:lsdException w:unhideWhenUsed="0" w:uiPriority="67" w:semiHidden="0" w:name="Medium Grid 1 Accent 4"/>
+    <w:lsdException w:unhideWhenUsed="0" w:uiPriority="68" w:semiHidden="0" w:name="Medium Grid 2 Accent 4"/>
+    <w:lsdException w:unhideWhenUsed="0" w:uiPriority="69" w:semiHidden="0" w:name="Medium Grid 3 Accent 4"/>
+    <w:lsdException w:unhideWhenUsed="0" w:uiPriority="70" w:semiHidden="0" w:name="Dark List Accent 4"/>
+    <w:lsdException w:unhideWhenUsed="0" w:uiPriority="71" w:semiHidden="0" w:name="Colorful Shading Accent 4"/>
+    <w:lsdException w:unhideWhenUsed="0" w:uiPriority="72" w:semiHidden="0" w:name="Colorful List Accent 4"/>
+    <w:lsdException w:unhideWhenUsed="0" w:uiPriority="73" w:semiHidden="0" w:name="Colorful Grid Accent 4"/>
+    <w:lsdException w:unhideWhenUsed="0" w:uiPriority="60" w:semiHidden="0" w:name="Light Shading Accent 5"/>
+    <w:lsdException w:unhideWhenUsed="0" w:uiPriority="61" w:semiHidden="0" w:name="Light List Accent 5"/>
+    <w:lsdException w:unhideWhenUsed="0" w:uiPriority="62" w:semiHidden="0" w:name="Light Grid Accent 5"/>
+    <w:lsdException w:unhideWhenUsed="0" w:uiPriority="63" w:semiHidden="0" w:name="Medium Shading 1 Accent 5"/>
+    <w:lsdException w:unhideWhenUsed="0" w:uiPriority="64" w:semiHidden="0" w:name="Medium Shading 2 Accent 5"/>
+    <w:lsdException w:unhideWhenUsed="0" w:uiPriority="65" w:semiHidden="0" w:name="Medium List 1 Accent 5"/>
+    <w:lsdException w:unhideWhenUsed="0" w:uiPriority="66" w:semiHidden="0" w:name="Medium List 2 Accent 5"/>
+    <w:lsdException w:unhideWhenUsed="0" w:uiPriority="67" w:semiHidden="0" w:name="Medium Grid 1 Accent 5"/>
+    <w:lsdException w:unhideWhenUsed="0" w:uiPriority="68" w:semiHidden="0" w:name="Medium Grid 2 Accent 5"/>
+    <w:lsdException w:unhideWhenUsed="0" w:uiPriority="69" w:semiHidden="0" w:name="Medium Grid 3 Accent 5"/>
+    <w:lsdException w:unhideWhenUsed="0" w:uiPriority="70" w:semiHidden="0" w:name="Dark List Accent 5"/>
+    <w:lsdException w:unhideWhenUsed="0" w:uiPriority="71" w:semiHidden="0" w:name="Colorful Shading Accent 5"/>
+    <w:lsdException w:unhideWhenUsed="0" w:uiPriority="72" w:semiHidden="0" w:name="Colorful List Accent 5"/>
+    <w:lsdException w:unhideWhenUsed="0" w:uiPriority="73" w:semiHidden="0" w:name="Colorful Grid Accent 5"/>
+    <w:lsdException w:unhideWhenUsed="0" w:uiPriority="60" w:semiHidden="0" w:name="Light Shading Accent 6"/>
+    <w:lsdException w:unhideWhenUsed="0" w:uiPriority="61" w:semiHidden="0" w:name="Light List Accent 6"/>
+    <w:lsdException w:unhideWhenUsed="0" w:uiPriority="62" w:semiHidden="0" w:name="Light Grid Accent 6"/>
+    <w:lsdException w:unhideWhenUsed="0" w:uiPriority="63" w:semiHidden="0" w:name="Medium Shading 1 Accent 6"/>
+    <w:lsdException w:unhideWhenUsed="0" w:uiPriority="64" w:semiHidden="0" w:name="Medium Shading 2 Accent 6"/>
+    <w:lsdException w:unhideWhenUsed="0" w:uiPriority="65" w:semiHidden="0" w:name="Medium List 1 Accent 6"/>
+    <w:lsdException w:unhideWhenUsed="0" w:uiPriority="66" w:semiHidden="0" w:name="Medium List 2 Accent 6"/>
+    <w:lsdException w:unhideWhenUsed="0" w:uiPriority="67" w:semiHidden="0" w:name="Medium Grid 1 Accent 6"/>
+    <w:lsdException w:unhideWhenUsed="0" w:uiPriority="68" w:semiHidden="0" w:name="Medium Grid 2 Accent 6"/>
+    <w:lsdException w:unhideWhenUsed="0" w:uiPriority="69" w:semiHidden="0" w:name="Medium Grid 3 Accent 6"/>
+    <w:lsdException w:unhideWhenUsed="0" w:uiPriority="70" w:semiHidden="0" w:name="Dark List Accent 6"/>
+    <w:lsdException w:unhideWhenUsed="0" w:uiPriority="71" w:semiHidden="0" w:name="Colorful Shading Accent 6"/>
+    <w:lsdException w:unhideWhenUsed="0" w:uiPriority="72" w:semiHidden="0" w:name="Colorful List Accent 6"/>
+    <w:lsdException w:unhideWhenUsed="0" w:uiPriority="73" w:semiHidden="0" w:name="Colorful Grid Accent 6"/>
+  </w:latentStyles>
+  <w:style w:type="paragraph" w:default="1" w:styleId="1">
     <w:name w:val="Normal"/>
+    <w:uiPriority w:val="0"/>
+    <w:pPr>
+      <w:spacing w:after="120"/>
+    </w:pPr>
     <w:rPr>
       <w:rFonts w:ascii="Aptos" w:hAnsi="Aptos" w:eastAsia="DengXian"/>
       <w:sz w:val="21"/>
+      <w:szCs w:val="22"/>
     </w:rPr>
+  </w:style>
+  <w:style w:type="paragraph" w:styleId="2">
+    <w:name w:val="heading 2"/>
+    <w:uiPriority w:val="0"/>
     <w:pPr>
-      <w:spacing w:after="120"/>
+      <w:spacing w:before="260" w:after="120"/>
     </w:pPr>
+    <w:rPr>
+      <w:rFonts w:ascii="Aptos Display" w:hAnsi="Aptos Display" w:eastAsia="DengXian"/>
+      <w:b/>
+      <w:color w:val="1F4E79"/>
+      <w:sz w:val="28"/>
+      <w:szCs w:val="22"/>
+    </w:rPr>
   </w:style>
-  <w:style w:type="paragraph" w:styleId="Title">
+  <w:style w:type="paragraph" w:styleId="3">
+    <w:name w:val="heading 3"/>
+    <w:uiPriority w:val="0"/>
+    <w:pPr>
+      <w:spacing w:before="180" w:after="100"/>
+    </w:pPr>
+    <w:rPr>
+      <w:rFonts w:ascii="Aptos Display" w:hAnsi="Aptos Display" w:eastAsia="DengXian"/>
+      <w:b/>
+      <w:color w:val="2F5597"/>
+      <w:sz w:val="24"/>
+      <w:szCs w:val="22"/>
+    </w:rPr>
+  </w:style>
+  <w:style w:type="character" w:default="1" w:styleId="7">
+    <w:name w:val="Default Paragraph Font"/>
+    <w:semiHidden/>
+    <w:uiPriority w:val="0"/>
+  </w:style>
+  <w:style w:type="table" w:default="1" w:styleId="5">
+    <w:name w:val="Normal Table"/>
+    <w:semiHidden/>
+    <w:uiPriority w:val="0"/>
+    <w:tblPr>
+      <w:tblCellMar>
+        <w:top w:w="0" w:type="dxa"/>
+        <w:left w:w="108" w:type="dxa"/>
+        <w:bottom w:w="0" w:type="dxa"/>
+        <w:right w:w="108" w:type="dxa"/>
+      </w:tblCellMar>
+    </w:tblPr>
+  </w:style>
+  <w:style w:type="paragraph" w:styleId="4">
     <w:name w:val="Title"/>
+    <w:uiPriority w:val="0"/>
+    <w:pPr>
+      <w:spacing w:after="240"/>
+    </w:pPr>
     <w:rPr>
       <w:rFonts w:ascii="Aptos Display" w:hAnsi="Aptos Display" w:eastAsia="DengXian"/>
       <w:b/>
       <w:sz w:val="36"/>
+      <w:szCs w:val="22"/>
     </w:rPr>
-    <w:pPr>
-      <w:spacing w:after="240"/>
-    </w:pPr>
   </w:style>
-  <w:style w:type="paragraph" w:styleId="Heading2">
-    <w:name w:val="heading 2"/>
-    <w:rPr>
-      <w:rFonts w:ascii="Aptos Display" w:hAnsi="Aptos Display" w:eastAsia="DengXian"/>
-      <w:b/>
-      <w:sz w:val="28"/>
-      <w:color w:val="1F4E79"/>
-    </w:rPr>
-    <w:pPr>
-      <w:spacing w:before="260" w:after="120"/>
-    </w:pPr>
-  </w:style>
-  <w:style w:type="paragraph" w:styleId="Heading3">
-    <w:name w:val="heading 3"/>
-    <w:rPr>
-      <w:rFonts w:ascii="Aptos Display" w:hAnsi="Aptos Display" w:eastAsia="DengXian"/>
-      <w:b/>
-      <w:sz w:val="24"/>
-      <w:color w:val="2F5597"/>
-    </w:rPr>
-    <w:pPr>
-      <w:spacing w:before="180" w:after="100"/>
-    </w:pPr>
-  </w:style>
-  <w:style w:type="paragraph" w:styleId="Code">
-    <w:name w:val="Code"/>
-    <w:rPr>
-      <w:rFonts w:ascii="Consolas" w:hAnsi="Consolas" w:eastAsia="DengXian"/>
-      <w:sz w:val="18"/>
-    </w:rPr>
-    <w:pPr>
-      <w:spacing w:after="0"/>
-      <w:shd w:fill="F2F2F2"/>
-    </w:pPr>
-  </w:style>
-  <w:style w:type="table" w:styleId="TableGrid">
+  <w:style w:type="table" w:styleId="6">
     <w:name w:val="Table Grid"/>
+    <w:uiPriority w:val="0"/>
     <w:tblPr>
       <w:tblBorders>
-        <w:top w:val="single" w:sz="4" w:space="0" w:color="BFBFBF"/>
-        <w:left w:val="single" w:sz="4" w:space="0" w:color="BFBFBF"/>
-        <w:bottom w:val="single" w:sz="4" w:space="0" w:color="BFBFBF"/>
-        <w:right w:val="single" w:sz="4" w:space="0" w:color="BFBFBF"/>
-        <w:insideH w:val="single" w:sz="4" w:space="0" w:color="BFBFBF"/>
-        <w:insideV w:val="single" w:sz="4" w:space="0" w:color="BFBFBF"/>
+        <w:top w:val="single" w:color="BFBFBF" w:sz="4" w:space="0"/>
+        <w:left w:val="single" w:color="BFBFBF" w:sz="4" w:space="0"/>
+        <w:bottom w:val="single" w:color="BFBFBF" w:sz="4" w:space="0"/>
+        <w:right w:val="single" w:color="BFBFBF" w:sz="4" w:space="0"/>
+        <w:insideH w:val="single" w:color="BFBFBF" w:sz="4" w:space="0"/>
+        <w:insideV w:val="single" w:color="BFBFBF" w:sz="4" w:space="0"/>
       </w:tblBorders>
     </w:tblPr>
     <w:tcPr>
@@ -5140,5 +7292,302 @@
       </w:tcMar>
     </w:tcPr>
   </w:style>
+  <w:style w:type="paragraph" w:customStyle="1" w:styleId="8">
+    <w:name w:val="Code"/>
+    <w:uiPriority w:val="0"/>
+    <w:pPr>
+      <w:shd w:val="clear" w:fill="F2F2F2"/>
+      <w:spacing w:after="0"/>
+    </w:pPr>
+    <w:rPr>
+      <w:rFonts w:ascii="Consolas" w:hAnsi="Consolas" w:eastAsia="DengXian"/>
+      <w:sz w:val="18"/>
+      <w:szCs w:val="22"/>
+    </w:rPr>
+  </w:style>
 </w:styles>
+</file>
+
+<file path=word/theme/theme1.xml><?xml version="1.0" encoding="utf-8"?>
+<a:theme xmlns:a="http://schemas.openxmlformats.org/drawingml/2006/main" name="Office">
+  <a:themeElements>
+    <a:clrScheme name="Office">
+      <a:dk1>
+        <a:sysClr val="windowText" lastClr="000000"/>
+      </a:dk1>
+      <a:lt1>
+        <a:sysClr val="window" lastClr="FFFFFF"/>
+      </a:lt1>
+      <a:dk2>
+        <a:srgbClr val="1F497D"/>
+      </a:dk2>
+      <a:lt2>
+        <a:srgbClr val="EEECE1"/>
+      </a:lt2>
+      <a:accent1>
+        <a:srgbClr val="4F81BD"/>
+      </a:accent1>
+      <a:accent2>
+        <a:srgbClr val="C0504D"/>
+      </a:accent2>
+      <a:accent3>
+        <a:srgbClr val="9BBB59"/>
+      </a:accent3>
+      <a:accent4>
+        <a:srgbClr val="8064A2"/>
+      </a:accent4>
+      <a:accent5>
+        <a:srgbClr val="4BACC6"/>
+      </a:accent5>
+      <a:accent6>
+        <a:srgbClr val="F79646"/>
+      </a:accent6>
+      <a:hlink>
+        <a:srgbClr val="0000FF"/>
+      </a:hlink>
+      <a:folHlink>
+        <a:srgbClr val="800080"/>
+      </a:folHlink>
+    </a:clrScheme>
+    <a:fontScheme name="Office">
+      <a:majorFont>
+        <a:latin typeface="Cambria"/>
+        <a:ea typeface=""/>
+        <a:cs typeface=""/>
+        <a:font script="Jpan" typeface="ＭＳ ゴシック"/>
+        <a:font script="Hang" typeface="맑은 고딕"/>
+        <a:font script="Hans" typeface="宋体"/>
+        <a:font script="Hant" typeface="新細明體"/>
+        <a:font script="Arab" typeface="Times New Roman"/>
+        <a:font script="Hebr" typeface="Times New Roman"/>
+        <a:font script="Thai" typeface="Angsana New"/>
+        <a:font script="Ethi" typeface="Nyala"/>
+        <a:font script="Beng" typeface="Vrinda"/>
+        <a:font script="Gujr" typeface="Shruti"/>
+        <a:font script="Khmr" typeface="MoolBoran"/>
+        <a:font script="Knda" typeface="Tunga"/>
+        <a:font script="Guru" typeface="Raavi"/>
+        <a:font script="Cans" typeface="Euphemia"/>
+        <a:font script="Cher" typeface="Plantagenet Cherokee"/>
+        <a:font script="Yiii" typeface="Microsoft Yi Baiti"/>
+        <a:font script="Tibt" typeface="Microsoft Himalaya"/>
+        <a:font script="Thaa" typeface="MV Boli"/>
+        <a:font script="Deva" typeface="Mangal"/>
+        <a:font script="Telu" typeface="Gautami"/>
+        <a:font script="Taml" typeface="Latha"/>
+        <a:font script="Syrc" typeface="Estrangelo Edessa"/>
+        <a:font script="Orya" typeface="Kalinga"/>
+        <a:font script="Mlym" typeface="Kartika"/>
+        <a:font script="Laoo" typeface="DokChampa"/>
+        <a:font script="Sinh" typeface="Iskoola Pota"/>
+        <a:font script="Mong" typeface="Mongolian Baiti"/>
+        <a:font script="Viet" typeface="Times New Roman"/>
+        <a:font script="Uigh" typeface="Microsoft Uighur"/>
+        <a:font script="Geor" typeface="Sylfaen"/>
+      </a:majorFont>
+      <a:minorFont>
+        <a:latin typeface="Calibri"/>
+        <a:ea typeface=""/>
+        <a:cs typeface=""/>
+        <a:font script="Jpan" typeface="ＭＳ 明朝"/>
+        <a:font script="Hang" typeface="맑은 고딕"/>
+        <a:font script="Hans" typeface="宋体"/>
+        <a:font script="Hant" typeface="新細明體"/>
+        <a:font script="Arab" typeface="Arial"/>
+        <a:font script="Hebr" typeface="Arial"/>
+        <a:font script="Thai" typeface="Cordia New"/>
+        <a:font script="Ethi" typeface="Nyala"/>
+        <a:font script="Beng" typeface="Vrinda"/>
+        <a:font script="Gujr" typeface="Shruti"/>
+        <a:font script="Khmr" typeface="DaunPenh"/>
+        <a:font script="Knda" typeface="Tunga"/>
+        <a:font script="Guru" typeface="Raavi"/>
+        <a:font script="Cans" typeface="Euphemia"/>
+        <a:font script="Cher" typeface="Plantagenet Cherokee"/>
+        <a:font script="Yiii" typeface="Microsoft Yi Baiti"/>
+        <a:font script="Tibt" typeface="Microsoft Himalaya"/>
+        <a:font script="Thaa" typeface="MV Boli"/>
+        <a:font script="Deva" typeface="Mangal"/>
+        <a:font script="Telu" typeface="Gautami"/>
+        <a:font script="Taml" typeface="Latha"/>
+        <a:font script="Syrc" typeface="Estrangelo Edessa"/>
+        <a:font script="Orya" typeface="Kalinga"/>
+        <a:font script="Mlym" typeface="Kartika"/>
+        <a:font script="Laoo" typeface="DokChampa"/>
+        <a:font script="Sinh" typeface="Iskoola Pota"/>
+        <a:font script="Mong" typeface="Mongolian Baiti"/>
+        <a:font script="Viet" typeface="Arial"/>
+        <a:font script="Uigh" typeface="Microsoft Uighur"/>
+        <a:font script="Geor" typeface="Sylfaen"/>
+      </a:minorFont>
+    </a:fontScheme>
+    <a:fmtScheme name="Office">
+      <a:fillStyleLst>
+        <a:solidFill>
+          <a:schemeClr val="phClr"/>
+        </a:solidFill>
+        <a:gradFill rotWithShape="1">
+          <a:gsLst>
+            <a:gs pos="0">
+              <a:schemeClr val="phClr">
+                <a:tint val="50000"/>
+                <a:satMod val="300000"/>
+              </a:schemeClr>
+            </a:gs>
+            <a:gs pos="35000">
+              <a:schemeClr val="phClr">
+                <a:tint val="37000"/>
+                <a:satMod val="300000"/>
+              </a:schemeClr>
+            </a:gs>
+            <a:gs pos="100000">
+              <a:schemeClr val="phClr">
+                <a:tint val="15000"/>
+                <a:satMod val="350000"/>
+              </a:schemeClr>
+            </a:gs>
+          </a:gsLst>
+          <a:lin ang="16200000" scaled="1"/>
+        </a:gradFill>
+        <a:gradFill rotWithShape="1">
+          <a:gsLst>
+            <a:gs pos="0">
+              <a:schemeClr val="phClr">
+                <a:shade val="51000"/>
+                <a:satMod val="130000"/>
+              </a:schemeClr>
+            </a:gs>
+            <a:gs pos="80000">
+              <a:schemeClr val="phClr">
+                <a:shade val="93000"/>
+                <a:satMod val="130000"/>
+              </a:schemeClr>
+            </a:gs>
+            <a:gs pos="100000">
+              <a:schemeClr val="phClr">
+                <a:shade val="94000"/>
+                <a:satMod val="135000"/>
+              </a:schemeClr>
+            </a:gs>
+          </a:gsLst>
+          <a:lin ang="16200000" scaled="0"/>
+        </a:gradFill>
+      </a:fillStyleLst>
+      <a:lnStyleLst>
+        <a:ln w="9525" cap="flat" cmpd="sng" algn="ctr">
+          <a:solidFill>
+            <a:schemeClr val="phClr">
+              <a:shade val="95000"/>
+              <a:satMod val="105000"/>
+            </a:schemeClr>
+          </a:solidFill>
+          <a:prstDash val="solid"/>
+        </a:ln>
+        <a:ln w="25400" cap="flat" cmpd="sng" algn="ctr">
+          <a:solidFill>
+            <a:schemeClr val="phClr"/>
+          </a:solidFill>
+          <a:prstDash val="solid"/>
+        </a:ln>
+        <a:ln w="38100" cap="flat" cmpd="sng" algn="ctr">
+          <a:solidFill>
+            <a:schemeClr val="phClr"/>
+          </a:solidFill>
+          <a:prstDash val="solid"/>
+        </a:ln>
+      </a:lnStyleLst>
+      <a:effectStyleLst>
+        <a:effectStyle>
+          <a:effectLst>
+            <a:outerShdw blurRad="40000" dist="20000" dir="5400000" rotWithShape="0">
+              <a:srgbClr val="000000">
+                <a:alpha val="38000"/>
+              </a:srgbClr>
+            </a:outerShdw>
+          </a:effectLst>
+        </a:effectStyle>
+        <a:effectStyle>
+          <a:effectLst>
+            <a:outerShdw blurRad="40000" dist="23000" dir="5400000" rotWithShape="0">
+              <a:srgbClr val="000000">
+                <a:alpha val="35000"/>
+              </a:srgbClr>
+            </a:outerShdw>
+          </a:effectLst>
+        </a:effectStyle>
+        <a:effectStyle>
+          <a:effectLst>
+            <a:outerShdw blurRad="40000" dist="23000" dir="5400000" rotWithShape="0">
+              <a:srgbClr val="000000">
+                <a:alpha val="35000"/>
+              </a:srgbClr>
+            </a:outerShdw>
+          </a:effectLst>
+          <a:scene3d>
+            <a:camera prst="orthographicFront">
+              <a:rot lat="0" lon="0" rev="0"/>
+            </a:camera>
+            <a:lightRig rig="threePt" dir="t">
+              <a:rot lat="0" lon="0" rev="1200000"/>
+            </a:lightRig>
+          </a:scene3d>
+          <a:sp3d>
+            <a:bevelT w="63500" h="25400"/>
+          </a:sp3d>
+        </a:effectStyle>
+      </a:effectStyleLst>
+      <a:bgFillStyleLst>
+        <a:solidFill>
+          <a:schemeClr val="phClr"/>
+        </a:solidFill>
+        <a:gradFill rotWithShape="1">
+          <a:gsLst>
+            <a:gs pos="0">
+              <a:schemeClr val="phClr">
+                <a:tint val="40000"/>
+                <a:satMod val="350000"/>
+              </a:schemeClr>
+            </a:gs>
+            <a:gs pos="40000">
+              <a:schemeClr val="phClr">
+                <a:tint val="45000"/>
+                <a:satMod val="350000"/>
+                <a:shade val="99000"/>
+              </a:schemeClr>
+            </a:gs>
+            <a:gs pos="100000">
+              <a:schemeClr val="phClr">
+                <a:shade val="20000"/>
+                <a:satMod val="255000"/>
+              </a:schemeClr>
+            </a:gs>
+          </a:gsLst>
+          <a:path path="circle">
+            <a:fillToRect l="50000" t="-80000" r="50000" b="180000"/>
+          </a:path>
+        </a:gradFill>
+        <a:gradFill rotWithShape="1">
+          <a:gsLst>
+            <a:gs pos="0">
+              <a:schemeClr val="phClr">
+                <a:tint val="80000"/>
+                <a:satMod val="300000"/>
+              </a:schemeClr>
+            </a:gs>
+            <a:gs pos="100000">
+              <a:schemeClr val="phClr">
+                <a:shade val="30000"/>
+                <a:satMod val="200000"/>
+              </a:schemeClr>
+            </a:gs>
+          </a:gsLst>
+          <a:path path="circle">
+            <a:fillToRect l="50000" t="50000" r="50000" b="50000"/>
+          </a:path>
+        </a:gradFill>
+      </a:bgFillStyleLst>
+    </a:fmtScheme>
+  </a:themeElements>
+  <a:objectDefaults/>
+</a:theme>
 </file>